--- a/docs/05-documentacao-contexts.docx
+++ b/docs/05-documentacao-contexts.docx
@@ -22,7 +22,7 @@
         <w:jc w:val="center"/>
       </w:pPr>
       <w:r>
-        <w:t>Documentacao arquitetural</w:t>
+        <w:t>Documentação arquitetural</w:t>
       </w:r>
     </w:p>
     <w:tbl>
@@ -64,7 +64,7 @@
                 <w:b/>
                 <w:sz w:val="18"/>
               </w:rPr>
-              <w:t>Descricao</w:t>
+              <w:t>Descrição</w:t>
             </w:r>
           </w:p>
         </w:tc>
@@ -269,7 +269,7 @@
         <w:pStyle w:val="Ttulo1"/>
       </w:pPr>
       <w:r>
-        <w:t>1. Introducao</w:t>
+        <w:t>1. Introdução</w:t>
       </w:r>
     </w:p>
     <w:p>
@@ -310,13 +310,7 @@
         <w:rPr>
           <w:lang w:val="pt-BR"/>
         </w:rPr>
-        <w:t xml:space="preserve"> e um</w:t>
-      </w:r>
-      <w:r>
-        <w:rPr>
-          <w:lang w:val="pt-BR"/>
-        </w:rPr>
-        <w:t xml:space="preserve"> projeto </w:t>
+        <w:t xml:space="preserve"> é um projeto </w:t>
       </w:r>
       <w:r>
         <w:rPr>
@@ -335,7 +329,7 @@
         <w:rPr>
           <w:lang w:val="pt-BR"/>
         </w:rPr>
-        <w:t>microservicos</w:t>
+        <w:t>microsserviços</w:t>
       </w:r>
       <w:proofErr w:type="spellEnd"/>
       <w:r>
@@ -354,7 +348,7 @@
         <w:rPr>
           <w:lang w:val="pt-BR"/>
         </w:rPr>
-        <w:t xml:space="preserve"> e containerizacao</w:t>
+        <w:t xml:space="preserve"> e conteinerização</w:t>
       </w:r>
       <w:r>
         <w:rPr>
@@ -443,13 +437,7 @@
         <w:rPr>
           <w:lang w:val="pt-BR"/>
         </w:rPr>
-        <w:t xml:space="preserve"> de pedido p</w:t>
-      </w:r>
-      <w:r>
-        <w:rPr>
-          <w:lang w:val="pt-BR"/>
-        </w:rPr>
-        <w:t xml:space="preserve">ublica um evento no </w:t>
+        <w:t xml:space="preserve"> de pedido publica um evento no </w:t>
       </w:r>
       <w:proofErr w:type="spellStart"/>
       <w:r>
@@ -579,7 +567,7 @@
               <w:rPr>
                 <w:sz w:val="18"/>
               </w:rPr>
-              <w:t>Linguagem dos servicos</w:t>
+              <w:t>Linguagem dos serviços</w:t>
             </w:r>
           </w:p>
         </w:tc>
@@ -605,11 +593,26 @@
             <w:vAlign w:val="center"/>
           </w:tcPr>
           <w:p>
-            <w:r>
-              <w:rPr>
-                <w:sz w:val="18"/>
-              </w:rPr>
-              <w:t>APIs REST e aplicacao web</w:t>
+            <w:pPr>
+              <w:rPr>
+                <w:lang w:val="pt-BR"/>
+              </w:rPr>
+            </w:pPr>
+            <w:proofErr w:type="spellStart"/>
+            <w:r>
+              <w:rPr>
+                <w:sz w:val="18"/>
+                <w:lang w:val="pt-BR"/>
+              </w:rPr>
+              <w:t>APIs</w:t>
+            </w:r>
+            <w:proofErr w:type="spellEnd"/>
+            <w:r>
+              <w:rPr>
+                <w:sz w:val="18"/>
+                <w:lang w:val="pt-BR"/>
+              </w:rPr>
+              <w:t xml:space="preserve"> REST e aplicação web</w:t>
             </w:r>
           </w:p>
         </w:tc>
@@ -639,7 +642,7 @@
               <w:rPr>
                 <w:sz w:val="18"/>
               </w:rPr>
-              <w:t>Exposicao dos endpoints</w:t>
+              <w:t>Exposição dos endpoints</w:t>
             </w:r>
           </w:p>
         </w:tc>
@@ -669,7 +672,7 @@
               <w:rPr>
                 <w:sz w:val="18"/>
               </w:rPr>
-              <w:t>Persistencia</w:t>
+              <w:t>Persistência</w:t>
             </w:r>
           </w:p>
         </w:tc>
@@ -699,7 +702,7 @@
               <w:rPr>
                 <w:sz w:val="18"/>
               </w:rPr>
-              <w:t>Integracao com RabbitMQ</w:t>
+              <w:t>Integração com RabbitMQ</w:t>
             </w:r>
           </w:p>
         </w:tc>
@@ -789,7 +792,7 @@
               <w:rPr>
                 <w:sz w:val="18"/>
               </w:rPr>
-              <w:t>Execucao local do RabbitMQ</w:t>
+              <w:t>Execução local do RabbitMQ</w:t>
             </w:r>
           </w:p>
         </w:tc>
@@ -849,7 +852,7 @@
               <w:rPr>
                 <w:sz w:val="18"/>
               </w:rPr>
-              <w:t>Build dos servicos</w:t>
+              <w:t>Build dos serviços</w:t>
             </w:r>
           </w:p>
         </w:tc>
@@ -861,6 +864,7 @@
         <w:pStyle w:val="Ttulo1"/>
       </w:pPr>
       <w:r>
+        <w:lastRenderedPageBreak/>
         <w:t xml:space="preserve">3. </w:t>
       </w:r>
       <w:proofErr w:type="spellStart"/>
@@ -870,8 +874,130 @@
       <w:proofErr w:type="spellEnd"/>
     </w:p>
     <w:p>
-      <w:bookmarkStart w:id="0" w:name="_GoBack"/>
-      <w:bookmarkEnd w:id="0"/>
+      <w:pPr>
+        <w:spacing w:line="259" w:lineRule="auto"/>
+        <w:rPr>
+          <w:lang w:val="pt-BR"/>
+        </w:rPr>
+      </w:pPr>
+      <w:r>
+        <w:rPr>
+          <w:lang w:val="pt-BR"/>
+        </w:rPr>
+        <w:t xml:space="preserve">A divisão dos </w:t>
+      </w:r>
+      <w:proofErr w:type="spellStart"/>
+      <w:r>
+        <w:rPr>
+          <w:lang w:val="pt-BR"/>
+        </w:rPr>
+        <w:t>bounded</w:t>
+      </w:r>
+      <w:proofErr w:type="spellEnd"/>
+      <w:r>
+        <w:rPr>
+          <w:lang w:val="pt-BR"/>
+        </w:rPr>
+        <w:t xml:space="preserve"> </w:t>
+      </w:r>
+      <w:proofErr w:type="spellStart"/>
+      <w:r>
+        <w:rPr>
+          <w:lang w:val="pt-BR"/>
+        </w:rPr>
+        <w:t>contexts</w:t>
+      </w:r>
+      <w:proofErr w:type="spellEnd"/>
+      <w:r>
+        <w:rPr>
+          <w:lang w:val="pt-BR"/>
+        </w:rPr>
+        <w:t xml:space="preserve"> foi feita a partir das capacidades do fluxo de compra: catálogo, estoque, pedidos e experiência web. O objetivo não é criar um serviço para cada operação, mas separar responsabilidades que possuem regras, dados e motivos de mudança diferentes.</w:t>
+      </w:r>
+    </w:p>
+    <w:p>
+      <w:pPr>
+        <w:spacing w:line="259" w:lineRule="auto"/>
+        <w:rPr>
+          <w:lang w:val="pt-BR"/>
+        </w:rPr>
+      </w:pPr>
+      <w:r>
+        <w:rPr>
+          <w:lang w:val="pt-BR"/>
+        </w:rPr>
+        <w:t xml:space="preserve">Neste projeto, </w:t>
+      </w:r>
+      <w:proofErr w:type="spellStart"/>
+      <w:r>
+        <w:rPr>
+          <w:lang w:val="pt-BR"/>
+        </w:rPr>
+        <w:t>RabbitMQ</w:t>
+      </w:r>
+      <w:proofErr w:type="spellEnd"/>
+      <w:r>
+        <w:rPr>
+          <w:lang w:val="pt-BR"/>
+        </w:rPr>
+        <w:t xml:space="preserve">, banco de dados e </w:t>
+      </w:r>
+      <w:proofErr w:type="spellStart"/>
+      <w:r>
+        <w:rPr>
+          <w:lang w:val="pt-BR"/>
+        </w:rPr>
+        <w:t>Kubernetes</w:t>
+      </w:r>
+      <w:proofErr w:type="spellEnd"/>
+      <w:r>
+        <w:rPr>
+          <w:lang w:val="pt-BR"/>
+        </w:rPr>
+        <w:t xml:space="preserve"> são tratados como infraestrutura. Eles não são </w:t>
+      </w:r>
+      <w:proofErr w:type="spellStart"/>
+      <w:r>
+        <w:rPr>
+          <w:lang w:val="pt-BR"/>
+        </w:rPr>
+        <w:t>bounded</w:t>
+      </w:r>
+      <w:proofErr w:type="spellEnd"/>
+      <w:r>
+        <w:rPr>
+          <w:lang w:val="pt-BR"/>
+        </w:rPr>
+        <w:t xml:space="preserve"> </w:t>
+      </w:r>
+      <w:proofErr w:type="spellStart"/>
+      <w:r>
+        <w:rPr>
+          <w:lang w:val="pt-BR"/>
+        </w:rPr>
+        <w:t>contexts</w:t>
+      </w:r>
+      <w:proofErr w:type="spellEnd"/>
+      <w:r>
+        <w:rPr>
+          <w:lang w:val="pt-BR"/>
+        </w:rPr>
+        <w:t xml:space="preserve"> de negócio, mas ajudam os contextos a se comunicarem, persistirem dados e serem executados em ambiente distribuído.</w:t>
+      </w:r>
+    </w:p>
+    <w:p>
+      <w:pPr>
+        <w:pStyle w:val="Ttulo2"/>
+        <w:spacing w:line="259" w:lineRule="auto"/>
+      </w:pPr>
+      <w:r>
+        <w:t xml:space="preserve">3.1 Bounded contexts </w:t>
+      </w:r>
+      <w:proofErr w:type="spellStart"/>
+      <w:r>
+        <w:t>identificados</w:t>
+      </w:r>
+      <w:proofErr w:type="spellEnd"/>
     </w:p>
     <w:tbl>
       <w:tblPr>
@@ -880,56 +1006,141 @@
         <w:tblLook w:val="04A0" w:firstRow="1" w:lastRow="0" w:firstColumn="1" w:lastColumn="0" w:noHBand="0" w:noVBand="1"/>
       </w:tblPr>
       <w:tblGrid>
-        <w:gridCol w:w="3120"/>
-        <w:gridCol w:w="3120"/>
-        <w:gridCol w:w="3120"/>
+        <w:gridCol w:w="1775"/>
+        <w:gridCol w:w="2793"/>
+        <w:gridCol w:w="2242"/>
+        <w:gridCol w:w="2790"/>
       </w:tblGrid>
       <w:tr>
         <w:tc>
           <w:tcPr>
-            <w:tcW w:w="3120" w:type="dxa"/>
-            <w:shd w:val="clear" w:color="auto" w:fill="F2F4F7"/>
-            <w:vAlign w:val="center"/>
-          </w:tcPr>
-          <w:p>
+            <w:tcW w:w="1944" w:type="dxa"/>
+            <w:tcBorders>
+              <w:top w:val="single" w:sz="6" w:space="0" w:color="D9D9D9"/>
+              <w:left w:val="single" w:sz="6" w:space="0" w:color="D9D9D9"/>
+              <w:bottom w:val="single" w:sz="6" w:space="0" w:color="D9D9D9"/>
+              <w:right w:val="single" w:sz="6" w:space="0" w:color="D9D9D9"/>
+            </w:tcBorders>
+            <w:shd w:val="clear" w:color="auto" w:fill="1F4E79"/>
+            <w:tcMar>
+              <w:top w:w="120" w:type="dxa"/>
+              <w:left w:w="120" w:type="dxa"/>
+              <w:bottom w:w="120" w:type="dxa"/>
+              <w:right w:w="120" w:type="dxa"/>
+            </w:tcMar>
+            <w:vAlign w:val="center"/>
+          </w:tcPr>
+          <w:p>
+            <w:pPr>
+              <w:spacing w:after="40" w:line="252" w:lineRule="auto"/>
+              <w:jc w:val="center"/>
+            </w:pPr>
             <w:r>
               <w:rPr>
                 <w:b/>
-                <w:sz w:val="18"/>
-              </w:rPr>
-              <w:t>Servico</w:t>
-            </w:r>
-          </w:p>
-        </w:tc>
-        <w:tc>
-          <w:tcPr>
-            <w:tcW w:w="3120" w:type="dxa"/>
-            <w:shd w:val="clear" w:color="auto" w:fill="F2F4F7"/>
-            <w:vAlign w:val="center"/>
-          </w:tcPr>
-          <w:p>
+                <w:color w:val="FFFFFF"/>
+                <w:sz w:val="18"/>
+              </w:rPr>
+              <w:t>Contexto</w:t>
+            </w:r>
+          </w:p>
+        </w:tc>
+        <w:tc>
+          <w:tcPr>
+            <w:tcW w:w="3096" w:type="dxa"/>
+            <w:tcBorders>
+              <w:top w:val="single" w:sz="6" w:space="0" w:color="D9D9D9"/>
+              <w:left w:val="single" w:sz="6" w:space="0" w:color="D9D9D9"/>
+              <w:bottom w:val="single" w:sz="6" w:space="0" w:color="D9D9D9"/>
+              <w:right w:val="single" w:sz="6" w:space="0" w:color="D9D9D9"/>
+            </w:tcBorders>
+            <w:shd w:val="clear" w:color="auto" w:fill="1F4E79"/>
+            <w:tcMar>
+              <w:top w:w="120" w:type="dxa"/>
+              <w:left w:w="120" w:type="dxa"/>
+              <w:bottom w:w="120" w:type="dxa"/>
+              <w:right w:w="120" w:type="dxa"/>
+            </w:tcMar>
+            <w:vAlign w:val="center"/>
+          </w:tcPr>
+          <w:p>
+            <w:pPr>
+              <w:spacing w:after="40" w:line="252" w:lineRule="auto"/>
+              <w:jc w:val="center"/>
+            </w:pPr>
             <w:r>
               <w:rPr>
                 <w:b/>
-                <w:sz w:val="18"/>
-              </w:rPr>
-              <w:t>Porta</w:t>
-            </w:r>
-          </w:p>
-        </w:tc>
-        <w:tc>
-          <w:tcPr>
-            <w:tcW w:w="3120" w:type="dxa"/>
-            <w:shd w:val="clear" w:color="auto" w:fill="F2F4F7"/>
-            <w:vAlign w:val="center"/>
-          </w:tcPr>
-          <w:p>
+                <w:color w:val="FFFFFF"/>
+                <w:sz w:val="18"/>
+              </w:rPr>
+              <w:t>Responsabilidade e invariantes</w:t>
+            </w:r>
+          </w:p>
+        </w:tc>
+        <w:tc>
+          <w:tcPr>
+            <w:tcW w:w="2448" w:type="dxa"/>
+            <w:tcBorders>
+              <w:top w:val="single" w:sz="6" w:space="0" w:color="D9D9D9"/>
+              <w:left w:val="single" w:sz="6" w:space="0" w:color="D9D9D9"/>
+              <w:bottom w:val="single" w:sz="6" w:space="0" w:color="D9D9D9"/>
+              <w:right w:val="single" w:sz="6" w:space="0" w:color="D9D9D9"/>
+            </w:tcBorders>
+            <w:shd w:val="clear" w:color="auto" w:fill="1F4E79"/>
+            <w:tcMar>
+              <w:top w:w="120" w:type="dxa"/>
+              <w:left w:w="120" w:type="dxa"/>
+              <w:bottom w:w="120" w:type="dxa"/>
+              <w:right w:w="120" w:type="dxa"/>
+            </w:tcMar>
+            <w:vAlign w:val="center"/>
+          </w:tcPr>
+          <w:p>
+            <w:pPr>
+              <w:spacing w:after="40" w:line="252" w:lineRule="auto"/>
+              <w:jc w:val="center"/>
+            </w:pPr>
             <w:r>
               <w:rPr>
                 <w:b/>
-                <w:sz w:val="18"/>
-              </w:rPr>
-              <w:t>Responsabilidade</w:t>
+                <w:color w:val="FFFFFF"/>
+                <w:sz w:val="18"/>
+              </w:rPr>
+              <w:t>Dados sob autoridade</w:t>
+            </w:r>
+          </w:p>
+        </w:tc>
+        <w:tc>
+          <w:tcPr>
+            <w:tcW w:w="3096" w:type="dxa"/>
+            <w:tcBorders>
+              <w:top w:val="single" w:sz="6" w:space="0" w:color="D9D9D9"/>
+              <w:left w:val="single" w:sz="6" w:space="0" w:color="D9D9D9"/>
+              <w:bottom w:val="single" w:sz="6" w:space="0" w:color="D9D9D9"/>
+              <w:right w:val="single" w:sz="6" w:space="0" w:color="D9D9D9"/>
+            </w:tcBorders>
+            <w:shd w:val="clear" w:color="auto" w:fill="1F4E79"/>
+            <w:tcMar>
+              <w:top w:w="120" w:type="dxa"/>
+              <w:left w:w="120" w:type="dxa"/>
+              <w:bottom w:w="120" w:type="dxa"/>
+              <w:right w:w="120" w:type="dxa"/>
+            </w:tcMar>
+            <w:vAlign w:val="center"/>
+          </w:tcPr>
+          <w:p>
+            <w:pPr>
+              <w:spacing w:after="40" w:line="252" w:lineRule="auto"/>
+              <w:jc w:val="center"/>
+            </w:pPr>
+            <w:r>
+              <w:rPr>
+                <w:b/>
+                <w:color w:val="FFFFFF"/>
+                <w:sz w:val="18"/>
+              </w:rPr>
+              <w:t>Relações e contratos</w:t>
             </w:r>
           </w:p>
         </w:tc>
@@ -937,44 +1148,159 @@
       <w:tr>
         <w:tc>
           <w:tcPr>
-            <w:tcW w:w="3120" w:type="dxa"/>
-            <w:vAlign w:val="center"/>
-          </w:tcPr>
-          <w:p>
-            <w:r>
-              <w:rPr>
-                <w:sz w:val="18"/>
-              </w:rPr>
-              <w:lastRenderedPageBreak/>
-              <w:t>cloud-commerce</w:t>
-            </w:r>
-          </w:p>
-        </w:tc>
-        <w:tc>
-          <w:tcPr>
-            <w:tcW w:w="3120" w:type="dxa"/>
-            <w:vAlign w:val="center"/>
-          </w:tcPr>
-          <w:p>
-            <w:r>
-              <w:rPr>
-                <w:sz w:val="18"/>
-              </w:rPr>
-              <w:t>8081</w:t>
-            </w:r>
-          </w:p>
-        </w:tc>
-        <w:tc>
-          <w:tcPr>
-            <w:tcW w:w="3120" w:type="dxa"/>
-            <w:vAlign w:val="center"/>
-          </w:tcPr>
-          <w:p>
-            <w:r>
-              <w:rPr>
-                <w:sz w:val="18"/>
-              </w:rPr>
-              <w:t>Front web</w:t>
+            <w:tcW w:w="1944" w:type="dxa"/>
+            <w:tcBorders>
+              <w:top w:val="single" w:sz="6" w:space="0" w:color="D9D9D9"/>
+              <w:left w:val="single" w:sz="6" w:space="0" w:color="D9D9D9"/>
+              <w:bottom w:val="single" w:sz="6" w:space="0" w:color="D9D9D9"/>
+              <w:right w:val="single" w:sz="6" w:space="0" w:color="D9D9D9"/>
+            </w:tcBorders>
+            <w:tcMar>
+              <w:top w:w="120" w:type="dxa"/>
+              <w:left w:w="120" w:type="dxa"/>
+              <w:bottom w:w="120" w:type="dxa"/>
+              <w:right w:w="120" w:type="dxa"/>
+            </w:tcMar>
+            <w:vAlign w:val="center"/>
+          </w:tcPr>
+          <w:p>
+            <w:pPr>
+              <w:spacing w:after="40" w:line="252" w:lineRule="auto"/>
+            </w:pPr>
+            <w:r>
+              <w:rPr>
+                <w:sz w:val="18"/>
+              </w:rPr>
+              <w:t>Catálogo de Produtos</w:t>
+            </w:r>
+          </w:p>
+        </w:tc>
+        <w:tc>
+          <w:tcPr>
+            <w:tcW w:w="3096" w:type="dxa"/>
+            <w:tcBorders>
+              <w:top w:val="single" w:sz="6" w:space="0" w:color="D9D9D9"/>
+              <w:left w:val="single" w:sz="6" w:space="0" w:color="D9D9D9"/>
+              <w:bottom w:val="single" w:sz="6" w:space="0" w:color="D9D9D9"/>
+              <w:right w:val="single" w:sz="6" w:space="0" w:color="D9D9D9"/>
+            </w:tcBorders>
+            <w:tcMar>
+              <w:top w:w="120" w:type="dxa"/>
+              <w:left w:w="120" w:type="dxa"/>
+              <w:bottom w:w="120" w:type="dxa"/>
+              <w:right w:w="120" w:type="dxa"/>
+            </w:tcMar>
+            <w:vAlign w:val="center"/>
+          </w:tcPr>
+          <w:p>
+            <w:pPr>
+              <w:spacing w:after="40" w:line="252" w:lineRule="auto"/>
+              <w:rPr>
+                <w:lang w:val="pt-BR"/>
+              </w:rPr>
+            </w:pPr>
+            <w:r>
+              <w:rPr>
+                <w:sz w:val="18"/>
+                <w:lang w:val="pt-BR"/>
+              </w:rPr>
+              <w:t>Mantém os produtos disponíveis para venda. Produto deve possuir identificação, nome, descrição e preço.</w:t>
+            </w:r>
+          </w:p>
+        </w:tc>
+        <w:tc>
+          <w:tcPr>
+            <w:tcW w:w="2448" w:type="dxa"/>
+            <w:tcBorders>
+              <w:top w:val="single" w:sz="6" w:space="0" w:color="D9D9D9"/>
+              <w:left w:val="single" w:sz="6" w:space="0" w:color="D9D9D9"/>
+              <w:bottom w:val="single" w:sz="6" w:space="0" w:color="D9D9D9"/>
+              <w:right w:val="single" w:sz="6" w:space="0" w:color="D9D9D9"/>
+            </w:tcBorders>
+            <w:tcMar>
+              <w:top w:w="120" w:type="dxa"/>
+              <w:left w:w="120" w:type="dxa"/>
+              <w:bottom w:w="120" w:type="dxa"/>
+              <w:right w:w="120" w:type="dxa"/>
+            </w:tcMar>
+            <w:vAlign w:val="center"/>
+          </w:tcPr>
+          <w:p>
+            <w:pPr>
+              <w:spacing w:after="40" w:line="252" w:lineRule="auto"/>
+              <w:rPr>
+                <w:lang w:val="pt-BR"/>
+              </w:rPr>
+            </w:pPr>
+            <w:r>
+              <w:rPr>
+                <w:sz w:val="18"/>
+                <w:lang w:val="pt-BR"/>
+              </w:rPr>
+              <w:t>Produto, descrição, preço e dados de exibição do catálogo.</w:t>
+            </w:r>
+          </w:p>
+        </w:tc>
+        <w:tc>
+          <w:tcPr>
+            <w:tcW w:w="3096" w:type="dxa"/>
+            <w:tcBorders>
+              <w:top w:val="single" w:sz="6" w:space="0" w:color="D9D9D9"/>
+              <w:left w:val="single" w:sz="6" w:space="0" w:color="D9D9D9"/>
+              <w:bottom w:val="single" w:sz="6" w:space="0" w:color="D9D9D9"/>
+              <w:right w:val="single" w:sz="6" w:space="0" w:color="D9D9D9"/>
+            </w:tcBorders>
+            <w:tcMar>
+              <w:top w:w="120" w:type="dxa"/>
+              <w:left w:w="120" w:type="dxa"/>
+              <w:bottom w:w="120" w:type="dxa"/>
+              <w:right w:w="120" w:type="dxa"/>
+            </w:tcMar>
+            <w:vAlign w:val="center"/>
+          </w:tcPr>
+          <w:p>
+            <w:pPr>
+              <w:spacing w:after="40" w:line="252" w:lineRule="auto"/>
+              <w:rPr>
+                <w:lang w:val="pt-BR"/>
+              </w:rPr>
+            </w:pPr>
+            <w:proofErr w:type="spellStart"/>
+            <w:r>
+              <w:rPr>
+                <w:sz w:val="18"/>
+              </w:rPr>
+              <w:t>Fornece</w:t>
+            </w:r>
+            <w:proofErr w:type="spellEnd"/>
+            <w:r>
+              <w:rPr>
+                <w:sz w:val="18"/>
+              </w:rPr>
+              <w:t xml:space="preserve"> endpoints REST para consulta pelo front-end. </w:t>
+            </w:r>
+            <w:r>
+              <w:rPr>
+                <w:sz w:val="18"/>
+                <w:lang w:val="pt-BR"/>
+              </w:rPr>
+              <w:t xml:space="preserve">Os demais contextos usam </w:t>
+            </w:r>
+            <w:proofErr w:type="spellStart"/>
+            <w:r>
+              <w:rPr>
+                <w:sz w:val="18"/>
+                <w:lang w:val="pt-BR"/>
+              </w:rPr>
+              <w:t>produtoId</w:t>
+            </w:r>
+            <w:proofErr w:type="spellEnd"/>
+            <w:r>
+              <w:rPr>
+                <w:sz w:val="18"/>
+                <w:lang w:val="pt-BR"/>
+              </w:rPr>
+              <w:t xml:space="preserve"> como referência, sem alterar o catálogo.</w:t>
             </w:r>
           </w:p>
         </w:tc>
@@ -982,43 +1308,183 @@
       <w:tr>
         <w:tc>
           <w:tcPr>
-            <w:tcW w:w="3120" w:type="dxa"/>
-            <w:vAlign w:val="center"/>
-          </w:tcPr>
-          <w:p>
-            <w:r>
-              <w:rPr>
-                <w:sz w:val="18"/>
-              </w:rPr>
-              <w:t>produto</w:t>
-            </w:r>
-          </w:p>
-        </w:tc>
-        <w:tc>
-          <w:tcPr>
-            <w:tcW w:w="3120" w:type="dxa"/>
-            <w:vAlign w:val="center"/>
-          </w:tcPr>
-          <w:p>
-            <w:r>
-              <w:rPr>
-                <w:sz w:val="18"/>
-              </w:rPr>
-              <w:t>8082</w:t>
-            </w:r>
-          </w:p>
-        </w:tc>
-        <w:tc>
-          <w:tcPr>
-            <w:tcW w:w="3120" w:type="dxa"/>
-            <w:vAlign w:val="center"/>
-          </w:tcPr>
-          <w:p>
-            <w:r>
-              <w:rPr>
-                <w:sz w:val="18"/>
-              </w:rPr>
-              <w:t>Catalogo de produtos</w:t>
+            <w:tcW w:w="1944" w:type="dxa"/>
+            <w:tcBorders>
+              <w:top w:val="single" w:sz="6" w:space="0" w:color="D9D9D9"/>
+              <w:left w:val="single" w:sz="6" w:space="0" w:color="D9D9D9"/>
+              <w:bottom w:val="single" w:sz="6" w:space="0" w:color="D9D9D9"/>
+              <w:right w:val="single" w:sz="6" w:space="0" w:color="D9D9D9"/>
+            </w:tcBorders>
+            <w:shd w:val="clear" w:color="auto" w:fill="F3F6FA"/>
+            <w:tcMar>
+              <w:top w:w="120" w:type="dxa"/>
+              <w:left w:w="120" w:type="dxa"/>
+              <w:bottom w:w="120" w:type="dxa"/>
+              <w:right w:w="120" w:type="dxa"/>
+            </w:tcMar>
+            <w:vAlign w:val="center"/>
+          </w:tcPr>
+          <w:p>
+            <w:pPr>
+              <w:spacing w:after="40" w:line="252" w:lineRule="auto"/>
+            </w:pPr>
+            <w:proofErr w:type="spellStart"/>
+            <w:r>
+              <w:rPr>
+                <w:sz w:val="18"/>
+              </w:rPr>
+              <w:t>Estoque</w:t>
+            </w:r>
+            <w:proofErr w:type="spellEnd"/>
+          </w:p>
+        </w:tc>
+        <w:tc>
+          <w:tcPr>
+            <w:tcW w:w="3096" w:type="dxa"/>
+            <w:tcBorders>
+              <w:top w:val="single" w:sz="6" w:space="0" w:color="D9D9D9"/>
+              <w:left w:val="single" w:sz="6" w:space="0" w:color="D9D9D9"/>
+              <w:bottom w:val="single" w:sz="6" w:space="0" w:color="D9D9D9"/>
+              <w:right w:val="single" w:sz="6" w:space="0" w:color="D9D9D9"/>
+            </w:tcBorders>
+            <w:shd w:val="clear" w:color="auto" w:fill="F3F6FA"/>
+            <w:tcMar>
+              <w:top w:w="120" w:type="dxa"/>
+              <w:left w:w="120" w:type="dxa"/>
+              <w:bottom w:w="120" w:type="dxa"/>
+              <w:right w:w="120" w:type="dxa"/>
+            </w:tcMar>
+            <w:vAlign w:val="center"/>
+          </w:tcPr>
+          <w:p>
+            <w:pPr>
+              <w:spacing w:after="40" w:line="252" w:lineRule="auto"/>
+              <w:rPr>
+                <w:lang w:val="pt-BR"/>
+              </w:rPr>
+            </w:pPr>
+            <w:r>
+              <w:rPr>
+                <w:sz w:val="18"/>
+                <w:lang w:val="pt-BR"/>
+              </w:rPr>
+              <w:t>Controla disponibilidade e baixa de itens. A quantidade não pode ficar negativa e a reserva só ocorre quando existe saldo suficiente.</w:t>
+            </w:r>
+          </w:p>
+        </w:tc>
+        <w:tc>
+          <w:tcPr>
+            <w:tcW w:w="2448" w:type="dxa"/>
+            <w:tcBorders>
+              <w:top w:val="single" w:sz="6" w:space="0" w:color="D9D9D9"/>
+              <w:left w:val="single" w:sz="6" w:space="0" w:color="D9D9D9"/>
+              <w:bottom w:val="single" w:sz="6" w:space="0" w:color="D9D9D9"/>
+              <w:right w:val="single" w:sz="6" w:space="0" w:color="D9D9D9"/>
+            </w:tcBorders>
+            <w:shd w:val="clear" w:color="auto" w:fill="F3F6FA"/>
+            <w:tcMar>
+              <w:top w:w="120" w:type="dxa"/>
+              <w:left w:w="120" w:type="dxa"/>
+              <w:bottom w:w="120" w:type="dxa"/>
+              <w:right w:w="120" w:type="dxa"/>
+            </w:tcMar>
+            <w:vAlign w:val="center"/>
+          </w:tcPr>
+          <w:p>
+            <w:pPr>
+              <w:spacing w:after="40" w:line="252" w:lineRule="auto"/>
+              <w:rPr>
+                <w:lang w:val="pt-BR"/>
+              </w:rPr>
+            </w:pPr>
+            <w:r>
+              <w:rPr>
+                <w:sz w:val="18"/>
+                <w:lang w:val="pt-BR"/>
+              </w:rPr>
+              <w:t>Quantidade disponível por produto e registros de disponibilidade.</w:t>
+            </w:r>
+          </w:p>
+        </w:tc>
+        <w:tc>
+          <w:tcPr>
+            <w:tcW w:w="3096" w:type="dxa"/>
+            <w:tcBorders>
+              <w:top w:val="single" w:sz="6" w:space="0" w:color="D9D9D9"/>
+              <w:left w:val="single" w:sz="6" w:space="0" w:color="D9D9D9"/>
+              <w:bottom w:val="single" w:sz="6" w:space="0" w:color="D9D9D9"/>
+              <w:right w:val="single" w:sz="6" w:space="0" w:color="D9D9D9"/>
+            </w:tcBorders>
+            <w:shd w:val="clear" w:color="auto" w:fill="F3F6FA"/>
+            <w:tcMar>
+              <w:top w:w="120" w:type="dxa"/>
+              <w:left w:w="120" w:type="dxa"/>
+              <w:bottom w:w="120" w:type="dxa"/>
+              <w:right w:w="120" w:type="dxa"/>
+            </w:tcMar>
+            <w:vAlign w:val="center"/>
+          </w:tcPr>
+          <w:p>
+            <w:pPr>
+              <w:spacing w:after="40" w:line="252" w:lineRule="auto"/>
+              <w:rPr>
+                <w:lang w:val="pt-BR"/>
+              </w:rPr>
+            </w:pPr>
+            <w:r>
+              <w:rPr>
+                <w:sz w:val="18"/>
+                <w:lang w:val="pt-BR"/>
+              </w:rPr>
+              <w:t xml:space="preserve">Expõe consulta REST para tela de estoque. Consome </w:t>
+            </w:r>
+            <w:proofErr w:type="spellStart"/>
+            <w:r>
+              <w:rPr>
+                <w:sz w:val="18"/>
+                <w:lang w:val="pt-BR"/>
+              </w:rPr>
+              <w:t>pedido.solicitado</w:t>
+            </w:r>
+            <w:proofErr w:type="spellEnd"/>
+            <w:r>
+              <w:rPr>
+                <w:sz w:val="18"/>
+                <w:lang w:val="pt-BR"/>
+              </w:rPr>
+              <w:t xml:space="preserve"> e publica </w:t>
+            </w:r>
+            <w:proofErr w:type="spellStart"/>
+            <w:r>
+              <w:rPr>
+                <w:sz w:val="18"/>
+                <w:lang w:val="pt-BR"/>
+              </w:rPr>
+              <w:t>estoque.resposta</w:t>
+            </w:r>
+            <w:proofErr w:type="spellEnd"/>
+            <w:r>
+              <w:rPr>
+                <w:sz w:val="18"/>
+                <w:lang w:val="pt-BR"/>
+              </w:rPr>
+              <w:t xml:space="preserve"> via </w:t>
+            </w:r>
+            <w:proofErr w:type="spellStart"/>
+            <w:r>
+              <w:rPr>
+                <w:sz w:val="18"/>
+                <w:lang w:val="pt-BR"/>
+              </w:rPr>
+              <w:t>RabbitMQ</w:t>
+            </w:r>
+            <w:proofErr w:type="spellEnd"/>
+            <w:r>
+              <w:rPr>
+                <w:sz w:val="18"/>
+                <w:lang w:val="pt-BR"/>
+              </w:rPr>
+              <w:t>.</w:t>
             </w:r>
           </w:p>
         </w:tc>
@@ -1026,39 +1492,55 @@
       <w:tr>
         <w:tc>
           <w:tcPr>
-            <w:tcW w:w="3120" w:type="dxa"/>
-            <w:vAlign w:val="center"/>
-          </w:tcPr>
-          <w:p>
-            <w:r>
-              <w:rPr>
-                <w:sz w:val="18"/>
-              </w:rPr>
-              <w:t>estoque</w:t>
-            </w:r>
-          </w:p>
-        </w:tc>
-        <w:tc>
-          <w:tcPr>
-            <w:tcW w:w="3120" w:type="dxa"/>
-            <w:vAlign w:val="center"/>
-          </w:tcPr>
-          <w:p>
-            <w:r>
-              <w:rPr>
-                <w:sz w:val="18"/>
-              </w:rPr>
-              <w:t>8083</w:t>
-            </w:r>
-          </w:p>
-        </w:tc>
-        <w:tc>
-          <w:tcPr>
-            <w:tcW w:w="3120" w:type="dxa"/>
+            <w:tcW w:w="1944" w:type="dxa"/>
+            <w:tcBorders>
+              <w:top w:val="single" w:sz="6" w:space="0" w:color="D9D9D9"/>
+              <w:left w:val="single" w:sz="6" w:space="0" w:color="D9D9D9"/>
+              <w:bottom w:val="single" w:sz="6" w:space="0" w:color="D9D9D9"/>
+              <w:right w:val="single" w:sz="6" w:space="0" w:color="D9D9D9"/>
+            </w:tcBorders>
+            <w:tcMar>
+              <w:top w:w="120" w:type="dxa"/>
+              <w:left w:w="120" w:type="dxa"/>
+              <w:bottom w:w="120" w:type="dxa"/>
+              <w:right w:w="120" w:type="dxa"/>
+            </w:tcMar>
             <w:vAlign w:val="center"/>
           </w:tcPr>
           <w:p>
             <w:pPr>
+              <w:spacing w:after="40" w:line="252" w:lineRule="auto"/>
+            </w:pPr>
+            <w:proofErr w:type="spellStart"/>
+            <w:r>
+              <w:rPr>
+                <w:sz w:val="18"/>
+              </w:rPr>
+              <w:t>Pedidos</w:t>
+            </w:r>
+            <w:proofErr w:type="spellEnd"/>
+          </w:p>
+        </w:tc>
+        <w:tc>
+          <w:tcPr>
+            <w:tcW w:w="3096" w:type="dxa"/>
+            <w:tcBorders>
+              <w:top w:val="single" w:sz="6" w:space="0" w:color="D9D9D9"/>
+              <w:left w:val="single" w:sz="6" w:space="0" w:color="D9D9D9"/>
+              <w:bottom w:val="single" w:sz="6" w:space="0" w:color="D9D9D9"/>
+              <w:right w:val="single" w:sz="6" w:space="0" w:color="D9D9D9"/>
+            </w:tcBorders>
+            <w:tcMar>
+              <w:top w:w="120" w:type="dxa"/>
+              <w:left w:w="120" w:type="dxa"/>
+              <w:bottom w:w="120" w:type="dxa"/>
+              <w:right w:w="120" w:type="dxa"/>
+            </w:tcMar>
+            <w:vAlign w:val="center"/>
+          </w:tcPr>
+          <w:p>
+            <w:pPr>
+              <w:spacing w:after="40" w:line="252" w:lineRule="auto"/>
               <w:rPr>
                 <w:lang w:val="pt-BR"/>
               </w:rPr>
@@ -1068,7 +1550,105 @@
                 <w:sz w:val="18"/>
                 <w:lang w:val="pt-BR"/>
               </w:rPr>
-              <w:t>Consulta e baixa de estoque</w:t>
+              <w:t>Registra a intenção de compra e controla o ciclo de vida do pedido. Um pedido nasce PROCESSANDO e termina PROCESSADO ou SEM_ESTOQUE.</w:t>
+            </w:r>
+          </w:p>
+        </w:tc>
+        <w:tc>
+          <w:tcPr>
+            <w:tcW w:w="2448" w:type="dxa"/>
+            <w:tcBorders>
+              <w:top w:val="single" w:sz="6" w:space="0" w:color="D9D9D9"/>
+              <w:left w:val="single" w:sz="6" w:space="0" w:color="D9D9D9"/>
+              <w:bottom w:val="single" w:sz="6" w:space="0" w:color="D9D9D9"/>
+              <w:right w:val="single" w:sz="6" w:space="0" w:color="D9D9D9"/>
+            </w:tcBorders>
+            <w:tcMar>
+              <w:top w:w="120" w:type="dxa"/>
+              <w:left w:w="120" w:type="dxa"/>
+              <w:bottom w:w="120" w:type="dxa"/>
+              <w:right w:w="120" w:type="dxa"/>
+            </w:tcMar>
+            <w:vAlign w:val="center"/>
+          </w:tcPr>
+          <w:p>
+            <w:pPr>
+              <w:spacing w:after="40" w:line="252" w:lineRule="auto"/>
+              <w:rPr>
+                <w:lang w:val="pt-BR"/>
+              </w:rPr>
+            </w:pPr>
+            <w:r>
+              <w:rPr>
+                <w:sz w:val="18"/>
+                <w:lang w:val="pt-BR"/>
+              </w:rPr>
+              <w:t>Pedido, itens do pedido, valor total, status e datas do fluxo.</w:t>
+            </w:r>
+          </w:p>
+        </w:tc>
+        <w:tc>
+          <w:tcPr>
+            <w:tcW w:w="3096" w:type="dxa"/>
+            <w:tcBorders>
+              <w:top w:val="single" w:sz="6" w:space="0" w:color="D9D9D9"/>
+              <w:left w:val="single" w:sz="6" w:space="0" w:color="D9D9D9"/>
+              <w:bottom w:val="single" w:sz="6" w:space="0" w:color="D9D9D9"/>
+              <w:right w:val="single" w:sz="6" w:space="0" w:color="D9D9D9"/>
+            </w:tcBorders>
+            <w:tcMar>
+              <w:top w:w="120" w:type="dxa"/>
+              <w:left w:w="120" w:type="dxa"/>
+              <w:bottom w:w="120" w:type="dxa"/>
+              <w:right w:w="120" w:type="dxa"/>
+            </w:tcMar>
+            <w:vAlign w:val="center"/>
+          </w:tcPr>
+          <w:p>
+            <w:pPr>
+              <w:spacing w:after="40" w:line="252" w:lineRule="auto"/>
+              <w:rPr>
+                <w:lang w:val="pt-BR"/>
+              </w:rPr>
+            </w:pPr>
+            <w:r>
+              <w:rPr>
+                <w:sz w:val="18"/>
+                <w:lang w:val="pt-BR"/>
+              </w:rPr>
+              <w:t xml:space="preserve">Recebe POST /pedidos, publica </w:t>
+            </w:r>
+            <w:proofErr w:type="spellStart"/>
+            <w:r>
+              <w:rPr>
+                <w:sz w:val="18"/>
+                <w:lang w:val="pt-BR"/>
+              </w:rPr>
+              <w:t>pedido.solicitado</w:t>
+            </w:r>
+            <w:proofErr w:type="spellEnd"/>
+            <w:r>
+              <w:rPr>
+                <w:sz w:val="18"/>
+                <w:lang w:val="pt-BR"/>
+              </w:rPr>
+              <w:t xml:space="preserve">, consome </w:t>
+            </w:r>
+            <w:proofErr w:type="spellStart"/>
+            <w:r>
+              <w:rPr>
+                <w:sz w:val="18"/>
+                <w:lang w:val="pt-BR"/>
+              </w:rPr>
+              <w:t>estoque.resposta</w:t>
+            </w:r>
+            <w:proofErr w:type="spellEnd"/>
+            <w:r>
+              <w:rPr>
+                <w:sz w:val="18"/>
+                <w:lang w:val="pt-BR"/>
+              </w:rPr>
+              <w:t xml:space="preserve"> e emite auditoria para pedidos sem retorno.</w:t>
             </w:r>
           </w:p>
         </w:tc>
@@ -1076,52 +1656,81 @@
       <w:tr>
         <w:tc>
           <w:tcPr>
-            <w:tcW w:w="3120" w:type="dxa"/>
-            <w:vAlign w:val="center"/>
-          </w:tcPr>
-          <w:p>
-            <w:proofErr w:type="spellStart"/>
-            <w:r>
-              <w:rPr>
-                <w:sz w:val="18"/>
-              </w:rPr>
-              <w:t>pedido</w:t>
-            </w:r>
-            <w:proofErr w:type="spellEnd"/>
-          </w:p>
-        </w:tc>
-        <w:tc>
-          <w:tcPr>
-            <w:tcW w:w="3120" w:type="dxa"/>
-            <w:vAlign w:val="center"/>
-          </w:tcPr>
-          <w:p>
-            <w:r>
-              <w:rPr>
-                <w:sz w:val="18"/>
-              </w:rPr>
-              <w:t>8084</w:t>
-            </w:r>
-          </w:p>
-        </w:tc>
-        <w:tc>
-          <w:tcPr>
-            <w:tcW w:w="3120" w:type="dxa"/>
+            <w:tcW w:w="1944" w:type="dxa"/>
+            <w:tcBorders>
+              <w:top w:val="single" w:sz="6" w:space="0" w:color="D9D9D9"/>
+              <w:left w:val="single" w:sz="6" w:space="0" w:color="D9D9D9"/>
+              <w:bottom w:val="single" w:sz="6" w:space="0" w:color="D9D9D9"/>
+              <w:right w:val="single" w:sz="6" w:space="0" w:color="D9D9D9"/>
+            </w:tcBorders>
+            <w:shd w:val="clear" w:color="auto" w:fill="F3F6FA"/>
+            <w:tcMar>
+              <w:top w:w="120" w:type="dxa"/>
+              <w:left w:w="120" w:type="dxa"/>
+              <w:bottom w:w="120" w:type="dxa"/>
+              <w:right w:w="120" w:type="dxa"/>
+            </w:tcMar>
             <w:vAlign w:val="center"/>
           </w:tcPr>
           <w:p>
             <w:pPr>
-              <w:rPr>
-                <w:lang w:val="pt-BR"/>
-              </w:rPr>
+              <w:spacing w:after="40" w:line="252" w:lineRule="auto"/>
             </w:pPr>
             <w:proofErr w:type="spellStart"/>
             <w:r>
               <w:rPr>
                 <w:sz w:val="18"/>
+              </w:rPr>
+              <w:t>Experiência</w:t>
+            </w:r>
+            <w:proofErr w:type="spellEnd"/>
+            <w:r>
+              <w:rPr>
+                <w:sz w:val="18"/>
+              </w:rPr>
+              <w:t xml:space="preserve"> Web</w:t>
+            </w:r>
+          </w:p>
+        </w:tc>
+        <w:tc>
+          <w:tcPr>
+            <w:tcW w:w="3096" w:type="dxa"/>
+            <w:tcBorders>
+              <w:top w:val="single" w:sz="6" w:space="0" w:color="D9D9D9"/>
+              <w:left w:val="single" w:sz="6" w:space="0" w:color="D9D9D9"/>
+              <w:bottom w:val="single" w:sz="6" w:space="0" w:color="D9D9D9"/>
+              <w:right w:val="single" w:sz="6" w:space="0" w:color="D9D9D9"/>
+            </w:tcBorders>
+            <w:shd w:val="clear" w:color="auto" w:fill="F3F6FA"/>
+            <w:tcMar>
+              <w:top w:w="120" w:type="dxa"/>
+              <w:left w:w="120" w:type="dxa"/>
+              <w:bottom w:w="120" w:type="dxa"/>
+              <w:right w:w="120" w:type="dxa"/>
+            </w:tcMar>
+            <w:vAlign w:val="center"/>
+          </w:tcPr>
+          <w:p>
+            <w:pPr>
+              <w:spacing w:after="40" w:line="252" w:lineRule="auto"/>
+              <w:rPr>
                 <w:lang w:val="pt-BR"/>
               </w:rPr>
-              <w:t>Criacao</w:t>
+            </w:pPr>
+            <w:r>
+              <w:rPr>
+                <w:sz w:val="18"/>
+                <w:lang w:val="pt-BR"/>
+              </w:rPr>
+              <w:t xml:space="preserve">Apresenta catálogo, estoque e pedidos para o usuário. O carrinho fica no </w:t>
+            </w:r>
+            <w:proofErr w:type="spellStart"/>
+            <w:r>
+              <w:rPr>
+                <w:sz w:val="18"/>
+                <w:lang w:val="pt-BR"/>
+              </w:rPr>
+              <w:t>localStorage</w:t>
             </w:r>
             <w:proofErr w:type="spellEnd"/>
             <w:r>
@@ -1129,93 +1738,1893 @@
                 <w:sz w:val="18"/>
                 <w:lang w:val="pt-BR"/>
               </w:rPr>
-              <w:t>, status e auditoria de pedidos</w:t>
-            </w:r>
-          </w:p>
-        </w:tc>
-      </w:tr>
-      <w:tr>
-        <w:tc>
-          <w:tcPr>
-            <w:tcW w:w="3120" w:type="dxa"/>
-            <w:vAlign w:val="center"/>
-          </w:tcPr>
-          <w:p>
-            <w:proofErr w:type="spellStart"/>
-            <w:r>
-              <w:rPr>
-                <w:sz w:val="18"/>
-              </w:rPr>
-              <w:t>rabbitmq</w:t>
-            </w:r>
-            <w:proofErr w:type="spellEnd"/>
-          </w:p>
-        </w:tc>
-        <w:tc>
-          <w:tcPr>
-            <w:tcW w:w="3120" w:type="dxa"/>
-            <w:vAlign w:val="center"/>
-          </w:tcPr>
-          <w:p>
-            <w:r>
-              <w:rPr>
-                <w:sz w:val="18"/>
-              </w:rPr>
-              <w:t>5672 / 15672</w:t>
-            </w:r>
-          </w:p>
-        </w:tc>
-        <w:tc>
-          <w:tcPr>
-            <w:tcW w:w="3120" w:type="dxa"/>
-            <w:vAlign w:val="center"/>
-          </w:tcPr>
-          <w:p>
-            <w:r>
-              <w:rPr>
-                <w:sz w:val="18"/>
-              </w:rPr>
-              <w:t xml:space="preserve">Mensageria e painel </w:t>
-            </w:r>
-            <w:r>
-              <w:rPr>
-                <w:sz w:val="18"/>
-              </w:rPr>
-              <w:t>administrativo</w:t>
+              <w:t xml:space="preserve"> para permitir simular sessões concorrentes.</w:t>
+            </w:r>
+          </w:p>
+        </w:tc>
+        <w:tc>
+          <w:tcPr>
+            <w:tcW w:w="2448" w:type="dxa"/>
+            <w:tcBorders>
+              <w:top w:val="single" w:sz="6" w:space="0" w:color="D9D9D9"/>
+              <w:left w:val="single" w:sz="6" w:space="0" w:color="D9D9D9"/>
+              <w:bottom w:val="single" w:sz="6" w:space="0" w:color="D9D9D9"/>
+              <w:right w:val="single" w:sz="6" w:space="0" w:color="D9D9D9"/>
+            </w:tcBorders>
+            <w:shd w:val="clear" w:color="auto" w:fill="F3F6FA"/>
+            <w:tcMar>
+              <w:top w:w="120" w:type="dxa"/>
+              <w:left w:w="120" w:type="dxa"/>
+              <w:bottom w:w="120" w:type="dxa"/>
+              <w:right w:w="120" w:type="dxa"/>
+            </w:tcMar>
+            <w:vAlign w:val="center"/>
+          </w:tcPr>
+          <w:p>
+            <w:pPr>
+              <w:spacing w:after="40" w:line="252" w:lineRule="auto"/>
+              <w:rPr>
+                <w:lang w:val="pt-BR"/>
+              </w:rPr>
+            </w:pPr>
+            <w:r>
+              <w:rPr>
+                <w:sz w:val="18"/>
+                <w:lang w:val="pt-BR"/>
+              </w:rPr>
+              <w:t>Estado visual da tela e carrinho local do navegador.</w:t>
+            </w:r>
+          </w:p>
+        </w:tc>
+        <w:tc>
+          <w:tcPr>
+            <w:tcW w:w="3096" w:type="dxa"/>
+            <w:tcBorders>
+              <w:top w:val="single" w:sz="6" w:space="0" w:color="D9D9D9"/>
+              <w:left w:val="single" w:sz="6" w:space="0" w:color="D9D9D9"/>
+              <w:bottom w:val="single" w:sz="6" w:space="0" w:color="D9D9D9"/>
+              <w:right w:val="single" w:sz="6" w:space="0" w:color="D9D9D9"/>
+            </w:tcBorders>
+            <w:shd w:val="clear" w:color="auto" w:fill="F3F6FA"/>
+            <w:tcMar>
+              <w:top w:w="120" w:type="dxa"/>
+              <w:left w:w="120" w:type="dxa"/>
+              <w:bottom w:w="120" w:type="dxa"/>
+              <w:right w:w="120" w:type="dxa"/>
+            </w:tcMar>
+            <w:vAlign w:val="center"/>
+          </w:tcPr>
+          <w:p>
+            <w:pPr>
+              <w:spacing w:after="40" w:line="252" w:lineRule="auto"/>
+              <w:rPr>
+                <w:lang w:val="pt-BR"/>
+              </w:rPr>
+            </w:pPr>
+            <w:r>
+              <w:rPr>
+                <w:sz w:val="18"/>
+                <w:lang w:val="pt-BR"/>
+              </w:rPr>
+              <w:t>Consulta produto, estoque e pedido por HTTP. Envia a criação do pedido ao contexto de pedidos.</w:t>
             </w:r>
           </w:p>
         </w:tc>
       </w:tr>
     </w:tbl>
-    <w:p/>
     <w:p>
       <w:pPr>
-        <w:pStyle w:val="CodeBlock"/>
+        <w:spacing w:line="259" w:lineRule="auto"/>
         <w:rPr>
-          <w:rFonts w:hint="eastAsia"/>
           <w:lang w:val="pt-BR"/>
         </w:rPr>
       </w:pPr>
+    </w:p>
+    <w:p>
+      <w:pPr>
+        <w:pStyle w:val="Ttulo2"/>
+        <w:spacing w:line="259" w:lineRule="auto"/>
+      </w:pPr>
+      <w:r>
+        <w:t xml:space="preserve">3.2 </w:t>
+      </w:r>
+      <w:proofErr w:type="spellStart"/>
+      <w:r>
+        <w:t>Limites</w:t>
+      </w:r>
+      <w:proofErr w:type="spellEnd"/>
+      <w:r>
+        <w:t xml:space="preserve"> entre </w:t>
+      </w:r>
+      <w:proofErr w:type="spellStart"/>
+      <w:r>
+        <w:t>os</w:t>
+      </w:r>
+      <w:proofErr w:type="spellEnd"/>
+      <w:r>
+        <w:t xml:space="preserve"> </w:t>
+      </w:r>
+      <w:proofErr w:type="spellStart"/>
+      <w:r>
+        <w:t>contextos</w:t>
+      </w:r>
+      <w:proofErr w:type="spellEnd"/>
+    </w:p>
+    <w:tbl>
+      <w:tblPr>
+        <w:tblStyle w:val="Tabelacomgrade"/>
+        <w:tblW w:w="0" w:type="auto"/>
+        <w:tblLook w:val="04A0" w:firstRow="1" w:lastRow="0" w:firstColumn="1" w:lastColumn="0" w:noHBand="0" w:noVBand="1"/>
+      </w:tblPr>
+      <w:tblGrid>
+        <w:gridCol w:w="2137"/>
+        <w:gridCol w:w="3814"/>
+        <w:gridCol w:w="3649"/>
+      </w:tblGrid>
+      <w:tr>
+        <w:tc>
+          <w:tcPr>
+            <w:tcW w:w="2232" w:type="dxa"/>
+            <w:tcBorders>
+              <w:top w:val="single" w:sz="6" w:space="0" w:color="D9D9D9"/>
+              <w:left w:val="single" w:sz="6" w:space="0" w:color="D9D9D9"/>
+              <w:bottom w:val="single" w:sz="6" w:space="0" w:color="D9D9D9"/>
+              <w:right w:val="single" w:sz="6" w:space="0" w:color="D9D9D9"/>
+            </w:tcBorders>
+            <w:shd w:val="clear" w:color="auto" w:fill="1F4E79"/>
+            <w:tcMar>
+              <w:top w:w="120" w:type="dxa"/>
+              <w:left w:w="120" w:type="dxa"/>
+              <w:bottom w:w="120" w:type="dxa"/>
+              <w:right w:w="120" w:type="dxa"/>
+            </w:tcMar>
+            <w:vAlign w:val="center"/>
+          </w:tcPr>
+          <w:p>
+            <w:pPr>
+              <w:spacing w:after="40" w:line="252" w:lineRule="auto"/>
+              <w:jc w:val="center"/>
+            </w:pPr>
+            <w:r>
+              <w:rPr>
+                <w:b/>
+                <w:color w:val="FFFFFF"/>
+                <w:sz w:val="18"/>
+              </w:rPr>
+              <w:t>Limite</w:t>
+            </w:r>
+          </w:p>
+        </w:tc>
+        <w:tc>
+          <w:tcPr>
+            <w:tcW w:w="3960" w:type="dxa"/>
+            <w:tcBorders>
+              <w:top w:val="single" w:sz="6" w:space="0" w:color="D9D9D9"/>
+              <w:left w:val="single" w:sz="6" w:space="0" w:color="D9D9D9"/>
+              <w:bottom w:val="single" w:sz="6" w:space="0" w:color="D9D9D9"/>
+              <w:right w:val="single" w:sz="6" w:space="0" w:color="D9D9D9"/>
+            </w:tcBorders>
+            <w:shd w:val="clear" w:color="auto" w:fill="1F4E79"/>
+            <w:tcMar>
+              <w:top w:w="120" w:type="dxa"/>
+              <w:left w:w="120" w:type="dxa"/>
+              <w:bottom w:w="120" w:type="dxa"/>
+              <w:right w:w="120" w:type="dxa"/>
+            </w:tcMar>
+            <w:vAlign w:val="center"/>
+          </w:tcPr>
+          <w:p>
+            <w:pPr>
+              <w:spacing w:after="40" w:line="252" w:lineRule="auto"/>
+              <w:jc w:val="center"/>
+            </w:pPr>
+            <w:r>
+              <w:rPr>
+                <w:b/>
+                <w:color w:val="FFFFFF"/>
+                <w:sz w:val="18"/>
+              </w:rPr>
+              <w:t>Decisão adotada</w:t>
+            </w:r>
+          </w:p>
+        </w:tc>
+        <w:tc>
+          <w:tcPr>
+            <w:tcW w:w="3816" w:type="dxa"/>
+            <w:tcBorders>
+              <w:top w:val="single" w:sz="6" w:space="0" w:color="D9D9D9"/>
+              <w:left w:val="single" w:sz="6" w:space="0" w:color="D9D9D9"/>
+              <w:bottom w:val="single" w:sz="6" w:space="0" w:color="D9D9D9"/>
+              <w:right w:val="single" w:sz="6" w:space="0" w:color="D9D9D9"/>
+            </w:tcBorders>
+            <w:shd w:val="clear" w:color="auto" w:fill="1F4E79"/>
+            <w:tcMar>
+              <w:top w:w="120" w:type="dxa"/>
+              <w:left w:w="120" w:type="dxa"/>
+              <w:bottom w:w="120" w:type="dxa"/>
+              <w:right w:w="120" w:type="dxa"/>
+            </w:tcMar>
+            <w:vAlign w:val="center"/>
+          </w:tcPr>
+          <w:p>
+            <w:pPr>
+              <w:spacing w:after="40" w:line="252" w:lineRule="auto"/>
+              <w:jc w:val="center"/>
+            </w:pPr>
+            <w:r>
+              <w:rPr>
+                <w:b/>
+                <w:color w:val="FFFFFF"/>
+                <w:sz w:val="18"/>
+              </w:rPr>
+              <w:t>Motivo</w:t>
+            </w:r>
+          </w:p>
+        </w:tc>
+      </w:tr>
+      <w:tr>
+        <w:tc>
+          <w:tcPr>
+            <w:tcW w:w="2232" w:type="dxa"/>
+            <w:tcBorders>
+              <w:top w:val="single" w:sz="6" w:space="0" w:color="D9D9D9"/>
+              <w:left w:val="single" w:sz="6" w:space="0" w:color="D9D9D9"/>
+              <w:bottom w:val="single" w:sz="6" w:space="0" w:color="D9D9D9"/>
+              <w:right w:val="single" w:sz="6" w:space="0" w:color="D9D9D9"/>
+            </w:tcBorders>
+            <w:tcMar>
+              <w:top w:w="120" w:type="dxa"/>
+              <w:left w:w="120" w:type="dxa"/>
+              <w:bottom w:w="120" w:type="dxa"/>
+              <w:right w:w="120" w:type="dxa"/>
+            </w:tcMar>
+            <w:vAlign w:val="center"/>
+          </w:tcPr>
+          <w:p>
+            <w:pPr>
+              <w:spacing w:after="40" w:line="252" w:lineRule="auto"/>
+            </w:pPr>
+            <w:r>
+              <w:rPr>
+                <w:sz w:val="18"/>
+              </w:rPr>
+              <w:t>Produto x Estoque</w:t>
+            </w:r>
+          </w:p>
+        </w:tc>
+        <w:tc>
+          <w:tcPr>
+            <w:tcW w:w="3960" w:type="dxa"/>
+            <w:tcBorders>
+              <w:top w:val="single" w:sz="6" w:space="0" w:color="D9D9D9"/>
+              <w:left w:val="single" w:sz="6" w:space="0" w:color="D9D9D9"/>
+              <w:bottom w:val="single" w:sz="6" w:space="0" w:color="D9D9D9"/>
+              <w:right w:val="single" w:sz="6" w:space="0" w:color="D9D9D9"/>
+            </w:tcBorders>
+            <w:tcMar>
+              <w:top w:w="120" w:type="dxa"/>
+              <w:left w:w="120" w:type="dxa"/>
+              <w:bottom w:w="120" w:type="dxa"/>
+              <w:right w:w="120" w:type="dxa"/>
+            </w:tcMar>
+            <w:vAlign w:val="center"/>
+          </w:tcPr>
+          <w:p>
+            <w:pPr>
+              <w:spacing w:after="40" w:line="252" w:lineRule="auto"/>
+              <w:rPr>
+                <w:sz w:val="18"/>
+                <w:lang w:val="pt-BR"/>
+              </w:rPr>
+            </w:pPr>
+            <w:r>
+              <w:rPr>
+                <w:sz w:val="18"/>
+                <w:lang w:val="pt-BR"/>
+              </w:rPr>
+              <w:t>Estoque</w:t>
+            </w:r>
+            <w:r>
+              <w:rPr>
+                <w:sz w:val="18"/>
+                <w:lang w:val="pt-BR"/>
+              </w:rPr>
+              <w:t xml:space="preserve"> tem a</w:t>
+            </w:r>
+            <w:r>
+              <w:rPr>
+                <w:sz w:val="18"/>
+                <w:lang w:val="pt-BR"/>
+              </w:rPr>
+              <w:t xml:space="preserve"> </w:t>
+            </w:r>
+            <w:r>
+              <w:rPr>
+                <w:sz w:val="18"/>
+                <w:lang w:val="pt-BR"/>
+              </w:rPr>
+              <w:t>referência</w:t>
+            </w:r>
+            <w:r>
+              <w:rPr>
+                <w:sz w:val="18"/>
+                <w:lang w:val="pt-BR"/>
+              </w:rPr>
+              <w:t xml:space="preserve"> produtos por </w:t>
+            </w:r>
+            <w:proofErr w:type="spellStart"/>
+            <w:r>
+              <w:rPr>
+                <w:sz w:val="18"/>
+                <w:lang w:val="pt-BR"/>
+              </w:rPr>
+              <w:t>produtoId</w:t>
+            </w:r>
+            <w:proofErr w:type="spellEnd"/>
+            <w:r>
+              <w:rPr>
+                <w:sz w:val="18"/>
+                <w:lang w:val="pt-BR"/>
+              </w:rPr>
+              <w:t>, mas não cadastra nem altera produtos.</w:t>
+            </w:r>
+          </w:p>
+          <w:p>
+            <w:pPr>
+              <w:spacing w:after="40" w:line="252" w:lineRule="auto"/>
+              <w:rPr>
+                <w:lang w:val="pt-BR"/>
+              </w:rPr>
+            </w:pPr>
+            <w:r>
+              <w:rPr>
+                <w:sz w:val="18"/>
+                <w:lang w:val="pt-BR"/>
+              </w:rPr>
+              <w:t>Sendo assim produto contém as informações básicas enquanto o Estoque contem a quantidade disponível.</w:t>
+            </w:r>
+          </w:p>
+        </w:tc>
+        <w:tc>
+          <w:tcPr>
+            <w:tcW w:w="3816" w:type="dxa"/>
+            <w:tcBorders>
+              <w:top w:val="single" w:sz="6" w:space="0" w:color="D9D9D9"/>
+              <w:left w:val="single" w:sz="6" w:space="0" w:color="D9D9D9"/>
+              <w:bottom w:val="single" w:sz="6" w:space="0" w:color="D9D9D9"/>
+              <w:right w:val="single" w:sz="6" w:space="0" w:color="D9D9D9"/>
+            </w:tcBorders>
+            <w:tcMar>
+              <w:top w:w="120" w:type="dxa"/>
+              <w:left w:w="120" w:type="dxa"/>
+              <w:bottom w:w="120" w:type="dxa"/>
+              <w:right w:w="120" w:type="dxa"/>
+            </w:tcMar>
+            <w:vAlign w:val="center"/>
+          </w:tcPr>
+          <w:p>
+            <w:pPr>
+              <w:spacing w:after="40" w:line="252" w:lineRule="auto"/>
+              <w:rPr>
+                <w:lang w:val="pt-BR"/>
+              </w:rPr>
+            </w:pPr>
+            <w:r>
+              <w:rPr>
+                <w:sz w:val="18"/>
+                <w:lang w:val="pt-BR"/>
+              </w:rPr>
+              <w:t>Evita misturar a verdade do catálogo com a verdade operacional de disponibilidade.</w:t>
+            </w:r>
+          </w:p>
+        </w:tc>
+      </w:tr>
+      <w:tr>
+        <w:tc>
+          <w:tcPr>
+            <w:tcW w:w="2232" w:type="dxa"/>
+            <w:tcBorders>
+              <w:top w:val="single" w:sz="6" w:space="0" w:color="D9D9D9"/>
+              <w:left w:val="single" w:sz="6" w:space="0" w:color="D9D9D9"/>
+              <w:bottom w:val="single" w:sz="6" w:space="0" w:color="D9D9D9"/>
+              <w:right w:val="single" w:sz="6" w:space="0" w:color="D9D9D9"/>
+            </w:tcBorders>
+            <w:shd w:val="clear" w:color="auto" w:fill="F3F6FA"/>
+            <w:tcMar>
+              <w:top w:w="120" w:type="dxa"/>
+              <w:left w:w="120" w:type="dxa"/>
+              <w:bottom w:w="120" w:type="dxa"/>
+              <w:right w:w="120" w:type="dxa"/>
+            </w:tcMar>
+            <w:vAlign w:val="center"/>
+          </w:tcPr>
+          <w:p>
+            <w:pPr>
+              <w:spacing w:after="40" w:line="252" w:lineRule="auto"/>
+            </w:pPr>
+            <w:proofErr w:type="spellStart"/>
+            <w:r>
+              <w:rPr>
+                <w:sz w:val="18"/>
+              </w:rPr>
+              <w:lastRenderedPageBreak/>
+              <w:t>Pedido</w:t>
+            </w:r>
+            <w:proofErr w:type="spellEnd"/>
+            <w:r>
+              <w:rPr>
+                <w:sz w:val="18"/>
+              </w:rPr>
+              <w:t xml:space="preserve"> x </w:t>
+            </w:r>
+            <w:proofErr w:type="spellStart"/>
+            <w:r>
+              <w:rPr>
+                <w:sz w:val="18"/>
+              </w:rPr>
+              <w:t>Estoque</w:t>
+            </w:r>
+            <w:proofErr w:type="spellEnd"/>
+          </w:p>
+        </w:tc>
+        <w:tc>
+          <w:tcPr>
+            <w:tcW w:w="3960" w:type="dxa"/>
+            <w:tcBorders>
+              <w:top w:val="single" w:sz="6" w:space="0" w:color="D9D9D9"/>
+              <w:left w:val="single" w:sz="6" w:space="0" w:color="D9D9D9"/>
+              <w:bottom w:val="single" w:sz="6" w:space="0" w:color="D9D9D9"/>
+              <w:right w:val="single" w:sz="6" w:space="0" w:color="D9D9D9"/>
+            </w:tcBorders>
+            <w:shd w:val="clear" w:color="auto" w:fill="F3F6FA"/>
+            <w:tcMar>
+              <w:top w:w="120" w:type="dxa"/>
+              <w:left w:w="120" w:type="dxa"/>
+              <w:bottom w:w="120" w:type="dxa"/>
+              <w:right w:w="120" w:type="dxa"/>
+            </w:tcMar>
+            <w:vAlign w:val="center"/>
+          </w:tcPr>
+          <w:p>
+            <w:pPr>
+              <w:spacing w:after="40" w:line="252" w:lineRule="auto"/>
+              <w:rPr>
+                <w:lang w:val="pt-BR"/>
+              </w:rPr>
+            </w:pPr>
+            <w:r>
+              <w:rPr>
+                <w:sz w:val="18"/>
+                <w:lang w:val="pt-BR"/>
+              </w:rPr>
+              <w:t>Pedido não baixa estoque diretamente. Ele publica evento e aguarda resposta.</w:t>
+            </w:r>
+          </w:p>
+        </w:tc>
+        <w:tc>
+          <w:tcPr>
+            <w:tcW w:w="3816" w:type="dxa"/>
+            <w:tcBorders>
+              <w:top w:val="single" w:sz="6" w:space="0" w:color="D9D9D9"/>
+              <w:left w:val="single" w:sz="6" w:space="0" w:color="D9D9D9"/>
+              <w:bottom w:val="single" w:sz="6" w:space="0" w:color="D9D9D9"/>
+              <w:right w:val="single" w:sz="6" w:space="0" w:color="D9D9D9"/>
+            </w:tcBorders>
+            <w:shd w:val="clear" w:color="auto" w:fill="F3F6FA"/>
+            <w:tcMar>
+              <w:top w:w="120" w:type="dxa"/>
+              <w:left w:w="120" w:type="dxa"/>
+              <w:bottom w:w="120" w:type="dxa"/>
+              <w:right w:w="120" w:type="dxa"/>
+            </w:tcMar>
+            <w:vAlign w:val="center"/>
+          </w:tcPr>
+          <w:p>
+            <w:pPr>
+              <w:spacing w:after="40" w:line="252" w:lineRule="auto"/>
+              <w:rPr>
+                <w:lang w:val="pt-BR"/>
+              </w:rPr>
+            </w:pPr>
+            <w:r>
+              <w:rPr>
+                <w:sz w:val="18"/>
+                <w:lang w:val="pt-BR"/>
+              </w:rPr>
+              <w:t>Mantém o fluxo assíncrono e permite tratar falhas de resposta sem travar a criação do pedido.</w:t>
+            </w:r>
+          </w:p>
+        </w:tc>
+      </w:tr>
+      <w:tr>
+        <w:tc>
+          <w:tcPr>
+            <w:tcW w:w="2232" w:type="dxa"/>
+            <w:tcBorders>
+              <w:top w:val="single" w:sz="6" w:space="0" w:color="D9D9D9"/>
+              <w:left w:val="single" w:sz="6" w:space="0" w:color="D9D9D9"/>
+              <w:bottom w:val="single" w:sz="6" w:space="0" w:color="D9D9D9"/>
+              <w:right w:val="single" w:sz="6" w:space="0" w:color="D9D9D9"/>
+            </w:tcBorders>
+            <w:tcMar>
+              <w:top w:w="120" w:type="dxa"/>
+              <w:left w:w="120" w:type="dxa"/>
+              <w:bottom w:w="120" w:type="dxa"/>
+              <w:right w:w="120" w:type="dxa"/>
+            </w:tcMar>
+            <w:vAlign w:val="center"/>
+          </w:tcPr>
+          <w:p>
+            <w:pPr>
+              <w:spacing w:after="40" w:line="252" w:lineRule="auto"/>
+            </w:pPr>
+            <w:r>
+              <w:rPr>
+                <w:sz w:val="18"/>
+              </w:rPr>
+              <w:t xml:space="preserve">Front-end x </w:t>
+            </w:r>
+            <w:proofErr w:type="spellStart"/>
+            <w:r>
+              <w:rPr>
+                <w:sz w:val="18"/>
+              </w:rPr>
+              <w:t>Domínio</w:t>
+            </w:r>
+            <w:proofErr w:type="spellEnd"/>
+          </w:p>
+        </w:tc>
+        <w:tc>
+          <w:tcPr>
+            <w:tcW w:w="3960" w:type="dxa"/>
+            <w:tcBorders>
+              <w:top w:val="single" w:sz="6" w:space="0" w:color="D9D9D9"/>
+              <w:left w:val="single" w:sz="6" w:space="0" w:color="D9D9D9"/>
+              <w:bottom w:val="single" w:sz="6" w:space="0" w:color="D9D9D9"/>
+              <w:right w:val="single" w:sz="6" w:space="0" w:color="D9D9D9"/>
+            </w:tcBorders>
+            <w:tcMar>
+              <w:top w:w="120" w:type="dxa"/>
+              <w:left w:w="120" w:type="dxa"/>
+              <w:bottom w:w="120" w:type="dxa"/>
+              <w:right w:w="120" w:type="dxa"/>
+            </w:tcMar>
+            <w:vAlign w:val="center"/>
+          </w:tcPr>
+          <w:p>
+            <w:pPr>
+              <w:spacing w:after="40" w:line="252" w:lineRule="auto"/>
+              <w:rPr>
+                <w:lang w:val="pt-BR"/>
+              </w:rPr>
+            </w:pPr>
+            <w:r>
+              <w:rPr>
+                <w:sz w:val="18"/>
+                <w:lang w:val="pt-BR"/>
+              </w:rPr>
+              <w:t>A interface apenas solicita ações e exibe estados. Regras de pedido e estoque ficam nos serviços.</w:t>
+            </w:r>
+          </w:p>
+        </w:tc>
+        <w:tc>
+          <w:tcPr>
+            <w:tcW w:w="3816" w:type="dxa"/>
+            <w:tcBorders>
+              <w:top w:val="single" w:sz="6" w:space="0" w:color="D9D9D9"/>
+              <w:left w:val="single" w:sz="6" w:space="0" w:color="D9D9D9"/>
+              <w:bottom w:val="single" w:sz="6" w:space="0" w:color="D9D9D9"/>
+              <w:right w:val="single" w:sz="6" w:space="0" w:color="D9D9D9"/>
+            </w:tcBorders>
+            <w:tcMar>
+              <w:top w:w="120" w:type="dxa"/>
+              <w:left w:w="120" w:type="dxa"/>
+              <w:bottom w:w="120" w:type="dxa"/>
+              <w:right w:w="120" w:type="dxa"/>
+            </w:tcMar>
+            <w:vAlign w:val="center"/>
+          </w:tcPr>
+          <w:p>
+            <w:pPr>
+              <w:spacing w:after="40" w:line="252" w:lineRule="auto"/>
+              <w:rPr>
+                <w:lang w:val="pt-BR"/>
+              </w:rPr>
+            </w:pPr>
+            <w:r>
+              <w:rPr>
+                <w:sz w:val="18"/>
+                <w:lang w:val="pt-BR"/>
+              </w:rPr>
+              <w:t>Impede que regra de negócio importante fique presa no navegador.</w:t>
+            </w:r>
+          </w:p>
+        </w:tc>
+      </w:tr>
+      <w:tr>
+        <w:tc>
+          <w:tcPr>
+            <w:tcW w:w="2232" w:type="dxa"/>
+            <w:tcBorders>
+              <w:top w:val="single" w:sz="6" w:space="0" w:color="D9D9D9"/>
+              <w:left w:val="single" w:sz="6" w:space="0" w:color="D9D9D9"/>
+              <w:bottom w:val="single" w:sz="6" w:space="0" w:color="D9D9D9"/>
+              <w:right w:val="single" w:sz="6" w:space="0" w:color="D9D9D9"/>
+            </w:tcBorders>
+            <w:shd w:val="clear" w:color="auto" w:fill="F3F6FA"/>
+            <w:tcMar>
+              <w:top w:w="120" w:type="dxa"/>
+              <w:left w:w="120" w:type="dxa"/>
+              <w:bottom w:w="120" w:type="dxa"/>
+              <w:right w:w="120" w:type="dxa"/>
+            </w:tcMar>
+            <w:vAlign w:val="center"/>
+          </w:tcPr>
+          <w:p>
+            <w:pPr>
+              <w:spacing w:after="40" w:line="252" w:lineRule="auto"/>
+            </w:pPr>
+            <w:proofErr w:type="spellStart"/>
+            <w:r>
+              <w:rPr>
+                <w:sz w:val="18"/>
+              </w:rPr>
+              <w:t>Banco</w:t>
+            </w:r>
+            <w:proofErr w:type="spellEnd"/>
+            <w:r>
+              <w:rPr>
+                <w:sz w:val="18"/>
+              </w:rPr>
+              <w:t xml:space="preserve"> de dados</w:t>
+            </w:r>
+          </w:p>
+        </w:tc>
+        <w:tc>
+          <w:tcPr>
+            <w:tcW w:w="3960" w:type="dxa"/>
+            <w:tcBorders>
+              <w:top w:val="single" w:sz="6" w:space="0" w:color="D9D9D9"/>
+              <w:left w:val="single" w:sz="6" w:space="0" w:color="D9D9D9"/>
+              <w:bottom w:val="single" w:sz="6" w:space="0" w:color="D9D9D9"/>
+              <w:right w:val="single" w:sz="6" w:space="0" w:color="D9D9D9"/>
+            </w:tcBorders>
+            <w:shd w:val="clear" w:color="auto" w:fill="F3F6FA"/>
+            <w:tcMar>
+              <w:top w:w="120" w:type="dxa"/>
+              <w:left w:w="120" w:type="dxa"/>
+              <w:bottom w:w="120" w:type="dxa"/>
+              <w:right w:w="120" w:type="dxa"/>
+            </w:tcMar>
+            <w:vAlign w:val="center"/>
+          </w:tcPr>
+          <w:p>
+            <w:pPr>
+              <w:spacing w:after="40" w:line="252" w:lineRule="auto"/>
+              <w:rPr>
+                <w:lang w:val="pt-BR"/>
+              </w:rPr>
+            </w:pPr>
+            <w:r>
+              <w:rPr>
+                <w:sz w:val="18"/>
+                <w:lang w:val="pt-BR"/>
+              </w:rPr>
+              <w:t xml:space="preserve">Cada contexto deve ser dono lógico dos seus dados, mesmo usando </w:t>
+            </w:r>
+            <w:proofErr w:type="spellStart"/>
+            <w:r>
+              <w:rPr>
+                <w:sz w:val="18"/>
+                <w:lang w:val="pt-BR"/>
+              </w:rPr>
+              <w:t>Supabase</w:t>
+            </w:r>
+            <w:proofErr w:type="spellEnd"/>
+            <w:r>
+              <w:rPr>
+                <w:sz w:val="18"/>
+                <w:lang w:val="pt-BR"/>
+              </w:rPr>
+              <w:t>/</w:t>
+            </w:r>
+            <w:proofErr w:type="spellStart"/>
+            <w:r>
+              <w:rPr>
+                <w:sz w:val="18"/>
+                <w:lang w:val="pt-BR"/>
+              </w:rPr>
+              <w:t>PostgreSQL</w:t>
+            </w:r>
+            <w:proofErr w:type="spellEnd"/>
+            <w:r>
+              <w:rPr>
+                <w:sz w:val="18"/>
+                <w:lang w:val="pt-BR"/>
+              </w:rPr>
+              <w:t xml:space="preserve"> no estudo.</w:t>
+            </w:r>
+          </w:p>
+        </w:tc>
+        <w:tc>
+          <w:tcPr>
+            <w:tcW w:w="3816" w:type="dxa"/>
+            <w:tcBorders>
+              <w:top w:val="single" w:sz="6" w:space="0" w:color="D9D9D9"/>
+              <w:left w:val="single" w:sz="6" w:space="0" w:color="D9D9D9"/>
+              <w:bottom w:val="single" w:sz="6" w:space="0" w:color="D9D9D9"/>
+              <w:right w:val="single" w:sz="6" w:space="0" w:color="D9D9D9"/>
+            </w:tcBorders>
+            <w:shd w:val="clear" w:color="auto" w:fill="F3F6FA"/>
+            <w:tcMar>
+              <w:top w:w="120" w:type="dxa"/>
+              <w:left w:w="120" w:type="dxa"/>
+              <w:bottom w:w="120" w:type="dxa"/>
+              <w:right w:w="120" w:type="dxa"/>
+            </w:tcMar>
+            <w:vAlign w:val="center"/>
+          </w:tcPr>
+          <w:p>
+            <w:pPr>
+              <w:spacing w:after="40" w:line="252" w:lineRule="auto"/>
+              <w:rPr>
+                <w:lang w:val="pt-BR"/>
+              </w:rPr>
+            </w:pPr>
+            <w:r>
+              <w:rPr>
+                <w:sz w:val="18"/>
+                <w:lang w:val="pt-BR"/>
+              </w:rPr>
+              <w:t>Ajuda a manter autoridade clara sobre leitura, escrita e evolução do modelo.</w:t>
+            </w:r>
+          </w:p>
+        </w:tc>
+      </w:tr>
+    </w:tbl>
+    <w:p>
+      <w:pPr>
+        <w:spacing w:line="259" w:lineRule="auto"/>
+        <w:rPr>
+          <w:lang w:val="pt-BR"/>
+        </w:rPr>
+      </w:pPr>
+    </w:p>
+    <w:p>
+      <w:pPr>
+        <w:pStyle w:val="Ttulo2"/>
+        <w:spacing w:line="259" w:lineRule="auto"/>
+        <w:rPr>
+          <w:lang w:val="pt-BR"/>
+        </w:rPr>
+      </w:pPr>
+      <w:r>
+        <w:rPr>
+          <w:lang w:val="pt-BR"/>
+        </w:rPr>
+        <w:t xml:space="preserve">3.3 </w:t>
+      </w:r>
       <w:proofErr w:type="spellStart"/>
       <w:r>
         <w:rPr>
           <w:lang w:val="pt-BR"/>
         </w:rPr>
-        <w:t>Usuario</w:t>
+        <w:t>Context</w:t>
       </w:r>
       <w:proofErr w:type="spellEnd"/>
       <w:r>
         <w:rPr>
           <w:lang w:val="pt-BR"/>
         </w:rPr>
-        <w:t xml:space="preserve"> -&gt; </w:t>
+        <w:t xml:space="preserve"> </w:t>
       </w:r>
       <w:proofErr w:type="spellStart"/>
       <w:r>
         <w:rPr>
           <w:lang w:val="pt-BR"/>
         </w:rPr>
-        <w:t>cloud-commerce</w:t>
+        <w:t>map</w:t>
+      </w:r>
+      <w:proofErr w:type="spellEnd"/>
+    </w:p>
+    <w:p>
+      <w:pPr>
+        <w:spacing w:line="259" w:lineRule="auto"/>
+        <w:rPr>
+          <w:lang w:val="pt-BR"/>
+        </w:rPr>
+      </w:pPr>
+      <w:r>
+        <w:rPr>
+          <w:lang w:val="pt-BR"/>
+        </w:rPr>
+        <w:t xml:space="preserve">O </w:t>
+      </w:r>
+      <w:proofErr w:type="spellStart"/>
+      <w:r>
+        <w:rPr>
+          <w:lang w:val="pt-BR"/>
+        </w:rPr>
+        <w:t>context</w:t>
+      </w:r>
+      <w:proofErr w:type="spellEnd"/>
+      <w:r>
+        <w:rPr>
+          <w:lang w:val="pt-BR"/>
+        </w:rPr>
+        <w:t xml:space="preserve"> </w:t>
+      </w:r>
+      <w:proofErr w:type="spellStart"/>
+      <w:r>
+        <w:rPr>
+          <w:lang w:val="pt-BR"/>
+        </w:rPr>
+        <w:t>map</w:t>
+      </w:r>
+      <w:proofErr w:type="spellEnd"/>
+      <w:r>
+        <w:rPr>
+          <w:lang w:val="pt-BR"/>
+        </w:rPr>
+        <w:t xml:space="preserve"> abaixo mostra quem depende de quem e por qual contrato. As integrações de consulta foram mantidas síncronas por HTTP, enquanto a confirmação de pedido com estoque foi mantida assíncrona por eventos.</w:t>
+      </w:r>
+    </w:p>
+    <w:tbl>
+      <w:tblPr>
+        <w:tblStyle w:val="Tabelacomgrade"/>
+        <w:tblW w:w="0" w:type="auto"/>
+        <w:tblLook w:val="04A0" w:firstRow="1" w:lastRow="0" w:firstColumn="1" w:lastColumn="0" w:noHBand="0" w:noVBand="1"/>
+      </w:tblPr>
+      <w:tblGrid>
+        <w:gridCol w:w="1834"/>
+        <w:gridCol w:w="1896"/>
+        <w:gridCol w:w="2355"/>
+        <w:gridCol w:w="3515"/>
+      </w:tblGrid>
+      <w:tr>
+        <w:tc>
+          <w:tcPr>
+            <w:tcW w:w="1944" w:type="dxa"/>
+            <w:tcBorders>
+              <w:top w:val="single" w:sz="6" w:space="0" w:color="D9D9D9"/>
+              <w:left w:val="single" w:sz="6" w:space="0" w:color="D9D9D9"/>
+              <w:bottom w:val="single" w:sz="6" w:space="0" w:color="D9D9D9"/>
+              <w:right w:val="single" w:sz="6" w:space="0" w:color="D9D9D9"/>
+            </w:tcBorders>
+            <w:shd w:val="clear" w:color="auto" w:fill="1F4E79"/>
+            <w:tcMar>
+              <w:top w:w="120" w:type="dxa"/>
+              <w:left w:w="120" w:type="dxa"/>
+              <w:bottom w:w="120" w:type="dxa"/>
+              <w:right w:w="120" w:type="dxa"/>
+            </w:tcMar>
+            <w:vAlign w:val="center"/>
+          </w:tcPr>
+          <w:p>
+            <w:pPr>
+              <w:spacing w:after="40" w:line="252" w:lineRule="auto"/>
+              <w:jc w:val="center"/>
+            </w:pPr>
+            <w:proofErr w:type="spellStart"/>
+            <w:r>
+              <w:rPr>
+                <w:b/>
+                <w:color w:val="FFFFFF"/>
+                <w:sz w:val="18"/>
+              </w:rPr>
+              <w:t>Origem</w:t>
+            </w:r>
+            <w:proofErr w:type="spellEnd"/>
+          </w:p>
+        </w:tc>
+        <w:tc>
+          <w:tcPr>
+            <w:tcW w:w="1944" w:type="dxa"/>
+            <w:tcBorders>
+              <w:top w:val="single" w:sz="6" w:space="0" w:color="D9D9D9"/>
+              <w:left w:val="single" w:sz="6" w:space="0" w:color="D9D9D9"/>
+              <w:bottom w:val="single" w:sz="6" w:space="0" w:color="D9D9D9"/>
+              <w:right w:val="single" w:sz="6" w:space="0" w:color="D9D9D9"/>
+            </w:tcBorders>
+            <w:shd w:val="clear" w:color="auto" w:fill="1F4E79"/>
+            <w:tcMar>
+              <w:top w:w="120" w:type="dxa"/>
+              <w:left w:w="120" w:type="dxa"/>
+              <w:bottom w:w="120" w:type="dxa"/>
+              <w:right w:w="120" w:type="dxa"/>
+            </w:tcMar>
+            <w:vAlign w:val="center"/>
+          </w:tcPr>
+          <w:p>
+            <w:pPr>
+              <w:spacing w:after="40" w:line="252" w:lineRule="auto"/>
+              <w:jc w:val="center"/>
+            </w:pPr>
+            <w:r>
+              <w:rPr>
+                <w:b/>
+                <w:color w:val="FFFFFF"/>
+                <w:sz w:val="18"/>
+              </w:rPr>
+              <w:t>Destino</w:t>
+            </w:r>
+          </w:p>
+        </w:tc>
+        <w:tc>
+          <w:tcPr>
+            <w:tcW w:w="2448" w:type="dxa"/>
+            <w:tcBorders>
+              <w:top w:val="single" w:sz="6" w:space="0" w:color="D9D9D9"/>
+              <w:left w:val="single" w:sz="6" w:space="0" w:color="D9D9D9"/>
+              <w:bottom w:val="single" w:sz="6" w:space="0" w:color="D9D9D9"/>
+              <w:right w:val="single" w:sz="6" w:space="0" w:color="D9D9D9"/>
+            </w:tcBorders>
+            <w:shd w:val="clear" w:color="auto" w:fill="1F4E79"/>
+            <w:tcMar>
+              <w:top w:w="120" w:type="dxa"/>
+              <w:left w:w="120" w:type="dxa"/>
+              <w:bottom w:w="120" w:type="dxa"/>
+              <w:right w:w="120" w:type="dxa"/>
+            </w:tcMar>
+            <w:vAlign w:val="center"/>
+          </w:tcPr>
+          <w:p>
+            <w:pPr>
+              <w:spacing w:after="40" w:line="252" w:lineRule="auto"/>
+              <w:jc w:val="center"/>
+            </w:pPr>
+            <w:r>
+              <w:rPr>
+                <w:b/>
+                <w:color w:val="FFFFFF"/>
+                <w:sz w:val="18"/>
+              </w:rPr>
+              <w:t>Tipo de relação</w:t>
+            </w:r>
+          </w:p>
+        </w:tc>
+        <w:tc>
+          <w:tcPr>
+            <w:tcW w:w="3744" w:type="dxa"/>
+            <w:tcBorders>
+              <w:top w:val="single" w:sz="6" w:space="0" w:color="D9D9D9"/>
+              <w:left w:val="single" w:sz="6" w:space="0" w:color="D9D9D9"/>
+              <w:bottom w:val="single" w:sz="6" w:space="0" w:color="D9D9D9"/>
+              <w:right w:val="single" w:sz="6" w:space="0" w:color="D9D9D9"/>
+            </w:tcBorders>
+            <w:shd w:val="clear" w:color="auto" w:fill="1F4E79"/>
+            <w:tcMar>
+              <w:top w:w="120" w:type="dxa"/>
+              <w:left w:w="120" w:type="dxa"/>
+              <w:bottom w:w="120" w:type="dxa"/>
+              <w:right w:w="120" w:type="dxa"/>
+            </w:tcMar>
+            <w:vAlign w:val="center"/>
+          </w:tcPr>
+          <w:p>
+            <w:pPr>
+              <w:spacing w:after="40" w:line="252" w:lineRule="auto"/>
+              <w:jc w:val="center"/>
+            </w:pPr>
+            <w:r>
+              <w:rPr>
+                <w:b/>
+                <w:color w:val="FFFFFF"/>
+                <w:sz w:val="18"/>
+              </w:rPr>
+              <w:t>Contrato</w:t>
+            </w:r>
+          </w:p>
+        </w:tc>
+      </w:tr>
+      <w:tr>
+        <w:tc>
+          <w:tcPr>
+            <w:tcW w:w="1944" w:type="dxa"/>
+            <w:tcBorders>
+              <w:top w:val="single" w:sz="6" w:space="0" w:color="D9D9D9"/>
+              <w:left w:val="single" w:sz="6" w:space="0" w:color="D9D9D9"/>
+              <w:bottom w:val="single" w:sz="6" w:space="0" w:color="D9D9D9"/>
+              <w:right w:val="single" w:sz="6" w:space="0" w:color="D9D9D9"/>
+            </w:tcBorders>
+            <w:tcMar>
+              <w:top w:w="120" w:type="dxa"/>
+              <w:left w:w="120" w:type="dxa"/>
+              <w:bottom w:w="120" w:type="dxa"/>
+              <w:right w:w="120" w:type="dxa"/>
+            </w:tcMar>
+            <w:vAlign w:val="center"/>
+          </w:tcPr>
+          <w:p>
+            <w:pPr>
+              <w:spacing w:after="40" w:line="252" w:lineRule="auto"/>
+            </w:pPr>
+            <w:r>
+              <w:rPr>
+                <w:sz w:val="18"/>
+              </w:rPr>
+              <w:t>cloud-commerce</w:t>
+            </w:r>
+          </w:p>
+        </w:tc>
+        <w:tc>
+          <w:tcPr>
+            <w:tcW w:w="1944" w:type="dxa"/>
+            <w:tcBorders>
+              <w:top w:val="single" w:sz="6" w:space="0" w:color="D9D9D9"/>
+              <w:left w:val="single" w:sz="6" w:space="0" w:color="D9D9D9"/>
+              <w:bottom w:val="single" w:sz="6" w:space="0" w:color="D9D9D9"/>
+              <w:right w:val="single" w:sz="6" w:space="0" w:color="D9D9D9"/>
+            </w:tcBorders>
+            <w:tcMar>
+              <w:top w:w="120" w:type="dxa"/>
+              <w:left w:w="120" w:type="dxa"/>
+              <w:bottom w:w="120" w:type="dxa"/>
+              <w:right w:w="120" w:type="dxa"/>
+            </w:tcMar>
+            <w:vAlign w:val="center"/>
+          </w:tcPr>
+          <w:p>
+            <w:pPr>
+              <w:spacing w:after="40" w:line="252" w:lineRule="auto"/>
+            </w:pPr>
+            <w:r>
+              <w:rPr>
+                <w:sz w:val="18"/>
+              </w:rPr>
+              <w:t>produto</w:t>
+            </w:r>
+          </w:p>
+        </w:tc>
+        <w:tc>
+          <w:tcPr>
+            <w:tcW w:w="2448" w:type="dxa"/>
+            <w:tcBorders>
+              <w:top w:val="single" w:sz="6" w:space="0" w:color="D9D9D9"/>
+              <w:left w:val="single" w:sz="6" w:space="0" w:color="D9D9D9"/>
+              <w:bottom w:val="single" w:sz="6" w:space="0" w:color="D9D9D9"/>
+              <w:right w:val="single" w:sz="6" w:space="0" w:color="D9D9D9"/>
+            </w:tcBorders>
+            <w:tcMar>
+              <w:top w:w="120" w:type="dxa"/>
+              <w:left w:w="120" w:type="dxa"/>
+              <w:bottom w:w="120" w:type="dxa"/>
+              <w:right w:w="120" w:type="dxa"/>
+            </w:tcMar>
+            <w:vAlign w:val="center"/>
+          </w:tcPr>
+          <w:p>
+            <w:pPr>
+              <w:spacing w:after="40" w:line="252" w:lineRule="auto"/>
+            </w:pPr>
+            <w:r>
+              <w:rPr>
+                <w:sz w:val="18"/>
+              </w:rPr>
+              <w:t>Cliente/Fornecedor</w:t>
+            </w:r>
+          </w:p>
+        </w:tc>
+        <w:tc>
+          <w:tcPr>
+            <w:tcW w:w="3744" w:type="dxa"/>
+            <w:tcBorders>
+              <w:top w:val="single" w:sz="6" w:space="0" w:color="D9D9D9"/>
+              <w:left w:val="single" w:sz="6" w:space="0" w:color="D9D9D9"/>
+              <w:bottom w:val="single" w:sz="6" w:space="0" w:color="D9D9D9"/>
+              <w:right w:val="single" w:sz="6" w:space="0" w:color="D9D9D9"/>
+            </w:tcBorders>
+            <w:tcMar>
+              <w:top w:w="120" w:type="dxa"/>
+              <w:left w:w="120" w:type="dxa"/>
+              <w:bottom w:w="120" w:type="dxa"/>
+              <w:right w:w="120" w:type="dxa"/>
+            </w:tcMar>
+            <w:vAlign w:val="center"/>
+          </w:tcPr>
+          <w:p>
+            <w:pPr>
+              <w:spacing w:after="40" w:line="252" w:lineRule="auto"/>
+              <w:rPr>
+                <w:lang w:val="pt-BR"/>
+              </w:rPr>
+            </w:pPr>
+            <w:r>
+              <w:rPr>
+                <w:sz w:val="18"/>
+                <w:lang w:val="pt-BR"/>
+              </w:rPr>
+              <w:t>GET /produtos e GET /produtos/{id}</w:t>
+            </w:r>
+          </w:p>
+        </w:tc>
+      </w:tr>
+      <w:tr>
+        <w:tc>
+          <w:tcPr>
+            <w:tcW w:w="1944" w:type="dxa"/>
+            <w:tcBorders>
+              <w:top w:val="single" w:sz="6" w:space="0" w:color="D9D9D9"/>
+              <w:left w:val="single" w:sz="6" w:space="0" w:color="D9D9D9"/>
+              <w:bottom w:val="single" w:sz="6" w:space="0" w:color="D9D9D9"/>
+              <w:right w:val="single" w:sz="6" w:space="0" w:color="D9D9D9"/>
+            </w:tcBorders>
+            <w:shd w:val="clear" w:color="auto" w:fill="F3F6FA"/>
+            <w:tcMar>
+              <w:top w:w="120" w:type="dxa"/>
+              <w:left w:w="120" w:type="dxa"/>
+              <w:bottom w:w="120" w:type="dxa"/>
+              <w:right w:w="120" w:type="dxa"/>
+            </w:tcMar>
+            <w:vAlign w:val="center"/>
+          </w:tcPr>
+          <w:p>
+            <w:pPr>
+              <w:spacing w:after="40" w:line="252" w:lineRule="auto"/>
+            </w:pPr>
+            <w:r>
+              <w:rPr>
+                <w:sz w:val="18"/>
+              </w:rPr>
+              <w:t>cloud-commerce</w:t>
+            </w:r>
+          </w:p>
+        </w:tc>
+        <w:tc>
+          <w:tcPr>
+            <w:tcW w:w="1944" w:type="dxa"/>
+            <w:tcBorders>
+              <w:top w:val="single" w:sz="6" w:space="0" w:color="D9D9D9"/>
+              <w:left w:val="single" w:sz="6" w:space="0" w:color="D9D9D9"/>
+              <w:bottom w:val="single" w:sz="6" w:space="0" w:color="D9D9D9"/>
+              <w:right w:val="single" w:sz="6" w:space="0" w:color="D9D9D9"/>
+            </w:tcBorders>
+            <w:shd w:val="clear" w:color="auto" w:fill="F3F6FA"/>
+            <w:tcMar>
+              <w:top w:w="120" w:type="dxa"/>
+              <w:left w:w="120" w:type="dxa"/>
+              <w:bottom w:w="120" w:type="dxa"/>
+              <w:right w:w="120" w:type="dxa"/>
+            </w:tcMar>
+            <w:vAlign w:val="center"/>
+          </w:tcPr>
+          <w:p>
+            <w:pPr>
+              <w:spacing w:after="40" w:line="252" w:lineRule="auto"/>
+            </w:pPr>
+            <w:r>
+              <w:rPr>
+                <w:sz w:val="18"/>
+              </w:rPr>
+              <w:t>estoque</w:t>
+            </w:r>
+          </w:p>
+        </w:tc>
+        <w:tc>
+          <w:tcPr>
+            <w:tcW w:w="2448" w:type="dxa"/>
+            <w:tcBorders>
+              <w:top w:val="single" w:sz="6" w:space="0" w:color="D9D9D9"/>
+              <w:left w:val="single" w:sz="6" w:space="0" w:color="D9D9D9"/>
+              <w:bottom w:val="single" w:sz="6" w:space="0" w:color="D9D9D9"/>
+              <w:right w:val="single" w:sz="6" w:space="0" w:color="D9D9D9"/>
+            </w:tcBorders>
+            <w:shd w:val="clear" w:color="auto" w:fill="F3F6FA"/>
+            <w:tcMar>
+              <w:top w:w="120" w:type="dxa"/>
+              <w:left w:w="120" w:type="dxa"/>
+              <w:bottom w:w="120" w:type="dxa"/>
+              <w:right w:w="120" w:type="dxa"/>
+            </w:tcMar>
+            <w:vAlign w:val="center"/>
+          </w:tcPr>
+          <w:p>
+            <w:pPr>
+              <w:spacing w:after="40" w:line="252" w:lineRule="auto"/>
+            </w:pPr>
+            <w:r>
+              <w:rPr>
+                <w:sz w:val="18"/>
+              </w:rPr>
+              <w:t>Cliente/Fornecedor</w:t>
+            </w:r>
+          </w:p>
+        </w:tc>
+        <w:tc>
+          <w:tcPr>
+            <w:tcW w:w="3744" w:type="dxa"/>
+            <w:tcBorders>
+              <w:top w:val="single" w:sz="6" w:space="0" w:color="D9D9D9"/>
+              <w:left w:val="single" w:sz="6" w:space="0" w:color="D9D9D9"/>
+              <w:bottom w:val="single" w:sz="6" w:space="0" w:color="D9D9D9"/>
+              <w:right w:val="single" w:sz="6" w:space="0" w:color="D9D9D9"/>
+            </w:tcBorders>
+            <w:shd w:val="clear" w:color="auto" w:fill="F3F6FA"/>
+            <w:tcMar>
+              <w:top w:w="120" w:type="dxa"/>
+              <w:left w:w="120" w:type="dxa"/>
+              <w:bottom w:w="120" w:type="dxa"/>
+              <w:right w:w="120" w:type="dxa"/>
+            </w:tcMar>
+            <w:vAlign w:val="center"/>
+          </w:tcPr>
+          <w:p>
+            <w:pPr>
+              <w:spacing w:after="40" w:line="252" w:lineRule="auto"/>
+              <w:rPr>
+                <w:lang w:val="pt-BR"/>
+              </w:rPr>
+            </w:pPr>
+            <w:r>
+              <w:rPr>
+                <w:sz w:val="18"/>
+                <w:lang w:val="pt-BR"/>
+              </w:rPr>
+              <w:t>GET /estoque e GET /estoque/{</w:t>
+            </w:r>
+            <w:proofErr w:type="spellStart"/>
+            <w:r>
+              <w:rPr>
+                <w:sz w:val="18"/>
+                <w:lang w:val="pt-BR"/>
+              </w:rPr>
+              <w:t>idProduto</w:t>
+            </w:r>
+            <w:proofErr w:type="spellEnd"/>
+            <w:r>
+              <w:rPr>
+                <w:sz w:val="18"/>
+                <w:lang w:val="pt-BR"/>
+              </w:rPr>
+              <w:t>}</w:t>
+            </w:r>
+          </w:p>
+        </w:tc>
+      </w:tr>
+      <w:tr>
+        <w:tc>
+          <w:tcPr>
+            <w:tcW w:w="1944" w:type="dxa"/>
+            <w:tcBorders>
+              <w:top w:val="single" w:sz="6" w:space="0" w:color="D9D9D9"/>
+              <w:left w:val="single" w:sz="6" w:space="0" w:color="D9D9D9"/>
+              <w:bottom w:val="single" w:sz="6" w:space="0" w:color="D9D9D9"/>
+              <w:right w:val="single" w:sz="6" w:space="0" w:color="D9D9D9"/>
+            </w:tcBorders>
+            <w:tcMar>
+              <w:top w:w="120" w:type="dxa"/>
+              <w:left w:w="120" w:type="dxa"/>
+              <w:bottom w:w="120" w:type="dxa"/>
+              <w:right w:w="120" w:type="dxa"/>
+            </w:tcMar>
+            <w:vAlign w:val="center"/>
+          </w:tcPr>
+          <w:p>
+            <w:pPr>
+              <w:spacing w:after="40" w:line="252" w:lineRule="auto"/>
+            </w:pPr>
+            <w:r>
+              <w:rPr>
+                <w:sz w:val="18"/>
+              </w:rPr>
+              <w:t>cloud-commerce</w:t>
+            </w:r>
+          </w:p>
+        </w:tc>
+        <w:tc>
+          <w:tcPr>
+            <w:tcW w:w="1944" w:type="dxa"/>
+            <w:tcBorders>
+              <w:top w:val="single" w:sz="6" w:space="0" w:color="D9D9D9"/>
+              <w:left w:val="single" w:sz="6" w:space="0" w:color="D9D9D9"/>
+              <w:bottom w:val="single" w:sz="6" w:space="0" w:color="D9D9D9"/>
+              <w:right w:val="single" w:sz="6" w:space="0" w:color="D9D9D9"/>
+            </w:tcBorders>
+            <w:tcMar>
+              <w:top w:w="120" w:type="dxa"/>
+              <w:left w:w="120" w:type="dxa"/>
+              <w:bottom w:w="120" w:type="dxa"/>
+              <w:right w:w="120" w:type="dxa"/>
+            </w:tcMar>
+            <w:vAlign w:val="center"/>
+          </w:tcPr>
+          <w:p>
+            <w:pPr>
+              <w:spacing w:after="40" w:line="252" w:lineRule="auto"/>
+            </w:pPr>
+            <w:r>
+              <w:rPr>
+                <w:sz w:val="18"/>
+              </w:rPr>
+              <w:t>pedido</w:t>
+            </w:r>
+          </w:p>
+        </w:tc>
+        <w:tc>
+          <w:tcPr>
+            <w:tcW w:w="2448" w:type="dxa"/>
+            <w:tcBorders>
+              <w:top w:val="single" w:sz="6" w:space="0" w:color="D9D9D9"/>
+              <w:left w:val="single" w:sz="6" w:space="0" w:color="D9D9D9"/>
+              <w:bottom w:val="single" w:sz="6" w:space="0" w:color="D9D9D9"/>
+              <w:right w:val="single" w:sz="6" w:space="0" w:color="D9D9D9"/>
+            </w:tcBorders>
+            <w:tcMar>
+              <w:top w:w="120" w:type="dxa"/>
+              <w:left w:w="120" w:type="dxa"/>
+              <w:bottom w:w="120" w:type="dxa"/>
+              <w:right w:w="120" w:type="dxa"/>
+            </w:tcMar>
+            <w:vAlign w:val="center"/>
+          </w:tcPr>
+          <w:p>
+            <w:pPr>
+              <w:spacing w:after="40" w:line="252" w:lineRule="auto"/>
+            </w:pPr>
+            <w:r>
+              <w:rPr>
+                <w:sz w:val="18"/>
+              </w:rPr>
+              <w:t>Cliente/Fornecedor</w:t>
+            </w:r>
+          </w:p>
+        </w:tc>
+        <w:tc>
+          <w:tcPr>
+            <w:tcW w:w="3744" w:type="dxa"/>
+            <w:tcBorders>
+              <w:top w:val="single" w:sz="6" w:space="0" w:color="D9D9D9"/>
+              <w:left w:val="single" w:sz="6" w:space="0" w:color="D9D9D9"/>
+              <w:bottom w:val="single" w:sz="6" w:space="0" w:color="D9D9D9"/>
+              <w:right w:val="single" w:sz="6" w:space="0" w:color="D9D9D9"/>
+            </w:tcBorders>
+            <w:tcMar>
+              <w:top w:w="120" w:type="dxa"/>
+              <w:left w:w="120" w:type="dxa"/>
+              <w:bottom w:w="120" w:type="dxa"/>
+              <w:right w:w="120" w:type="dxa"/>
+            </w:tcMar>
+            <w:vAlign w:val="center"/>
+          </w:tcPr>
+          <w:p>
+            <w:pPr>
+              <w:spacing w:after="40" w:line="252" w:lineRule="auto"/>
+              <w:rPr>
+                <w:lang w:val="pt-BR"/>
+              </w:rPr>
+            </w:pPr>
+            <w:r>
+              <w:rPr>
+                <w:sz w:val="18"/>
+                <w:lang w:val="pt-BR"/>
+              </w:rPr>
+              <w:t>GET /pedidos, GET /pedidos/{id} e POST /pedidos</w:t>
+            </w:r>
+          </w:p>
+        </w:tc>
+      </w:tr>
+      <w:tr>
+        <w:tc>
+          <w:tcPr>
+            <w:tcW w:w="1944" w:type="dxa"/>
+            <w:tcBorders>
+              <w:top w:val="single" w:sz="6" w:space="0" w:color="D9D9D9"/>
+              <w:left w:val="single" w:sz="6" w:space="0" w:color="D9D9D9"/>
+              <w:bottom w:val="single" w:sz="6" w:space="0" w:color="D9D9D9"/>
+              <w:right w:val="single" w:sz="6" w:space="0" w:color="D9D9D9"/>
+            </w:tcBorders>
+            <w:shd w:val="clear" w:color="auto" w:fill="F3F6FA"/>
+            <w:tcMar>
+              <w:top w:w="120" w:type="dxa"/>
+              <w:left w:w="120" w:type="dxa"/>
+              <w:bottom w:w="120" w:type="dxa"/>
+              <w:right w:w="120" w:type="dxa"/>
+            </w:tcMar>
+            <w:vAlign w:val="center"/>
+          </w:tcPr>
+          <w:p>
+            <w:pPr>
+              <w:spacing w:after="40" w:line="252" w:lineRule="auto"/>
+            </w:pPr>
+            <w:proofErr w:type="spellStart"/>
+            <w:r>
+              <w:rPr>
+                <w:sz w:val="18"/>
+              </w:rPr>
+              <w:t>pedido</w:t>
+            </w:r>
+            <w:proofErr w:type="spellEnd"/>
+          </w:p>
+        </w:tc>
+        <w:tc>
+          <w:tcPr>
+            <w:tcW w:w="1944" w:type="dxa"/>
+            <w:tcBorders>
+              <w:top w:val="single" w:sz="6" w:space="0" w:color="D9D9D9"/>
+              <w:left w:val="single" w:sz="6" w:space="0" w:color="D9D9D9"/>
+              <w:bottom w:val="single" w:sz="6" w:space="0" w:color="D9D9D9"/>
+              <w:right w:val="single" w:sz="6" w:space="0" w:color="D9D9D9"/>
+            </w:tcBorders>
+            <w:shd w:val="clear" w:color="auto" w:fill="F3F6FA"/>
+            <w:tcMar>
+              <w:top w:w="120" w:type="dxa"/>
+              <w:left w:w="120" w:type="dxa"/>
+              <w:bottom w:w="120" w:type="dxa"/>
+              <w:right w:w="120" w:type="dxa"/>
+            </w:tcMar>
+            <w:vAlign w:val="center"/>
+          </w:tcPr>
+          <w:p>
+            <w:pPr>
+              <w:spacing w:after="40" w:line="252" w:lineRule="auto"/>
+            </w:pPr>
+            <w:r>
+              <w:rPr>
+                <w:sz w:val="18"/>
+              </w:rPr>
+              <w:t>estoque</w:t>
+            </w:r>
+          </w:p>
+        </w:tc>
+        <w:tc>
+          <w:tcPr>
+            <w:tcW w:w="2448" w:type="dxa"/>
+            <w:tcBorders>
+              <w:top w:val="single" w:sz="6" w:space="0" w:color="D9D9D9"/>
+              <w:left w:val="single" w:sz="6" w:space="0" w:color="D9D9D9"/>
+              <w:bottom w:val="single" w:sz="6" w:space="0" w:color="D9D9D9"/>
+              <w:right w:val="single" w:sz="6" w:space="0" w:color="D9D9D9"/>
+            </w:tcBorders>
+            <w:shd w:val="clear" w:color="auto" w:fill="F3F6FA"/>
+            <w:tcMar>
+              <w:top w:w="120" w:type="dxa"/>
+              <w:left w:w="120" w:type="dxa"/>
+              <w:bottom w:w="120" w:type="dxa"/>
+              <w:right w:w="120" w:type="dxa"/>
+            </w:tcMar>
+            <w:vAlign w:val="center"/>
+          </w:tcPr>
+          <w:p>
+            <w:pPr>
+              <w:spacing w:after="40" w:line="252" w:lineRule="auto"/>
+            </w:pPr>
+            <w:r>
+              <w:rPr>
+                <w:sz w:val="18"/>
+              </w:rPr>
+              <w:t>Published Language</w:t>
+            </w:r>
+          </w:p>
+        </w:tc>
+        <w:tc>
+          <w:tcPr>
+            <w:tcW w:w="3744" w:type="dxa"/>
+            <w:tcBorders>
+              <w:top w:val="single" w:sz="6" w:space="0" w:color="D9D9D9"/>
+              <w:left w:val="single" w:sz="6" w:space="0" w:color="D9D9D9"/>
+              <w:bottom w:val="single" w:sz="6" w:space="0" w:color="D9D9D9"/>
+              <w:right w:val="single" w:sz="6" w:space="0" w:color="D9D9D9"/>
+            </w:tcBorders>
+            <w:shd w:val="clear" w:color="auto" w:fill="F3F6FA"/>
+            <w:tcMar>
+              <w:top w:w="120" w:type="dxa"/>
+              <w:left w:w="120" w:type="dxa"/>
+              <w:bottom w:w="120" w:type="dxa"/>
+              <w:right w:w="120" w:type="dxa"/>
+            </w:tcMar>
+            <w:vAlign w:val="center"/>
+          </w:tcPr>
+          <w:p>
+            <w:pPr>
+              <w:spacing w:after="40" w:line="252" w:lineRule="auto"/>
+            </w:pPr>
+            <w:r>
+              <w:rPr>
+                <w:sz w:val="18"/>
+              </w:rPr>
+              <w:t>Evento JSON pedido.solicitado</w:t>
+            </w:r>
+          </w:p>
+        </w:tc>
+      </w:tr>
+      <w:tr>
+        <w:tc>
+          <w:tcPr>
+            <w:tcW w:w="1944" w:type="dxa"/>
+            <w:tcBorders>
+              <w:top w:val="single" w:sz="6" w:space="0" w:color="D9D9D9"/>
+              <w:left w:val="single" w:sz="6" w:space="0" w:color="D9D9D9"/>
+              <w:bottom w:val="single" w:sz="6" w:space="0" w:color="D9D9D9"/>
+              <w:right w:val="single" w:sz="6" w:space="0" w:color="D9D9D9"/>
+            </w:tcBorders>
+            <w:tcMar>
+              <w:top w:w="120" w:type="dxa"/>
+              <w:left w:w="120" w:type="dxa"/>
+              <w:bottom w:w="120" w:type="dxa"/>
+              <w:right w:w="120" w:type="dxa"/>
+            </w:tcMar>
+            <w:vAlign w:val="center"/>
+          </w:tcPr>
+          <w:p>
+            <w:pPr>
+              <w:spacing w:after="40" w:line="252" w:lineRule="auto"/>
+            </w:pPr>
+            <w:r>
+              <w:rPr>
+                <w:sz w:val="18"/>
+              </w:rPr>
+              <w:t>estoque</w:t>
+            </w:r>
+          </w:p>
+        </w:tc>
+        <w:tc>
+          <w:tcPr>
+            <w:tcW w:w="1944" w:type="dxa"/>
+            <w:tcBorders>
+              <w:top w:val="single" w:sz="6" w:space="0" w:color="D9D9D9"/>
+              <w:left w:val="single" w:sz="6" w:space="0" w:color="D9D9D9"/>
+              <w:bottom w:val="single" w:sz="6" w:space="0" w:color="D9D9D9"/>
+              <w:right w:val="single" w:sz="6" w:space="0" w:color="D9D9D9"/>
+            </w:tcBorders>
+            <w:tcMar>
+              <w:top w:w="120" w:type="dxa"/>
+              <w:left w:w="120" w:type="dxa"/>
+              <w:bottom w:w="120" w:type="dxa"/>
+              <w:right w:w="120" w:type="dxa"/>
+            </w:tcMar>
+            <w:vAlign w:val="center"/>
+          </w:tcPr>
+          <w:p>
+            <w:pPr>
+              <w:spacing w:after="40" w:line="252" w:lineRule="auto"/>
+            </w:pPr>
+            <w:r>
+              <w:rPr>
+                <w:sz w:val="18"/>
+              </w:rPr>
+              <w:t>pedido</w:t>
+            </w:r>
+          </w:p>
+        </w:tc>
+        <w:tc>
+          <w:tcPr>
+            <w:tcW w:w="2448" w:type="dxa"/>
+            <w:tcBorders>
+              <w:top w:val="single" w:sz="6" w:space="0" w:color="D9D9D9"/>
+              <w:left w:val="single" w:sz="6" w:space="0" w:color="D9D9D9"/>
+              <w:bottom w:val="single" w:sz="6" w:space="0" w:color="D9D9D9"/>
+              <w:right w:val="single" w:sz="6" w:space="0" w:color="D9D9D9"/>
+            </w:tcBorders>
+            <w:tcMar>
+              <w:top w:w="120" w:type="dxa"/>
+              <w:left w:w="120" w:type="dxa"/>
+              <w:bottom w:w="120" w:type="dxa"/>
+              <w:right w:w="120" w:type="dxa"/>
+            </w:tcMar>
+            <w:vAlign w:val="center"/>
+          </w:tcPr>
+          <w:p>
+            <w:pPr>
+              <w:spacing w:after="40" w:line="252" w:lineRule="auto"/>
+            </w:pPr>
+            <w:r>
+              <w:rPr>
+                <w:sz w:val="18"/>
+              </w:rPr>
+              <w:t>Published Language</w:t>
+            </w:r>
+          </w:p>
+        </w:tc>
+        <w:tc>
+          <w:tcPr>
+            <w:tcW w:w="3744" w:type="dxa"/>
+            <w:tcBorders>
+              <w:top w:val="single" w:sz="6" w:space="0" w:color="D9D9D9"/>
+              <w:left w:val="single" w:sz="6" w:space="0" w:color="D9D9D9"/>
+              <w:bottom w:val="single" w:sz="6" w:space="0" w:color="D9D9D9"/>
+              <w:right w:val="single" w:sz="6" w:space="0" w:color="D9D9D9"/>
+            </w:tcBorders>
+            <w:tcMar>
+              <w:top w:w="120" w:type="dxa"/>
+              <w:left w:w="120" w:type="dxa"/>
+              <w:bottom w:w="120" w:type="dxa"/>
+              <w:right w:w="120" w:type="dxa"/>
+            </w:tcMar>
+            <w:vAlign w:val="center"/>
+          </w:tcPr>
+          <w:p>
+            <w:pPr>
+              <w:spacing w:after="40" w:line="252" w:lineRule="auto"/>
+            </w:pPr>
+            <w:r>
+              <w:rPr>
+                <w:sz w:val="18"/>
+              </w:rPr>
+              <w:t>Evento JSON estoque.resposta</w:t>
+            </w:r>
+          </w:p>
+        </w:tc>
+      </w:tr>
+      <w:tr>
+        <w:tc>
+          <w:tcPr>
+            <w:tcW w:w="1944" w:type="dxa"/>
+            <w:tcBorders>
+              <w:top w:val="single" w:sz="6" w:space="0" w:color="D9D9D9"/>
+              <w:left w:val="single" w:sz="6" w:space="0" w:color="D9D9D9"/>
+              <w:bottom w:val="single" w:sz="6" w:space="0" w:color="D9D9D9"/>
+              <w:right w:val="single" w:sz="6" w:space="0" w:color="D9D9D9"/>
+            </w:tcBorders>
+            <w:shd w:val="clear" w:color="auto" w:fill="F3F6FA"/>
+            <w:tcMar>
+              <w:top w:w="120" w:type="dxa"/>
+              <w:left w:w="120" w:type="dxa"/>
+              <w:bottom w:w="120" w:type="dxa"/>
+              <w:right w:w="120" w:type="dxa"/>
+            </w:tcMar>
+            <w:vAlign w:val="center"/>
+          </w:tcPr>
+          <w:p>
+            <w:pPr>
+              <w:spacing w:after="40" w:line="252" w:lineRule="auto"/>
+            </w:pPr>
+            <w:r>
+              <w:rPr>
+                <w:sz w:val="18"/>
+              </w:rPr>
+              <w:t>pedido</w:t>
+            </w:r>
+          </w:p>
+        </w:tc>
+        <w:tc>
+          <w:tcPr>
+            <w:tcW w:w="1944" w:type="dxa"/>
+            <w:tcBorders>
+              <w:top w:val="single" w:sz="6" w:space="0" w:color="D9D9D9"/>
+              <w:left w:val="single" w:sz="6" w:space="0" w:color="D9D9D9"/>
+              <w:bottom w:val="single" w:sz="6" w:space="0" w:color="D9D9D9"/>
+              <w:right w:val="single" w:sz="6" w:space="0" w:color="D9D9D9"/>
+            </w:tcBorders>
+            <w:shd w:val="clear" w:color="auto" w:fill="F3F6FA"/>
+            <w:tcMar>
+              <w:top w:w="120" w:type="dxa"/>
+              <w:left w:w="120" w:type="dxa"/>
+              <w:bottom w:w="120" w:type="dxa"/>
+              <w:right w:w="120" w:type="dxa"/>
+            </w:tcMar>
+            <w:vAlign w:val="center"/>
+          </w:tcPr>
+          <w:p>
+            <w:pPr>
+              <w:spacing w:after="40" w:line="252" w:lineRule="auto"/>
+            </w:pPr>
+            <w:proofErr w:type="spellStart"/>
+            <w:r>
+              <w:rPr>
+                <w:sz w:val="18"/>
+              </w:rPr>
+              <w:t>Pedido</w:t>
+            </w:r>
+            <w:proofErr w:type="spellEnd"/>
+            <w:r>
+              <w:rPr>
+                <w:sz w:val="18"/>
+              </w:rPr>
+              <w:t>(Auditoria)</w:t>
+            </w:r>
+          </w:p>
+        </w:tc>
+        <w:tc>
+          <w:tcPr>
+            <w:tcW w:w="2448" w:type="dxa"/>
+            <w:tcBorders>
+              <w:top w:val="single" w:sz="6" w:space="0" w:color="D9D9D9"/>
+              <w:left w:val="single" w:sz="6" w:space="0" w:color="D9D9D9"/>
+              <w:bottom w:val="single" w:sz="6" w:space="0" w:color="D9D9D9"/>
+              <w:right w:val="single" w:sz="6" w:space="0" w:color="D9D9D9"/>
+            </w:tcBorders>
+            <w:shd w:val="clear" w:color="auto" w:fill="F3F6FA"/>
+            <w:tcMar>
+              <w:top w:w="120" w:type="dxa"/>
+              <w:left w:w="120" w:type="dxa"/>
+              <w:bottom w:w="120" w:type="dxa"/>
+              <w:right w:w="120" w:type="dxa"/>
+            </w:tcMar>
+            <w:vAlign w:val="center"/>
+          </w:tcPr>
+          <w:p>
+            <w:pPr>
+              <w:spacing w:after="40" w:line="252" w:lineRule="auto"/>
+            </w:pPr>
+            <w:r>
+              <w:rPr>
+                <w:sz w:val="18"/>
+              </w:rPr>
+              <w:t>Published Language</w:t>
+            </w:r>
+          </w:p>
+        </w:tc>
+        <w:tc>
+          <w:tcPr>
+            <w:tcW w:w="3744" w:type="dxa"/>
+            <w:tcBorders>
+              <w:top w:val="single" w:sz="6" w:space="0" w:color="D9D9D9"/>
+              <w:left w:val="single" w:sz="6" w:space="0" w:color="D9D9D9"/>
+              <w:bottom w:val="single" w:sz="6" w:space="0" w:color="D9D9D9"/>
+              <w:right w:val="single" w:sz="6" w:space="0" w:color="D9D9D9"/>
+            </w:tcBorders>
+            <w:shd w:val="clear" w:color="auto" w:fill="F3F6FA"/>
+            <w:tcMar>
+              <w:top w:w="120" w:type="dxa"/>
+              <w:left w:w="120" w:type="dxa"/>
+              <w:bottom w:w="120" w:type="dxa"/>
+              <w:right w:w="120" w:type="dxa"/>
+            </w:tcMar>
+            <w:vAlign w:val="center"/>
+          </w:tcPr>
+          <w:p>
+            <w:pPr>
+              <w:spacing w:after="40" w:line="252" w:lineRule="auto"/>
+              <w:rPr>
+                <w:lang w:val="pt-BR"/>
+              </w:rPr>
+            </w:pPr>
+            <w:r>
+              <w:rPr>
+                <w:sz w:val="18"/>
+                <w:lang w:val="pt-BR"/>
+              </w:rPr>
+              <w:t xml:space="preserve">Evento JSON </w:t>
+            </w:r>
+            <w:proofErr w:type="spellStart"/>
+            <w:r>
+              <w:rPr>
+                <w:sz w:val="18"/>
+                <w:lang w:val="pt-BR"/>
+              </w:rPr>
+              <w:t>pedido.sem-resposta-estoque</w:t>
+            </w:r>
+            <w:proofErr w:type="spellEnd"/>
+            <w:r>
+              <w:rPr>
+                <w:sz w:val="18"/>
+                <w:lang w:val="pt-BR"/>
+              </w:rPr>
+              <w:t xml:space="preserve"> em </w:t>
+            </w:r>
+            <w:proofErr w:type="spellStart"/>
+            <w:r>
+              <w:rPr>
+                <w:sz w:val="18"/>
+                <w:lang w:val="pt-BR"/>
+              </w:rPr>
+              <w:t>TopicExchange</w:t>
+            </w:r>
+            <w:proofErr w:type="spellEnd"/>
+          </w:p>
+        </w:tc>
+      </w:tr>
+    </w:tbl>
+    <w:p>
+      <w:pPr>
+        <w:spacing w:line="259" w:lineRule="auto"/>
+        <w:rPr>
+          <w:lang w:val="pt-BR"/>
+        </w:rPr>
+      </w:pPr>
+    </w:p>
+    <w:p>
+      <w:pPr>
+        <w:pStyle w:val="Ttulo2"/>
+        <w:spacing w:line="259" w:lineRule="auto"/>
+        <w:rPr>
+          <w:lang w:val="pt-BR"/>
+        </w:rPr>
+      </w:pPr>
+      <w:r>
+        <w:rPr>
+          <w:lang w:val="pt-BR"/>
+        </w:rPr>
+        <w:t>3.4 Diagrama textual da arquitetura</w:t>
+      </w:r>
+    </w:p>
+    <w:p>
+      <w:pPr>
+        <w:pStyle w:val="CodeBlock"/>
+        <w:spacing w:after="120" w:line="259" w:lineRule="auto"/>
+        <w:rPr>
+          <w:lang w:val="pt-BR"/>
+        </w:rPr>
+      </w:pPr>
+      <w:r>
+        <w:rPr>
+          <w:lang w:val="pt-BR"/>
+        </w:rPr>
+        <w:t>[</w:t>
+      </w:r>
+      <w:proofErr w:type="spellStart"/>
+      <w:proofErr w:type="gramStart"/>
+      <w:r>
+        <w:rPr>
+          <w:lang w:val="pt-BR"/>
+        </w:rPr>
+        <w:t>cloud</w:t>
+      </w:r>
+      <w:proofErr w:type="gramEnd"/>
+      <w:r>
+        <w:rPr>
+          <w:lang w:val="pt-BR"/>
+        </w:rPr>
+        <w:t>-commerce</w:t>
+      </w:r>
+      <w:proofErr w:type="spellEnd"/>
+      <w:r>
+        <w:rPr>
+          <w:lang w:val="pt-BR"/>
+        </w:rPr>
+        <w:t>]</w:t>
+      </w:r>
+      <w:r>
+        <w:rPr>
+          <w:lang w:val="pt-BR"/>
+        </w:rPr>
+        <w:br/>
+        <w:t xml:space="preserve">  -&gt; consulta [produto] por HTTP</w:t>
+      </w:r>
+      <w:r>
+        <w:rPr>
+          <w:lang w:val="pt-BR"/>
+        </w:rPr>
+        <w:br/>
+        <w:t xml:space="preserve">  -&gt; consulta [estoque] por HTTP</w:t>
+      </w:r>
+      <w:r>
+        <w:rPr>
+          <w:lang w:val="pt-BR"/>
+        </w:rPr>
+        <w:br/>
+        <w:t xml:space="preserve">  -&gt; cria pedido em [pedido] por HTTP</w:t>
+      </w:r>
+      <w:r>
+        <w:rPr>
+          <w:lang w:val="pt-BR"/>
+        </w:rPr>
+        <w:br/>
+      </w:r>
+      <w:r>
+        <w:rPr>
+          <w:lang w:val="pt-BR"/>
+        </w:rPr>
+        <w:br/>
+        <w:t>[pedido]</w:t>
+      </w:r>
+      <w:r>
+        <w:rPr>
+          <w:lang w:val="pt-BR"/>
+        </w:rPr>
+        <w:br/>
+        <w:t xml:space="preserve">  -&gt; publica </w:t>
+      </w:r>
+      <w:proofErr w:type="spellStart"/>
+      <w:r>
+        <w:rPr>
+          <w:lang w:val="pt-BR"/>
+        </w:rPr>
+        <w:t>pedido.solicitado</w:t>
+      </w:r>
+      <w:proofErr w:type="spellEnd"/>
+      <w:r>
+        <w:rPr>
+          <w:lang w:val="pt-BR"/>
+        </w:rPr>
+        <w:t xml:space="preserve"> no </w:t>
+      </w:r>
+      <w:proofErr w:type="spellStart"/>
+      <w:r>
+        <w:rPr>
+          <w:lang w:val="pt-BR"/>
+        </w:rPr>
+        <w:t>RabbitMQ</w:t>
       </w:r>
       <w:proofErr w:type="spellEnd"/>
       <w:r>
@@ -1224,40 +3633,19 @@
         </w:rPr>
         <w:br/>
       </w:r>
-      <w:proofErr w:type="spellStart"/>
       <w:r>
         <w:rPr>
           <w:lang w:val="pt-BR"/>
         </w:rPr>
-        <w:t>cloud-commerce</w:t>
-      </w:r>
-      <w:proofErr w:type="spellEnd"/>
-      <w:r>
-        <w:rPr>
-          <w:lang w:val="pt-BR"/>
-        </w:rPr>
-        <w:t xml:space="preserve"> -&gt; produto/estoque/pedido via HTTP</w:t>
+        <w:br/>
+        <w:t>[estoque]</w:t>
       </w:r>
       <w:r>
         <w:rPr>
           <w:lang w:val="pt-BR"/>
         </w:rPr>
         <w:br/>
-        <w:t xml:space="preserve">pedido -&gt; </w:t>
-      </w:r>
-      <w:proofErr w:type="spellStart"/>
-      <w:r>
-        <w:rPr>
-          <w:lang w:val="pt-BR"/>
-        </w:rPr>
-        <w:t>DirectExchange</w:t>
-      </w:r>
-      <w:proofErr w:type="spellEnd"/>
-      <w:r>
-        <w:rPr>
-          <w:lang w:val="pt-BR"/>
-        </w:rPr>
-        <w:t xml:space="preserve">: </w:t>
+        <w:t xml:space="preserve">  -&gt; consome </w:t>
       </w:r>
       <w:proofErr w:type="spellStart"/>
       <w:r>
@@ -1272,21 +3660,14 @@
           <w:lang w:val="pt-BR"/>
         </w:rPr>
         <w:br/>
-        <w:t xml:space="preserve">estoque -&gt; </w:t>
+        <w:t xml:space="preserve">  -&gt; valida saldo e baixa estoque quando possível</w:t>
       </w:r>
-      <w:proofErr w:type="spellStart"/>
       <w:r>
         <w:rPr>
           <w:lang w:val="pt-BR"/>
         </w:rPr>
-        <w:t>DirectExchange</w:t>
-      </w:r>
-      <w:proofErr w:type="spellEnd"/>
-      <w:r>
-        <w:rPr>
-          <w:lang w:val="pt-BR"/>
-        </w:rPr>
-        <w:t xml:space="preserve">: </w:t>
+        <w:br/>
+        <w:t xml:space="preserve">  -&gt; publica </w:t>
       </w:r>
       <w:proofErr w:type="spellStart"/>
       <w:r>
@@ -1301,28 +3682,28 @@
           <w:lang w:val="pt-BR"/>
         </w:rPr>
         <w:br/>
-        <w:t xml:space="preserve">pedido -&gt; </w:t>
+      </w:r>
+      <w:r>
+        <w:rPr>
+          <w:lang w:val="pt-BR"/>
+        </w:rPr>
+        <w:lastRenderedPageBreak/>
+        <w:br/>
+        <w:t>[pedido]</w:t>
+      </w:r>
+      <w:r>
+        <w:rPr>
+          <w:lang w:val="pt-BR"/>
+        </w:rPr>
+        <w:br/>
+        <w:t xml:space="preserve">  -&gt; consome </w:t>
       </w:r>
       <w:proofErr w:type="spellStart"/>
       <w:r>
         <w:rPr>
           <w:lang w:val="pt-BR"/>
         </w:rPr>
-        <w:t>TopicExchange</w:t>
-      </w:r>
-      <w:proofErr w:type="spellEnd"/>
-      <w:r>
-        <w:rPr>
-          <w:lang w:val="pt-BR"/>
-        </w:rPr>
-        <w:t xml:space="preserve">: </w:t>
-      </w:r>
-      <w:proofErr w:type="spellStart"/>
-      <w:r>
-        <w:rPr>
-          <w:lang w:val="pt-BR"/>
-        </w:rPr>
-        <w:t>pedido.sem-resposta-estoque</w:t>
+        <w:t>estoque.resposta</w:t>
       </w:r>
       <w:proofErr w:type="spellEnd"/>
       <w:r>
@@ -1330,34 +3711,692 @@
           <w:lang w:val="pt-BR"/>
         </w:rPr>
         <w:br/>
-      </w:r>
-      <w:proofErr w:type="spellStart"/>
-      <w:r>
-        <w:rPr>
-          <w:lang w:val="pt-BR"/>
-        </w:rPr>
-        <w:t>TopicExchange</w:t>
-      </w:r>
-      <w:proofErr w:type="spellEnd"/>
-      <w:r>
-        <w:rPr>
-          <w:lang w:val="pt-BR"/>
-        </w:rPr>
-        <w:t xml:space="preserve"> -&gt; fila </w:t>
+        <w:t xml:space="preserve">  -&gt; atualiza status para PROCESSADO ou SEM_ESTOQUE</w:t>
       </w:r>
       <w:r>
         <w:rPr>
           <w:lang w:val="pt-BR"/>
         </w:rPr>
-        <w:t>de auditoria</w:t>
+        <w:br/>
+        <w:t xml:space="preserve">  -&gt; audita pedidos que ficam sem resposta</w:t>
       </w:r>
     </w:p>
+    <w:p>
+      <w:pPr>
+        <w:pStyle w:val="Ttulo2"/>
+        <w:spacing w:line="259" w:lineRule="auto"/>
+      </w:pPr>
+      <w:r>
+        <w:t xml:space="preserve">3.5 </w:t>
+      </w:r>
+      <w:proofErr w:type="spellStart"/>
+      <w:r>
+        <w:t>Perguntas</w:t>
+      </w:r>
+      <w:proofErr w:type="spellEnd"/>
+      <w:r>
+        <w:t xml:space="preserve"> </w:t>
+      </w:r>
+      <w:proofErr w:type="spellStart"/>
+      <w:r>
+        <w:t>obrigatórias</w:t>
+      </w:r>
+      <w:proofErr w:type="spellEnd"/>
+      <w:r>
+        <w:t xml:space="preserve"> </w:t>
+      </w:r>
+      <w:proofErr w:type="spellStart"/>
+      <w:r>
+        <w:t>respondidas</w:t>
+      </w:r>
+      <w:proofErr w:type="spellEnd"/>
+    </w:p>
+    <w:tbl>
+      <w:tblPr>
+        <w:tblStyle w:val="Tabelacomgrade"/>
+        <w:tblW w:w="0" w:type="auto"/>
+        <w:tblLook w:val="04A0" w:firstRow="1" w:lastRow="0" w:firstColumn="1" w:lastColumn="0" w:noHBand="0" w:noVBand="1"/>
+      </w:tblPr>
+      <w:tblGrid>
+        <w:gridCol w:w="3176"/>
+        <w:gridCol w:w="6424"/>
+      </w:tblGrid>
+      <w:tr>
+        <w:tc>
+          <w:tcPr>
+            <w:tcW w:w="3312" w:type="dxa"/>
+            <w:tcBorders>
+              <w:top w:val="single" w:sz="6" w:space="0" w:color="D9D9D9"/>
+              <w:left w:val="single" w:sz="6" w:space="0" w:color="D9D9D9"/>
+              <w:bottom w:val="single" w:sz="6" w:space="0" w:color="D9D9D9"/>
+              <w:right w:val="single" w:sz="6" w:space="0" w:color="D9D9D9"/>
+            </w:tcBorders>
+            <w:shd w:val="clear" w:color="auto" w:fill="1F4E79"/>
+            <w:tcMar>
+              <w:top w:w="120" w:type="dxa"/>
+              <w:left w:w="120" w:type="dxa"/>
+              <w:bottom w:w="120" w:type="dxa"/>
+              <w:right w:w="120" w:type="dxa"/>
+            </w:tcMar>
+            <w:vAlign w:val="center"/>
+          </w:tcPr>
+          <w:p>
+            <w:pPr>
+              <w:spacing w:after="40" w:line="252" w:lineRule="auto"/>
+              <w:jc w:val="center"/>
+            </w:pPr>
+            <w:r>
+              <w:rPr>
+                <w:b/>
+                <w:color w:val="FFFFFF"/>
+                <w:sz w:val="18"/>
+              </w:rPr>
+              <w:t>Pergunta</w:t>
+            </w:r>
+          </w:p>
+        </w:tc>
+        <w:tc>
+          <w:tcPr>
+            <w:tcW w:w="6768" w:type="dxa"/>
+            <w:tcBorders>
+              <w:top w:val="single" w:sz="6" w:space="0" w:color="D9D9D9"/>
+              <w:left w:val="single" w:sz="6" w:space="0" w:color="D9D9D9"/>
+              <w:bottom w:val="single" w:sz="6" w:space="0" w:color="D9D9D9"/>
+              <w:right w:val="single" w:sz="6" w:space="0" w:color="D9D9D9"/>
+            </w:tcBorders>
+            <w:shd w:val="clear" w:color="auto" w:fill="1F4E79"/>
+            <w:tcMar>
+              <w:top w:w="120" w:type="dxa"/>
+              <w:left w:w="120" w:type="dxa"/>
+              <w:bottom w:w="120" w:type="dxa"/>
+              <w:right w:w="120" w:type="dxa"/>
+            </w:tcMar>
+            <w:vAlign w:val="center"/>
+          </w:tcPr>
+          <w:p>
+            <w:pPr>
+              <w:spacing w:after="40" w:line="252" w:lineRule="auto"/>
+              <w:jc w:val="center"/>
+            </w:pPr>
+            <w:r>
+              <w:rPr>
+                <w:b/>
+                <w:color w:val="FFFFFF"/>
+                <w:sz w:val="18"/>
+              </w:rPr>
+              <w:t>Resposta no projeto</w:t>
+            </w:r>
+          </w:p>
+        </w:tc>
+      </w:tr>
+      <w:tr>
+        <w:tc>
+          <w:tcPr>
+            <w:tcW w:w="3312" w:type="dxa"/>
+            <w:tcBorders>
+              <w:top w:val="single" w:sz="6" w:space="0" w:color="D9D9D9"/>
+              <w:left w:val="single" w:sz="6" w:space="0" w:color="D9D9D9"/>
+              <w:bottom w:val="single" w:sz="6" w:space="0" w:color="D9D9D9"/>
+              <w:right w:val="single" w:sz="6" w:space="0" w:color="D9D9D9"/>
+            </w:tcBorders>
+            <w:tcMar>
+              <w:top w:w="120" w:type="dxa"/>
+              <w:left w:w="120" w:type="dxa"/>
+              <w:bottom w:w="120" w:type="dxa"/>
+              <w:right w:w="120" w:type="dxa"/>
+            </w:tcMar>
+            <w:vAlign w:val="center"/>
+          </w:tcPr>
+          <w:p>
+            <w:pPr>
+              <w:spacing w:after="40" w:line="252" w:lineRule="auto"/>
+              <w:rPr>
+                <w:lang w:val="pt-BR"/>
+              </w:rPr>
+            </w:pPr>
+            <w:r>
+              <w:rPr>
+                <w:sz w:val="18"/>
+                <w:lang w:val="pt-BR"/>
+              </w:rPr>
+              <w:t>Em quais pontos o mesmo termo muda de significado?</w:t>
+            </w:r>
+          </w:p>
+        </w:tc>
+        <w:tc>
+          <w:tcPr>
+            <w:tcW w:w="6768" w:type="dxa"/>
+            <w:tcBorders>
+              <w:top w:val="single" w:sz="6" w:space="0" w:color="D9D9D9"/>
+              <w:left w:val="single" w:sz="6" w:space="0" w:color="D9D9D9"/>
+              <w:bottom w:val="single" w:sz="6" w:space="0" w:color="D9D9D9"/>
+              <w:right w:val="single" w:sz="6" w:space="0" w:color="D9D9D9"/>
+            </w:tcBorders>
+            <w:tcMar>
+              <w:top w:w="120" w:type="dxa"/>
+              <w:left w:w="120" w:type="dxa"/>
+              <w:bottom w:w="120" w:type="dxa"/>
+              <w:right w:w="120" w:type="dxa"/>
+            </w:tcMar>
+            <w:vAlign w:val="center"/>
+          </w:tcPr>
+          <w:p>
+            <w:pPr>
+              <w:spacing w:after="40" w:line="252" w:lineRule="auto"/>
+            </w:pPr>
+            <w:r>
+              <w:rPr>
+                <w:sz w:val="18"/>
+                <w:lang w:val="pt-BR"/>
+              </w:rPr>
+              <w:t xml:space="preserve">Produto no catálogo significa item vendido com nome e preço. No estoque, o mesmo </w:t>
+            </w:r>
+            <w:proofErr w:type="spellStart"/>
+            <w:r>
+              <w:rPr>
+                <w:sz w:val="18"/>
+                <w:lang w:val="pt-BR"/>
+              </w:rPr>
+              <w:t>produtoId</w:t>
+            </w:r>
+            <w:proofErr w:type="spellEnd"/>
+            <w:r>
+              <w:rPr>
+                <w:sz w:val="18"/>
+                <w:lang w:val="pt-BR"/>
+              </w:rPr>
+              <w:t xml:space="preserve"> representa saldo disponível. </w:t>
+            </w:r>
+            <w:r>
+              <w:rPr>
+                <w:sz w:val="18"/>
+              </w:rPr>
+              <w:t xml:space="preserve">No </w:t>
+            </w:r>
+            <w:proofErr w:type="spellStart"/>
+            <w:r>
+              <w:rPr>
+                <w:sz w:val="18"/>
+              </w:rPr>
+              <w:t>pedido</w:t>
+            </w:r>
+            <w:proofErr w:type="spellEnd"/>
+            <w:r>
+              <w:rPr>
+                <w:sz w:val="18"/>
+              </w:rPr>
+              <w:t xml:space="preserve">, </w:t>
+            </w:r>
+            <w:proofErr w:type="spellStart"/>
+            <w:r>
+              <w:rPr>
+                <w:sz w:val="18"/>
+              </w:rPr>
+              <w:t>produtoId</w:t>
+            </w:r>
+            <w:proofErr w:type="spellEnd"/>
+            <w:r>
+              <w:rPr>
+                <w:sz w:val="18"/>
+              </w:rPr>
+              <w:t xml:space="preserve"> </w:t>
+            </w:r>
+            <w:proofErr w:type="spellStart"/>
+            <w:r>
+              <w:rPr>
+                <w:sz w:val="18"/>
+              </w:rPr>
+              <w:t>vira</w:t>
+            </w:r>
+            <w:proofErr w:type="spellEnd"/>
+            <w:r>
+              <w:rPr>
+                <w:sz w:val="18"/>
+              </w:rPr>
+              <w:t xml:space="preserve"> item solicitado em uma compra.</w:t>
+            </w:r>
+          </w:p>
+        </w:tc>
+      </w:tr>
+      <w:tr>
+        <w:tc>
+          <w:tcPr>
+            <w:tcW w:w="3312" w:type="dxa"/>
+            <w:tcBorders>
+              <w:top w:val="single" w:sz="6" w:space="0" w:color="D9D9D9"/>
+              <w:left w:val="single" w:sz="6" w:space="0" w:color="D9D9D9"/>
+              <w:bottom w:val="single" w:sz="6" w:space="0" w:color="D9D9D9"/>
+              <w:right w:val="single" w:sz="6" w:space="0" w:color="D9D9D9"/>
+            </w:tcBorders>
+            <w:shd w:val="clear" w:color="auto" w:fill="F3F6FA"/>
+            <w:tcMar>
+              <w:top w:w="120" w:type="dxa"/>
+              <w:left w:w="120" w:type="dxa"/>
+              <w:bottom w:w="120" w:type="dxa"/>
+              <w:right w:w="120" w:type="dxa"/>
+            </w:tcMar>
+            <w:vAlign w:val="center"/>
+          </w:tcPr>
+          <w:p>
+            <w:pPr>
+              <w:spacing w:after="40" w:line="252" w:lineRule="auto"/>
+              <w:rPr>
+                <w:lang w:val="pt-BR"/>
+              </w:rPr>
+            </w:pPr>
+            <w:r>
+              <w:rPr>
+                <w:sz w:val="18"/>
+                <w:lang w:val="pt-BR"/>
+              </w:rPr>
+              <w:t>Quem pode aceitar ou rejeitar mudanças em cada conjunto de dados?</w:t>
+            </w:r>
+          </w:p>
+        </w:tc>
+        <w:tc>
+          <w:tcPr>
+            <w:tcW w:w="6768" w:type="dxa"/>
+            <w:tcBorders>
+              <w:top w:val="single" w:sz="6" w:space="0" w:color="D9D9D9"/>
+              <w:left w:val="single" w:sz="6" w:space="0" w:color="D9D9D9"/>
+              <w:bottom w:val="single" w:sz="6" w:space="0" w:color="D9D9D9"/>
+              <w:right w:val="single" w:sz="6" w:space="0" w:color="D9D9D9"/>
+            </w:tcBorders>
+            <w:shd w:val="clear" w:color="auto" w:fill="F3F6FA"/>
+            <w:tcMar>
+              <w:top w:w="120" w:type="dxa"/>
+              <w:left w:w="120" w:type="dxa"/>
+              <w:bottom w:w="120" w:type="dxa"/>
+              <w:right w:w="120" w:type="dxa"/>
+            </w:tcMar>
+            <w:vAlign w:val="center"/>
+          </w:tcPr>
+          <w:p>
+            <w:pPr>
+              <w:spacing w:after="40" w:line="252" w:lineRule="auto"/>
+              <w:rPr>
+                <w:lang w:val="pt-BR"/>
+              </w:rPr>
+            </w:pPr>
+            <w:r>
+              <w:rPr>
+                <w:sz w:val="18"/>
+                <w:lang w:val="pt-BR"/>
+              </w:rPr>
+              <w:t xml:space="preserve">Produto decide alterações do catálogo. Estoque decide disponibilidade e baixa. </w:t>
+            </w:r>
+            <w:r>
+              <w:rPr>
+                <w:sz w:val="18"/>
+                <w:lang w:val="pt-BR"/>
+              </w:rPr>
+              <w:t>Pedido decide criação e status final do pedido. Nenhum s</w:t>
+            </w:r>
+            <w:r>
+              <w:rPr>
+                <w:sz w:val="18"/>
+                <w:lang w:val="pt-BR"/>
+              </w:rPr>
+              <w:t>erviço Interage com dados de tabelas que não foram criadas por eles.</w:t>
+            </w:r>
+          </w:p>
+        </w:tc>
+      </w:tr>
+      <w:tr>
+        <w:tc>
+          <w:tcPr>
+            <w:tcW w:w="3312" w:type="dxa"/>
+            <w:tcBorders>
+              <w:top w:val="single" w:sz="6" w:space="0" w:color="D9D9D9"/>
+              <w:left w:val="single" w:sz="6" w:space="0" w:color="D9D9D9"/>
+              <w:bottom w:val="single" w:sz="6" w:space="0" w:color="D9D9D9"/>
+              <w:right w:val="single" w:sz="6" w:space="0" w:color="D9D9D9"/>
+            </w:tcBorders>
+            <w:tcMar>
+              <w:top w:w="120" w:type="dxa"/>
+              <w:left w:w="120" w:type="dxa"/>
+              <w:bottom w:w="120" w:type="dxa"/>
+              <w:right w:w="120" w:type="dxa"/>
+            </w:tcMar>
+            <w:vAlign w:val="center"/>
+          </w:tcPr>
+          <w:p>
+            <w:pPr>
+              <w:spacing w:after="40" w:line="252" w:lineRule="auto"/>
+              <w:rPr>
+                <w:lang w:val="pt-BR"/>
+              </w:rPr>
+            </w:pPr>
+            <w:r>
+              <w:rPr>
+                <w:sz w:val="18"/>
+                <w:lang w:val="pt-BR"/>
+              </w:rPr>
+              <w:t>Quais capacidades mudam, escalam ou falham de forma diferente?</w:t>
+            </w:r>
+          </w:p>
+        </w:tc>
+        <w:tc>
+          <w:tcPr>
+            <w:tcW w:w="6768" w:type="dxa"/>
+            <w:tcBorders>
+              <w:top w:val="single" w:sz="6" w:space="0" w:color="D9D9D9"/>
+              <w:left w:val="single" w:sz="6" w:space="0" w:color="D9D9D9"/>
+              <w:bottom w:val="single" w:sz="6" w:space="0" w:color="D9D9D9"/>
+              <w:right w:val="single" w:sz="6" w:space="0" w:color="D9D9D9"/>
+            </w:tcBorders>
+            <w:tcMar>
+              <w:top w:w="120" w:type="dxa"/>
+              <w:left w:w="120" w:type="dxa"/>
+              <w:bottom w:w="120" w:type="dxa"/>
+              <w:right w:w="120" w:type="dxa"/>
+            </w:tcMar>
+            <w:vAlign w:val="center"/>
+          </w:tcPr>
+          <w:p>
+            <w:pPr>
+              <w:spacing w:after="40" w:line="252" w:lineRule="auto"/>
+              <w:rPr>
+                <w:sz w:val="18"/>
+                <w:lang w:val="pt-BR"/>
+              </w:rPr>
+            </w:pPr>
+            <w:r>
+              <w:rPr>
+                <w:sz w:val="18"/>
+                <w:lang w:val="pt-BR"/>
+              </w:rPr>
+              <w:t>Consulta de catálogo pode escalar para muitas leituras.</w:t>
+            </w:r>
+          </w:p>
+          <w:p>
+            <w:pPr>
+              <w:spacing w:after="40" w:line="252" w:lineRule="auto"/>
+              <w:rPr>
+                <w:sz w:val="18"/>
+                <w:lang w:val="pt-BR"/>
+              </w:rPr>
+            </w:pPr>
+            <w:r>
+              <w:rPr>
+                <w:sz w:val="18"/>
+                <w:lang w:val="pt-BR"/>
+              </w:rPr>
+              <w:t xml:space="preserve"> Estoque precisa consistência na baixa. </w:t>
+            </w:r>
+          </w:p>
+          <w:p>
+            <w:pPr>
+              <w:spacing w:after="40" w:line="252" w:lineRule="auto"/>
+              <w:rPr>
+                <w:sz w:val="18"/>
+                <w:lang w:val="pt-BR"/>
+              </w:rPr>
+            </w:pPr>
+            <w:r>
+              <w:rPr>
+                <w:sz w:val="18"/>
+                <w:lang w:val="pt-BR"/>
+              </w:rPr>
+              <w:t>Pedido precisa continuar registrando solicitações mesmo quando o estoque demora a responder.</w:t>
+            </w:r>
+          </w:p>
+          <w:p>
+            <w:pPr>
+              <w:spacing w:after="40" w:line="252" w:lineRule="auto"/>
+              <w:rPr>
+                <w:lang w:val="pt-BR"/>
+              </w:rPr>
+            </w:pPr>
+            <w:r>
+              <w:rPr>
+                <w:sz w:val="18"/>
+                <w:lang w:val="pt-BR"/>
+              </w:rPr>
+              <w:t>Quando um pedido é feito mesmo que o estoque esteja fora, a “falha” do estoque não prejudica o pedido, graças a mensageria, na volta do serviço o processamento é feito de maneira automática.</w:t>
+            </w:r>
+          </w:p>
+        </w:tc>
+      </w:tr>
+      <w:tr>
+        <w:tc>
+          <w:tcPr>
+            <w:tcW w:w="3312" w:type="dxa"/>
+            <w:tcBorders>
+              <w:top w:val="single" w:sz="6" w:space="0" w:color="D9D9D9"/>
+              <w:left w:val="single" w:sz="6" w:space="0" w:color="D9D9D9"/>
+              <w:bottom w:val="single" w:sz="6" w:space="0" w:color="D9D9D9"/>
+              <w:right w:val="single" w:sz="6" w:space="0" w:color="D9D9D9"/>
+            </w:tcBorders>
+            <w:shd w:val="clear" w:color="auto" w:fill="F3F6FA"/>
+            <w:tcMar>
+              <w:top w:w="120" w:type="dxa"/>
+              <w:left w:w="120" w:type="dxa"/>
+              <w:bottom w:w="120" w:type="dxa"/>
+              <w:right w:w="120" w:type="dxa"/>
+            </w:tcMar>
+            <w:vAlign w:val="center"/>
+          </w:tcPr>
+          <w:p>
+            <w:pPr>
+              <w:spacing w:after="40" w:line="252" w:lineRule="auto"/>
+              <w:rPr>
+                <w:lang w:val="pt-BR"/>
+              </w:rPr>
+            </w:pPr>
+            <w:r>
+              <w:rPr>
+                <w:sz w:val="18"/>
+                <w:lang w:val="pt-BR"/>
+              </w:rPr>
+              <w:t>Qual dependência continua existindo após a separação?</w:t>
+            </w:r>
+          </w:p>
+        </w:tc>
+        <w:tc>
+          <w:tcPr>
+            <w:tcW w:w="6768" w:type="dxa"/>
+            <w:tcBorders>
+              <w:top w:val="single" w:sz="6" w:space="0" w:color="D9D9D9"/>
+              <w:left w:val="single" w:sz="6" w:space="0" w:color="D9D9D9"/>
+              <w:bottom w:val="single" w:sz="6" w:space="0" w:color="D9D9D9"/>
+              <w:right w:val="single" w:sz="6" w:space="0" w:color="D9D9D9"/>
+            </w:tcBorders>
+            <w:shd w:val="clear" w:color="auto" w:fill="F3F6FA"/>
+            <w:tcMar>
+              <w:top w:w="120" w:type="dxa"/>
+              <w:left w:w="120" w:type="dxa"/>
+              <w:bottom w:w="120" w:type="dxa"/>
+              <w:right w:w="120" w:type="dxa"/>
+            </w:tcMar>
+            <w:vAlign w:val="center"/>
+          </w:tcPr>
+          <w:p>
+            <w:pPr>
+              <w:spacing w:after="40" w:line="252" w:lineRule="auto"/>
+              <w:rPr>
+                <w:lang w:val="pt-BR"/>
+              </w:rPr>
+            </w:pPr>
+            <w:r>
+              <w:rPr>
+                <w:sz w:val="18"/>
+                <w:lang w:val="pt-BR"/>
+              </w:rPr>
+              <w:t xml:space="preserve">Os contextos continuam compartilhando contratos: </w:t>
+            </w:r>
+            <w:proofErr w:type="spellStart"/>
+            <w:r>
+              <w:rPr>
+                <w:sz w:val="18"/>
+                <w:lang w:val="pt-BR"/>
+              </w:rPr>
+              <w:t>IDs</w:t>
+            </w:r>
+            <w:proofErr w:type="spellEnd"/>
+            <w:r>
+              <w:rPr>
+                <w:sz w:val="18"/>
+                <w:lang w:val="pt-BR"/>
+              </w:rPr>
+              <w:t xml:space="preserve"> de produto, </w:t>
+            </w:r>
+            <w:proofErr w:type="spellStart"/>
+            <w:r>
+              <w:rPr>
+                <w:sz w:val="18"/>
+                <w:lang w:val="pt-BR"/>
+              </w:rPr>
+              <w:t>endpoints</w:t>
+            </w:r>
+            <w:proofErr w:type="spellEnd"/>
+            <w:r>
+              <w:rPr>
+                <w:sz w:val="18"/>
+                <w:lang w:val="pt-BR"/>
+              </w:rPr>
+              <w:t xml:space="preserve"> HTTP e eventos JSON publicados no </w:t>
+            </w:r>
+            <w:proofErr w:type="spellStart"/>
+            <w:r>
+              <w:rPr>
+                <w:sz w:val="18"/>
+                <w:lang w:val="pt-BR"/>
+              </w:rPr>
+              <w:t>RabbitMQ</w:t>
+            </w:r>
+            <w:proofErr w:type="spellEnd"/>
+            <w:r>
+              <w:rPr>
+                <w:sz w:val="18"/>
+                <w:lang w:val="pt-BR"/>
+              </w:rPr>
+              <w:t>.</w:t>
+            </w:r>
+          </w:p>
+        </w:tc>
+      </w:tr>
+      <w:tr>
+        <w:tc>
+          <w:tcPr>
+            <w:tcW w:w="3312" w:type="dxa"/>
+            <w:tcBorders>
+              <w:top w:val="single" w:sz="6" w:space="0" w:color="D9D9D9"/>
+              <w:left w:val="single" w:sz="6" w:space="0" w:color="D9D9D9"/>
+              <w:bottom w:val="single" w:sz="6" w:space="0" w:color="D9D9D9"/>
+              <w:right w:val="single" w:sz="6" w:space="0" w:color="D9D9D9"/>
+            </w:tcBorders>
+            <w:tcMar>
+              <w:top w:w="120" w:type="dxa"/>
+              <w:left w:w="120" w:type="dxa"/>
+              <w:bottom w:w="120" w:type="dxa"/>
+              <w:right w:w="120" w:type="dxa"/>
+            </w:tcMar>
+            <w:vAlign w:val="center"/>
+          </w:tcPr>
+          <w:p>
+            <w:pPr>
+              <w:spacing w:after="40" w:line="252" w:lineRule="auto"/>
+              <w:rPr>
+                <w:lang w:val="pt-BR"/>
+              </w:rPr>
+            </w:pPr>
+            <w:r>
+              <w:rPr>
+                <w:sz w:val="18"/>
+                <w:lang w:val="pt-BR"/>
+              </w:rPr>
+              <w:t>Que evidência futura faria revisar o limite escolhido?</w:t>
+            </w:r>
+          </w:p>
+        </w:tc>
+        <w:tc>
+          <w:tcPr>
+            <w:tcW w:w="6768" w:type="dxa"/>
+            <w:tcBorders>
+              <w:top w:val="single" w:sz="6" w:space="0" w:color="D9D9D9"/>
+              <w:left w:val="single" w:sz="6" w:space="0" w:color="D9D9D9"/>
+              <w:bottom w:val="single" w:sz="6" w:space="0" w:color="D9D9D9"/>
+              <w:right w:val="single" w:sz="6" w:space="0" w:color="D9D9D9"/>
+            </w:tcBorders>
+            <w:tcMar>
+              <w:top w:w="120" w:type="dxa"/>
+              <w:left w:w="120" w:type="dxa"/>
+              <w:bottom w:w="120" w:type="dxa"/>
+              <w:right w:w="120" w:type="dxa"/>
+            </w:tcMar>
+            <w:vAlign w:val="center"/>
+          </w:tcPr>
+          <w:p>
+            <w:pPr>
+              <w:spacing w:after="40" w:line="252" w:lineRule="auto"/>
+              <w:rPr>
+                <w:lang w:val="pt-BR"/>
+              </w:rPr>
+            </w:pPr>
+            <w:r>
+              <w:rPr>
+                <w:sz w:val="18"/>
+                <w:lang w:val="pt-BR"/>
+              </w:rPr>
+              <w:t>Se pagamento, entrega ou</w:t>
+            </w:r>
+            <w:r>
+              <w:rPr>
+                <w:sz w:val="18"/>
+                <w:lang w:val="pt-BR"/>
+              </w:rPr>
+              <w:t xml:space="preserve"> Sessão de usuário </w:t>
+            </w:r>
+            <w:r>
+              <w:rPr>
+                <w:sz w:val="18"/>
+                <w:lang w:val="pt-BR"/>
+              </w:rPr>
+              <w:t xml:space="preserve">entrarem no fluxo real, novos </w:t>
+            </w:r>
+            <w:proofErr w:type="spellStart"/>
+            <w:r>
+              <w:rPr>
+                <w:sz w:val="18"/>
+                <w:lang w:val="pt-BR"/>
+              </w:rPr>
+              <w:t>bounded</w:t>
+            </w:r>
+            <w:proofErr w:type="spellEnd"/>
+            <w:r>
+              <w:rPr>
+                <w:sz w:val="18"/>
+                <w:lang w:val="pt-BR"/>
+              </w:rPr>
+              <w:t xml:space="preserve"> </w:t>
+            </w:r>
+            <w:proofErr w:type="spellStart"/>
+            <w:r>
+              <w:rPr>
+                <w:sz w:val="18"/>
+                <w:lang w:val="pt-BR"/>
+              </w:rPr>
+              <w:t>contexts</w:t>
+            </w:r>
+            <w:proofErr w:type="spellEnd"/>
+            <w:r>
+              <w:rPr>
+                <w:sz w:val="18"/>
+                <w:lang w:val="pt-BR"/>
+              </w:rPr>
+              <w:t xml:space="preserve"> ou novas integrações assíncronas deverão ser avaliados.</w:t>
+            </w:r>
+          </w:p>
+        </w:tc>
+      </w:tr>
+    </w:tbl>
     <w:p>
       <w:pPr>
         <w:pStyle w:val="Ttulo1"/>
       </w:pPr>
       <w:r>
-        <w:t>4. Decisoes tecnicas</w:t>
+        <w:t>4. Decisões técnicas</w:t>
       </w:r>
     </w:p>
     <w:tbl>
@@ -1383,7 +4422,7 @@
                 <w:b/>
                 <w:sz w:val="18"/>
               </w:rPr>
-              <w:t>Decisao</w:t>
+              <w:t>Decisão</w:t>
             </w:r>
           </w:p>
         </w:tc>
@@ -1415,7 +4454,7 @@
               <w:rPr>
                 <w:sz w:val="18"/>
               </w:rPr>
-              <w:t>Microservicos separados</w:t>
+              <w:t>Microsserviços separados</w:t>
             </w:r>
           </w:p>
         </w:tc>
@@ -1465,17 +4504,8 @@
                 <w:sz w:val="18"/>
                 <w:lang w:val="pt-BR"/>
               </w:rPr>
-              <w:t xml:space="preserve">Consultas simples ficam diretas e </w:t>
-            </w:r>
-            <w:proofErr w:type="spellStart"/>
-            <w:r>
-              <w:rPr>
-                <w:sz w:val="18"/>
-                <w:lang w:val="pt-BR"/>
-              </w:rPr>
-              <w:t>sincronas</w:t>
-            </w:r>
-            <w:proofErr w:type="spellEnd"/>
+              <w:t>Consultas simples ficam diretas e síncronas</w:t>
+            </w:r>
           </w:p>
         </w:tc>
       </w:tr>
@@ -1525,23 +4555,7 @@
                 <w:sz w:val="18"/>
                 <w:lang w:val="pt-BR"/>
               </w:rPr>
-              <w:t xml:space="preserve">Reduz acoplamento entre </w:t>
-            </w:r>
-            <w:proofErr w:type="spellStart"/>
-            <w:r>
-              <w:rPr>
-                <w:sz w:val="18"/>
-                <w:lang w:val="pt-BR"/>
-              </w:rPr>
-              <w:t>criacao</w:t>
-            </w:r>
-            <w:proofErr w:type="spellEnd"/>
-            <w:r>
-              <w:rPr>
-                <w:sz w:val="18"/>
-                <w:lang w:val="pt-BR"/>
-              </w:rPr>
-              <w:t xml:space="preserve"> de pedido e baixa de estoque</w:t>
+              <w:t>Reduz acoplamento entre criação de pedido e baixa de estoque</w:t>
             </w:r>
           </w:p>
         </w:tc>
@@ -1623,23 +4637,7 @@
                 <w:sz w:val="18"/>
                 <w:lang w:val="pt-BR"/>
               </w:rPr>
-              <w:t xml:space="preserve"> por </w:t>
-            </w:r>
-            <w:proofErr w:type="spellStart"/>
-            <w:r>
-              <w:rPr>
-                <w:sz w:val="18"/>
-                <w:lang w:val="pt-BR"/>
-              </w:rPr>
-              <w:t>padrao</w:t>
-            </w:r>
-            <w:proofErr w:type="spellEnd"/>
-            <w:r>
-              <w:rPr>
-                <w:sz w:val="18"/>
-                <w:lang w:val="pt-BR"/>
-              </w:rPr>
-              <w:t xml:space="preserve"> </w:t>
+              <w:t xml:space="preserve"> por padrão </w:t>
             </w:r>
             <w:proofErr w:type="gramStart"/>
             <w:r>
@@ -1700,23 +4698,7 @@
                 <w:sz w:val="18"/>
                 <w:lang w:val="pt-BR"/>
               </w:rPr>
-              <w:t xml:space="preserve">Permite simular duas </w:t>
-            </w:r>
-            <w:proofErr w:type="spellStart"/>
-            <w:r>
-              <w:rPr>
-                <w:sz w:val="18"/>
-                <w:lang w:val="pt-BR"/>
-              </w:rPr>
-              <w:t>sessoes</w:t>
-            </w:r>
-            <w:proofErr w:type="spellEnd"/>
-            <w:r>
-              <w:rPr>
-                <w:sz w:val="18"/>
-                <w:lang w:val="pt-BR"/>
-              </w:rPr>
-              <w:t xml:space="preserve"> comprando o mesmo item</w:t>
+              <w:t>Permite simular duas sessões comprando o mesmo item</w:t>
             </w:r>
           </w:p>
         </w:tc>
@@ -1768,46 +4750,23 @@
                 <w:sz w:val="18"/>
                 <w:lang w:val="pt-BR"/>
               </w:rPr>
-              <w:t>Ba</w:t>
-            </w:r>
+              <w:t xml:space="preserve">Banco relacional open </w:t>
+            </w:r>
+            <w:proofErr w:type="spellStart"/>
             <w:r>
               <w:rPr>
                 <w:sz w:val="18"/>
                 <w:lang w:val="pt-BR"/>
               </w:rPr>
-              <w:t xml:space="preserve">nco </w:t>
-            </w:r>
-            <w:proofErr w:type="spellStart"/>
+              <w:t>source</w:t>
+            </w:r>
+            <w:proofErr w:type="spellEnd"/>
             <w:r>
               <w:rPr>
                 <w:sz w:val="18"/>
                 <w:lang w:val="pt-BR"/>
               </w:rPr>
-              <w:t>ja</w:t>
-            </w:r>
-            <w:proofErr w:type="spellEnd"/>
-            <w:r>
-              <w:rPr>
-                <w:sz w:val="18"/>
-                <w:lang w:val="pt-BR"/>
-              </w:rPr>
-              <w:t xml:space="preserve"> utilizado antes da </w:t>
-            </w:r>
-            <w:proofErr w:type="spellStart"/>
-            <w:r>
-              <w:rPr>
-                <w:sz w:val="18"/>
-                <w:lang w:val="pt-BR"/>
-              </w:rPr>
-              <w:t>publicacao</w:t>
-            </w:r>
-            <w:proofErr w:type="spellEnd"/>
-            <w:r>
-              <w:rPr>
-                <w:sz w:val="18"/>
-                <w:lang w:val="pt-BR"/>
-              </w:rPr>
-              <w:t xml:space="preserve"> do enunciado</w:t>
+              <w:t xml:space="preserve"> </w:t>
             </w:r>
           </w:p>
         </w:tc>
@@ -1865,12 +4824,1314 @@
         </w:tc>
       </w:tr>
     </w:tbl>
-    <w:p/>
+    <w:p>
+      <w:pPr>
+        <w:spacing w:line="259" w:lineRule="auto"/>
+      </w:pPr>
+    </w:p>
+    <w:p>
+      <w:pPr>
+        <w:pStyle w:val="Ttulo2"/>
+        <w:spacing w:line="259" w:lineRule="auto"/>
+        <w:rPr>
+          <w:lang w:val="pt-BR"/>
+        </w:rPr>
+      </w:pPr>
+      <w:r>
+        <w:rPr>
+          <w:lang w:val="pt-BR"/>
+        </w:rPr>
+        <w:lastRenderedPageBreak/>
+        <w:t>4.1 ADR-001 Separação dos contextos e serviços</w:t>
+      </w:r>
+    </w:p>
+    <w:tbl>
+      <w:tblPr>
+        <w:tblStyle w:val="Tabelacomgrade"/>
+        <w:tblW w:w="0" w:type="auto"/>
+        <w:tblLook w:val="04A0" w:firstRow="1" w:lastRow="0" w:firstColumn="1" w:lastColumn="0" w:noHBand="0" w:noVBand="1"/>
+      </w:tblPr>
+      <w:tblGrid>
+        <w:gridCol w:w="2036"/>
+        <w:gridCol w:w="7564"/>
+      </w:tblGrid>
+      <w:tr>
+        <w:tc>
+          <w:tcPr>
+            <w:tcW w:w="2088" w:type="dxa"/>
+            <w:tcBorders>
+              <w:top w:val="single" w:sz="6" w:space="0" w:color="D9D9D9"/>
+              <w:left w:val="single" w:sz="6" w:space="0" w:color="D9D9D9"/>
+              <w:bottom w:val="single" w:sz="6" w:space="0" w:color="D9D9D9"/>
+              <w:right w:val="single" w:sz="6" w:space="0" w:color="D9D9D9"/>
+            </w:tcBorders>
+            <w:shd w:val="clear" w:color="auto" w:fill="EEF2F7"/>
+            <w:tcMar>
+              <w:top w:w="120" w:type="dxa"/>
+              <w:left w:w="120" w:type="dxa"/>
+              <w:bottom w:w="120" w:type="dxa"/>
+              <w:right w:w="120" w:type="dxa"/>
+            </w:tcMar>
+            <w:vAlign w:val="center"/>
+          </w:tcPr>
+          <w:p>
+            <w:pPr>
+              <w:spacing w:after="40" w:line="252" w:lineRule="auto"/>
+            </w:pPr>
+            <w:r>
+              <w:rPr>
+                <w:b/>
+                <w:sz w:val="18"/>
+              </w:rPr>
+              <w:t>Campo</w:t>
+            </w:r>
+          </w:p>
+        </w:tc>
+        <w:tc>
+          <w:tcPr>
+            <w:tcW w:w="7992" w:type="dxa"/>
+            <w:tcBorders>
+              <w:top w:val="single" w:sz="6" w:space="0" w:color="D9D9D9"/>
+              <w:left w:val="single" w:sz="6" w:space="0" w:color="D9D9D9"/>
+              <w:bottom w:val="single" w:sz="6" w:space="0" w:color="D9D9D9"/>
+              <w:right w:val="single" w:sz="6" w:space="0" w:color="D9D9D9"/>
+            </w:tcBorders>
+            <w:tcMar>
+              <w:top w:w="120" w:type="dxa"/>
+              <w:left w:w="120" w:type="dxa"/>
+              <w:bottom w:w="120" w:type="dxa"/>
+              <w:right w:w="120" w:type="dxa"/>
+            </w:tcMar>
+            <w:vAlign w:val="center"/>
+          </w:tcPr>
+          <w:p>
+            <w:pPr>
+              <w:spacing w:after="40" w:line="252" w:lineRule="auto"/>
+            </w:pPr>
+            <w:r>
+              <w:rPr>
+                <w:sz w:val="18"/>
+              </w:rPr>
+              <w:t>Descrição</w:t>
+            </w:r>
+          </w:p>
+        </w:tc>
+      </w:tr>
+      <w:tr>
+        <w:tc>
+          <w:tcPr>
+            <w:tcW w:w="2088" w:type="dxa"/>
+            <w:tcBorders>
+              <w:top w:val="single" w:sz="6" w:space="0" w:color="D9D9D9"/>
+              <w:left w:val="single" w:sz="6" w:space="0" w:color="D9D9D9"/>
+              <w:bottom w:val="single" w:sz="6" w:space="0" w:color="D9D9D9"/>
+              <w:right w:val="single" w:sz="6" w:space="0" w:color="D9D9D9"/>
+            </w:tcBorders>
+            <w:shd w:val="clear" w:color="auto" w:fill="EEF2F7"/>
+            <w:tcMar>
+              <w:top w:w="120" w:type="dxa"/>
+              <w:left w:w="120" w:type="dxa"/>
+              <w:bottom w:w="120" w:type="dxa"/>
+              <w:right w:w="120" w:type="dxa"/>
+            </w:tcMar>
+            <w:vAlign w:val="center"/>
+          </w:tcPr>
+          <w:p>
+            <w:pPr>
+              <w:spacing w:after="40" w:line="252" w:lineRule="auto"/>
+            </w:pPr>
+            <w:r>
+              <w:rPr>
+                <w:b/>
+                <w:sz w:val="18"/>
+              </w:rPr>
+              <w:t>Status</w:t>
+            </w:r>
+          </w:p>
+        </w:tc>
+        <w:tc>
+          <w:tcPr>
+            <w:tcW w:w="7992" w:type="dxa"/>
+            <w:tcBorders>
+              <w:top w:val="single" w:sz="6" w:space="0" w:color="D9D9D9"/>
+              <w:left w:val="single" w:sz="6" w:space="0" w:color="D9D9D9"/>
+              <w:bottom w:val="single" w:sz="6" w:space="0" w:color="D9D9D9"/>
+              <w:right w:val="single" w:sz="6" w:space="0" w:color="D9D9D9"/>
+            </w:tcBorders>
+            <w:tcMar>
+              <w:top w:w="120" w:type="dxa"/>
+              <w:left w:w="120" w:type="dxa"/>
+              <w:bottom w:w="120" w:type="dxa"/>
+              <w:right w:w="120" w:type="dxa"/>
+            </w:tcMar>
+            <w:vAlign w:val="center"/>
+          </w:tcPr>
+          <w:p>
+            <w:pPr>
+              <w:spacing w:after="40" w:line="252" w:lineRule="auto"/>
+            </w:pPr>
+            <w:r>
+              <w:rPr>
+                <w:sz w:val="18"/>
+              </w:rPr>
+              <w:t>Aceito</w:t>
+            </w:r>
+          </w:p>
+        </w:tc>
+      </w:tr>
+      <w:tr>
+        <w:tc>
+          <w:tcPr>
+            <w:tcW w:w="2088" w:type="dxa"/>
+            <w:tcBorders>
+              <w:top w:val="single" w:sz="6" w:space="0" w:color="D9D9D9"/>
+              <w:left w:val="single" w:sz="6" w:space="0" w:color="D9D9D9"/>
+              <w:bottom w:val="single" w:sz="6" w:space="0" w:color="D9D9D9"/>
+              <w:right w:val="single" w:sz="6" w:space="0" w:color="D9D9D9"/>
+            </w:tcBorders>
+            <w:shd w:val="clear" w:color="auto" w:fill="EEF2F7"/>
+            <w:tcMar>
+              <w:top w:w="120" w:type="dxa"/>
+              <w:left w:w="120" w:type="dxa"/>
+              <w:bottom w:w="120" w:type="dxa"/>
+              <w:right w:w="120" w:type="dxa"/>
+            </w:tcMar>
+            <w:vAlign w:val="center"/>
+          </w:tcPr>
+          <w:p>
+            <w:pPr>
+              <w:spacing w:after="40" w:line="252" w:lineRule="auto"/>
+            </w:pPr>
+            <w:r>
+              <w:rPr>
+                <w:b/>
+                <w:sz w:val="18"/>
+              </w:rPr>
+              <w:t>Contexto</w:t>
+            </w:r>
+          </w:p>
+        </w:tc>
+        <w:tc>
+          <w:tcPr>
+            <w:tcW w:w="7992" w:type="dxa"/>
+            <w:tcBorders>
+              <w:top w:val="single" w:sz="6" w:space="0" w:color="D9D9D9"/>
+              <w:left w:val="single" w:sz="6" w:space="0" w:color="D9D9D9"/>
+              <w:bottom w:val="single" w:sz="6" w:space="0" w:color="D9D9D9"/>
+              <w:right w:val="single" w:sz="6" w:space="0" w:color="D9D9D9"/>
+            </w:tcBorders>
+            <w:tcMar>
+              <w:top w:w="120" w:type="dxa"/>
+              <w:left w:w="120" w:type="dxa"/>
+              <w:bottom w:w="120" w:type="dxa"/>
+              <w:right w:w="120" w:type="dxa"/>
+            </w:tcMar>
+            <w:vAlign w:val="center"/>
+          </w:tcPr>
+          <w:p>
+            <w:pPr>
+              <w:spacing w:after="40" w:line="252" w:lineRule="auto"/>
+              <w:rPr>
+                <w:lang w:val="pt-BR"/>
+              </w:rPr>
+            </w:pPr>
+            <w:r>
+              <w:rPr>
+                <w:sz w:val="18"/>
+                <w:lang w:val="pt-BR"/>
+              </w:rPr>
+              <w:t xml:space="preserve">O </w:t>
+            </w:r>
+            <w:r>
+              <w:rPr>
+                <w:sz w:val="18"/>
+                <w:lang w:val="pt-BR"/>
+              </w:rPr>
+              <w:t xml:space="preserve">projeto foi organizado com responsabilidades separadas para produto, estoque, pedido e experiência web. A separação foi feita a partir dos </w:t>
+            </w:r>
+            <w:proofErr w:type="spellStart"/>
+            <w:r>
+              <w:rPr>
+                <w:sz w:val="18"/>
+                <w:lang w:val="pt-BR"/>
+              </w:rPr>
+              <w:t>bounded</w:t>
+            </w:r>
+            <w:proofErr w:type="spellEnd"/>
+            <w:r>
+              <w:rPr>
+                <w:sz w:val="18"/>
+                <w:lang w:val="pt-BR"/>
+              </w:rPr>
+              <w:t xml:space="preserve"> </w:t>
+            </w:r>
+            <w:proofErr w:type="spellStart"/>
+            <w:r>
+              <w:rPr>
+                <w:sz w:val="18"/>
+                <w:lang w:val="pt-BR"/>
+              </w:rPr>
+              <w:t>contexts</w:t>
+            </w:r>
+            <w:proofErr w:type="spellEnd"/>
+            <w:r>
+              <w:rPr>
+                <w:sz w:val="18"/>
+                <w:lang w:val="pt-BR"/>
+              </w:rPr>
+              <w:t xml:space="preserve"> identificados na arquitetura.</w:t>
+            </w:r>
+          </w:p>
+        </w:tc>
+      </w:tr>
+      <w:tr>
+        <w:tc>
+          <w:tcPr>
+            <w:tcW w:w="2088" w:type="dxa"/>
+            <w:tcBorders>
+              <w:top w:val="single" w:sz="6" w:space="0" w:color="D9D9D9"/>
+              <w:left w:val="single" w:sz="6" w:space="0" w:color="D9D9D9"/>
+              <w:bottom w:val="single" w:sz="6" w:space="0" w:color="D9D9D9"/>
+              <w:right w:val="single" w:sz="6" w:space="0" w:color="D9D9D9"/>
+            </w:tcBorders>
+            <w:shd w:val="clear" w:color="auto" w:fill="EEF2F7"/>
+            <w:tcMar>
+              <w:top w:w="120" w:type="dxa"/>
+              <w:left w:w="120" w:type="dxa"/>
+              <w:bottom w:w="120" w:type="dxa"/>
+              <w:right w:w="120" w:type="dxa"/>
+            </w:tcMar>
+            <w:vAlign w:val="center"/>
+          </w:tcPr>
+          <w:p>
+            <w:pPr>
+              <w:spacing w:after="40" w:line="252" w:lineRule="auto"/>
+            </w:pPr>
+            <w:proofErr w:type="spellStart"/>
+            <w:r>
+              <w:rPr>
+                <w:b/>
+                <w:sz w:val="18"/>
+              </w:rPr>
+              <w:t>Decisão</w:t>
+            </w:r>
+            <w:proofErr w:type="spellEnd"/>
+          </w:p>
+        </w:tc>
+        <w:tc>
+          <w:tcPr>
+            <w:tcW w:w="7992" w:type="dxa"/>
+            <w:tcBorders>
+              <w:top w:val="single" w:sz="6" w:space="0" w:color="D9D9D9"/>
+              <w:left w:val="single" w:sz="6" w:space="0" w:color="D9D9D9"/>
+              <w:bottom w:val="single" w:sz="6" w:space="0" w:color="D9D9D9"/>
+              <w:right w:val="single" w:sz="6" w:space="0" w:color="D9D9D9"/>
+            </w:tcBorders>
+            <w:tcMar>
+              <w:top w:w="120" w:type="dxa"/>
+              <w:left w:w="120" w:type="dxa"/>
+              <w:bottom w:w="120" w:type="dxa"/>
+              <w:right w:w="120" w:type="dxa"/>
+            </w:tcMar>
+            <w:vAlign w:val="center"/>
+          </w:tcPr>
+          <w:p>
+            <w:pPr>
+              <w:spacing w:after="40" w:line="252" w:lineRule="auto"/>
+              <w:rPr>
+                <w:lang w:val="pt-BR"/>
+              </w:rPr>
+            </w:pPr>
+            <w:r>
+              <w:rPr>
+                <w:sz w:val="18"/>
+                <w:lang w:val="pt-BR"/>
+              </w:rPr>
+              <w:t>Manter serviços separados para catálogo de produtos, controle</w:t>
+            </w:r>
+            <w:r>
+              <w:rPr>
+                <w:sz w:val="18"/>
+                <w:lang w:val="pt-BR"/>
+              </w:rPr>
+              <w:t xml:space="preserve"> de estoque, gestão de pedidos e front-</w:t>
+            </w:r>
+            <w:proofErr w:type="spellStart"/>
+            <w:r>
+              <w:rPr>
+                <w:sz w:val="18"/>
+                <w:lang w:val="pt-BR"/>
+              </w:rPr>
+              <w:t>end</w:t>
+            </w:r>
+            <w:proofErr w:type="spellEnd"/>
+            <w:r>
+              <w:rPr>
+                <w:sz w:val="18"/>
+                <w:lang w:val="pt-BR"/>
+              </w:rPr>
+              <w:t>, preservando uma linguagem própria para cada parte do domínio.</w:t>
+            </w:r>
+          </w:p>
+        </w:tc>
+      </w:tr>
+      <w:tr>
+        <w:tc>
+          <w:tcPr>
+            <w:tcW w:w="2088" w:type="dxa"/>
+            <w:tcBorders>
+              <w:top w:val="single" w:sz="6" w:space="0" w:color="D9D9D9"/>
+              <w:left w:val="single" w:sz="6" w:space="0" w:color="D9D9D9"/>
+              <w:bottom w:val="single" w:sz="6" w:space="0" w:color="D9D9D9"/>
+              <w:right w:val="single" w:sz="6" w:space="0" w:color="D9D9D9"/>
+            </w:tcBorders>
+            <w:shd w:val="clear" w:color="auto" w:fill="EEF2F7"/>
+            <w:tcMar>
+              <w:top w:w="120" w:type="dxa"/>
+              <w:left w:w="120" w:type="dxa"/>
+              <w:bottom w:w="120" w:type="dxa"/>
+              <w:right w:w="120" w:type="dxa"/>
+            </w:tcMar>
+            <w:vAlign w:val="center"/>
+          </w:tcPr>
+          <w:p>
+            <w:pPr>
+              <w:spacing w:after="40" w:line="252" w:lineRule="auto"/>
+            </w:pPr>
+            <w:proofErr w:type="spellStart"/>
+            <w:r>
+              <w:rPr>
+                <w:b/>
+                <w:sz w:val="18"/>
+              </w:rPr>
+              <w:t>Justificativa</w:t>
+            </w:r>
+            <w:proofErr w:type="spellEnd"/>
+          </w:p>
+        </w:tc>
+        <w:tc>
+          <w:tcPr>
+            <w:tcW w:w="7992" w:type="dxa"/>
+            <w:tcBorders>
+              <w:top w:val="single" w:sz="6" w:space="0" w:color="D9D9D9"/>
+              <w:left w:val="single" w:sz="6" w:space="0" w:color="D9D9D9"/>
+              <w:bottom w:val="single" w:sz="6" w:space="0" w:color="D9D9D9"/>
+              <w:right w:val="single" w:sz="6" w:space="0" w:color="D9D9D9"/>
+            </w:tcBorders>
+            <w:tcMar>
+              <w:top w:w="120" w:type="dxa"/>
+              <w:left w:w="120" w:type="dxa"/>
+              <w:bottom w:w="120" w:type="dxa"/>
+              <w:right w:w="120" w:type="dxa"/>
+            </w:tcMar>
+            <w:vAlign w:val="center"/>
+          </w:tcPr>
+          <w:p>
+            <w:pPr>
+              <w:spacing w:after="40" w:line="252" w:lineRule="auto"/>
+              <w:rPr>
+                <w:lang w:val="pt-BR"/>
+              </w:rPr>
+            </w:pPr>
+            <w:r>
+              <w:rPr>
+                <w:sz w:val="18"/>
+                <w:lang w:val="pt-BR"/>
+              </w:rPr>
+              <w:t xml:space="preserve">Essa decisão facilita o estudo de </w:t>
+            </w:r>
+            <w:proofErr w:type="spellStart"/>
+            <w:r>
+              <w:rPr>
+                <w:sz w:val="18"/>
+                <w:lang w:val="pt-BR"/>
+              </w:rPr>
+              <w:t>microsserviços</w:t>
+            </w:r>
+            <w:proofErr w:type="spellEnd"/>
+            <w:r>
+              <w:rPr>
+                <w:sz w:val="18"/>
+                <w:lang w:val="pt-BR"/>
+              </w:rPr>
+              <w:t xml:space="preserve">, deixa mais claro quem é dono de cada regra e permite que pedido e estoque evoluam de </w:t>
+            </w:r>
+            <w:r>
+              <w:rPr>
+                <w:sz w:val="18"/>
+                <w:lang w:val="pt-BR"/>
+              </w:rPr>
+              <w:t>forma independente no fluxo de compra.</w:t>
+            </w:r>
+          </w:p>
+        </w:tc>
+      </w:tr>
+      <w:tr>
+        <w:tc>
+          <w:tcPr>
+            <w:tcW w:w="2088" w:type="dxa"/>
+            <w:tcBorders>
+              <w:top w:val="single" w:sz="6" w:space="0" w:color="D9D9D9"/>
+              <w:left w:val="single" w:sz="6" w:space="0" w:color="D9D9D9"/>
+              <w:bottom w:val="single" w:sz="6" w:space="0" w:color="D9D9D9"/>
+              <w:right w:val="single" w:sz="6" w:space="0" w:color="D9D9D9"/>
+            </w:tcBorders>
+            <w:shd w:val="clear" w:color="auto" w:fill="EEF2F7"/>
+            <w:tcMar>
+              <w:top w:w="120" w:type="dxa"/>
+              <w:left w:w="120" w:type="dxa"/>
+              <w:bottom w:w="120" w:type="dxa"/>
+              <w:right w:w="120" w:type="dxa"/>
+            </w:tcMar>
+            <w:vAlign w:val="center"/>
+          </w:tcPr>
+          <w:p>
+            <w:pPr>
+              <w:spacing w:after="40" w:line="252" w:lineRule="auto"/>
+            </w:pPr>
+            <w:proofErr w:type="spellStart"/>
+            <w:r>
+              <w:rPr>
+                <w:b/>
+                <w:sz w:val="18"/>
+              </w:rPr>
+              <w:t>Banco</w:t>
+            </w:r>
+            <w:proofErr w:type="spellEnd"/>
+            <w:r>
+              <w:rPr>
+                <w:b/>
+                <w:sz w:val="18"/>
+              </w:rPr>
+              <w:t xml:space="preserve"> de dados</w:t>
+            </w:r>
+          </w:p>
+        </w:tc>
+        <w:tc>
+          <w:tcPr>
+            <w:tcW w:w="7992" w:type="dxa"/>
+            <w:tcBorders>
+              <w:top w:val="single" w:sz="6" w:space="0" w:color="D9D9D9"/>
+              <w:left w:val="single" w:sz="6" w:space="0" w:color="D9D9D9"/>
+              <w:bottom w:val="single" w:sz="6" w:space="0" w:color="D9D9D9"/>
+              <w:right w:val="single" w:sz="6" w:space="0" w:color="D9D9D9"/>
+            </w:tcBorders>
+            <w:tcMar>
+              <w:top w:w="120" w:type="dxa"/>
+              <w:left w:w="120" w:type="dxa"/>
+              <w:bottom w:w="120" w:type="dxa"/>
+              <w:right w:w="120" w:type="dxa"/>
+            </w:tcMar>
+            <w:vAlign w:val="center"/>
+          </w:tcPr>
+          <w:p>
+            <w:pPr>
+              <w:spacing w:after="40" w:line="252" w:lineRule="auto"/>
+              <w:rPr>
+                <w:lang w:val="pt-BR"/>
+              </w:rPr>
+            </w:pPr>
+            <w:r>
+              <w:rPr>
+                <w:sz w:val="18"/>
+                <w:lang w:val="pt-BR"/>
+              </w:rPr>
+              <w:t xml:space="preserve">Em uma arquitetura de </w:t>
+            </w:r>
+            <w:proofErr w:type="spellStart"/>
+            <w:r>
+              <w:rPr>
+                <w:sz w:val="18"/>
+                <w:lang w:val="pt-BR"/>
+              </w:rPr>
+              <w:t>microsserviços</w:t>
+            </w:r>
+            <w:proofErr w:type="spellEnd"/>
+            <w:r>
+              <w:rPr>
+                <w:sz w:val="18"/>
+                <w:lang w:val="pt-BR"/>
+              </w:rPr>
+              <w:t xml:space="preserve"> mais correta, cada serviço deveria possuir seu próprio banco de dados ou ao menos uma separação física de persistência. Neste MVP foi utilizado o mesmo </w:t>
+            </w:r>
+            <w:proofErr w:type="spellStart"/>
+            <w:r>
+              <w:rPr>
+                <w:sz w:val="18"/>
+                <w:lang w:val="pt-BR"/>
+              </w:rPr>
+              <w:t>Supabase</w:t>
+            </w:r>
+            <w:proofErr w:type="spellEnd"/>
+            <w:r>
+              <w:rPr>
+                <w:sz w:val="18"/>
+                <w:lang w:val="pt-BR"/>
+              </w:rPr>
+              <w:t>/</w:t>
+            </w:r>
+            <w:proofErr w:type="spellStart"/>
+            <w:r>
+              <w:rPr>
+                <w:sz w:val="18"/>
+                <w:lang w:val="pt-BR"/>
+              </w:rPr>
+              <w:t>Pos</w:t>
+            </w:r>
+            <w:r>
+              <w:rPr>
+                <w:sz w:val="18"/>
+                <w:lang w:val="pt-BR"/>
+              </w:rPr>
+              <w:t>tgreSQL</w:t>
+            </w:r>
+            <w:proofErr w:type="spellEnd"/>
+            <w:r>
+              <w:rPr>
+                <w:sz w:val="18"/>
+                <w:lang w:val="pt-BR"/>
+              </w:rPr>
+              <w:t xml:space="preserve">, porque o ambiente usado no </w:t>
+            </w:r>
+            <w:proofErr w:type="spellStart"/>
+            <w:r>
+              <w:rPr>
+                <w:sz w:val="18"/>
+                <w:lang w:val="pt-BR"/>
+              </w:rPr>
+              <w:t>Supabase</w:t>
+            </w:r>
+            <w:proofErr w:type="spellEnd"/>
+            <w:r>
+              <w:rPr>
+                <w:sz w:val="18"/>
+                <w:lang w:val="pt-BR"/>
+              </w:rPr>
+              <w:t xml:space="preserve"> não permite manter várias </w:t>
+            </w:r>
+            <w:proofErr w:type="spellStart"/>
+            <w:r>
+              <w:rPr>
+                <w:sz w:val="18"/>
+                <w:lang w:val="pt-BR"/>
+              </w:rPr>
+              <w:t>databases</w:t>
+            </w:r>
+            <w:proofErr w:type="spellEnd"/>
+            <w:r>
+              <w:rPr>
+                <w:sz w:val="18"/>
+                <w:lang w:val="pt-BR"/>
+              </w:rPr>
+              <w:t xml:space="preserve"> ativas ao mesmo tempo. Assim, a separação ficou lógica no código e nos contextos, mas não totalmente física no banco.</w:t>
+            </w:r>
+          </w:p>
+        </w:tc>
+      </w:tr>
+      <w:tr>
+        <w:tc>
+          <w:tcPr>
+            <w:tcW w:w="2088" w:type="dxa"/>
+            <w:tcBorders>
+              <w:top w:val="single" w:sz="6" w:space="0" w:color="D9D9D9"/>
+              <w:left w:val="single" w:sz="6" w:space="0" w:color="D9D9D9"/>
+              <w:bottom w:val="single" w:sz="6" w:space="0" w:color="D9D9D9"/>
+              <w:right w:val="single" w:sz="6" w:space="0" w:color="D9D9D9"/>
+            </w:tcBorders>
+            <w:shd w:val="clear" w:color="auto" w:fill="EEF2F7"/>
+            <w:tcMar>
+              <w:top w:w="120" w:type="dxa"/>
+              <w:left w:w="120" w:type="dxa"/>
+              <w:bottom w:w="120" w:type="dxa"/>
+              <w:right w:w="120" w:type="dxa"/>
+            </w:tcMar>
+            <w:vAlign w:val="center"/>
+          </w:tcPr>
+          <w:p>
+            <w:pPr>
+              <w:spacing w:after="40" w:line="252" w:lineRule="auto"/>
+            </w:pPr>
+            <w:proofErr w:type="spellStart"/>
+            <w:r>
+              <w:rPr>
+                <w:b/>
+                <w:sz w:val="18"/>
+              </w:rPr>
+              <w:t>Consequências</w:t>
+            </w:r>
+            <w:proofErr w:type="spellEnd"/>
+          </w:p>
+        </w:tc>
+        <w:tc>
+          <w:tcPr>
+            <w:tcW w:w="7992" w:type="dxa"/>
+            <w:tcBorders>
+              <w:top w:val="single" w:sz="6" w:space="0" w:color="D9D9D9"/>
+              <w:left w:val="single" w:sz="6" w:space="0" w:color="D9D9D9"/>
+              <w:bottom w:val="single" w:sz="6" w:space="0" w:color="D9D9D9"/>
+              <w:right w:val="single" w:sz="6" w:space="0" w:color="D9D9D9"/>
+            </w:tcBorders>
+            <w:tcMar>
+              <w:top w:w="120" w:type="dxa"/>
+              <w:left w:w="120" w:type="dxa"/>
+              <w:bottom w:w="120" w:type="dxa"/>
+              <w:right w:w="120" w:type="dxa"/>
+            </w:tcMar>
+            <w:vAlign w:val="center"/>
+          </w:tcPr>
+          <w:p>
+            <w:pPr>
+              <w:spacing w:after="40" w:line="252" w:lineRule="auto"/>
+              <w:rPr>
+                <w:lang w:val="pt-BR"/>
+              </w:rPr>
+            </w:pPr>
+            <w:r>
+              <w:rPr>
+                <w:sz w:val="18"/>
+                <w:lang w:val="pt-BR"/>
+              </w:rPr>
+              <w:t xml:space="preserve">O projeto ganha clareza arquitetural e </w:t>
+            </w:r>
+            <w:r>
+              <w:rPr>
+                <w:sz w:val="18"/>
+                <w:lang w:val="pt-BR"/>
+              </w:rPr>
+              <w:t>permite demonstrar limites de contexto. O risco residual é existir acoplamento pela base compartilhada, ponto que deverá ser revisto em uma evolução real do sistema.</w:t>
+            </w:r>
+          </w:p>
+        </w:tc>
+      </w:tr>
+    </w:tbl>
+    <w:p>
+      <w:pPr>
+        <w:spacing w:line="259" w:lineRule="auto"/>
+        <w:rPr>
+          <w:lang w:val="pt-BR"/>
+        </w:rPr>
+      </w:pPr>
+    </w:p>
+    <w:p>
+      <w:pPr>
+        <w:pStyle w:val="Ttulo2"/>
+        <w:spacing w:line="259" w:lineRule="auto"/>
+        <w:rPr>
+          <w:lang w:val="pt-BR"/>
+        </w:rPr>
+      </w:pPr>
+      <w:r>
+        <w:rPr>
+          <w:lang w:val="pt-BR"/>
+        </w:rPr>
+        <w:t>4.2 ADR-002 Comunicação assíncrona entre pedido e estoque</w:t>
+      </w:r>
+    </w:p>
+    <w:tbl>
+      <w:tblPr>
+        <w:tblStyle w:val="Tabelacomgrade"/>
+        <w:tblW w:w="0" w:type="auto"/>
+        <w:tblLook w:val="04A0" w:firstRow="1" w:lastRow="0" w:firstColumn="1" w:lastColumn="0" w:noHBand="0" w:noVBand="1"/>
+      </w:tblPr>
+      <w:tblGrid>
+        <w:gridCol w:w="2039"/>
+        <w:gridCol w:w="7561"/>
+      </w:tblGrid>
+      <w:tr>
+        <w:tc>
+          <w:tcPr>
+            <w:tcW w:w="2088" w:type="dxa"/>
+            <w:tcBorders>
+              <w:top w:val="single" w:sz="6" w:space="0" w:color="D9D9D9"/>
+              <w:left w:val="single" w:sz="6" w:space="0" w:color="D9D9D9"/>
+              <w:bottom w:val="single" w:sz="6" w:space="0" w:color="D9D9D9"/>
+              <w:right w:val="single" w:sz="6" w:space="0" w:color="D9D9D9"/>
+            </w:tcBorders>
+            <w:shd w:val="clear" w:color="auto" w:fill="EEF2F7"/>
+            <w:tcMar>
+              <w:top w:w="120" w:type="dxa"/>
+              <w:left w:w="120" w:type="dxa"/>
+              <w:bottom w:w="120" w:type="dxa"/>
+              <w:right w:w="120" w:type="dxa"/>
+            </w:tcMar>
+            <w:vAlign w:val="center"/>
+          </w:tcPr>
+          <w:p>
+            <w:pPr>
+              <w:spacing w:after="40" w:line="252" w:lineRule="auto"/>
+            </w:pPr>
+            <w:r>
+              <w:rPr>
+                <w:b/>
+                <w:sz w:val="18"/>
+              </w:rPr>
+              <w:t>Campo</w:t>
+            </w:r>
+          </w:p>
+        </w:tc>
+        <w:tc>
+          <w:tcPr>
+            <w:tcW w:w="7992" w:type="dxa"/>
+            <w:tcBorders>
+              <w:top w:val="single" w:sz="6" w:space="0" w:color="D9D9D9"/>
+              <w:left w:val="single" w:sz="6" w:space="0" w:color="D9D9D9"/>
+              <w:bottom w:val="single" w:sz="6" w:space="0" w:color="D9D9D9"/>
+              <w:right w:val="single" w:sz="6" w:space="0" w:color="D9D9D9"/>
+            </w:tcBorders>
+            <w:tcMar>
+              <w:top w:w="120" w:type="dxa"/>
+              <w:left w:w="120" w:type="dxa"/>
+              <w:bottom w:w="120" w:type="dxa"/>
+              <w:right w:w="120" w:type="dxa"/>
+            </w:tcMar>
+            <w:vAlign w:val="center"/>
+          </w:tcPr>
+          <w:p>
+            <w:pPr>
+              <w:spacing w:after="40" w:line="252" w:lineRule="auto"/>
+            </w:pPr>
+            <w:r>
+              <w:rPr>
+                <w:sz w:val="18"/>
+              </w:rPr>
+              <w:t>Descrição</w:t>
+            </w:r>
+          </w:p>
+        </w:tc>
+      </w:tr>
+      <w:tr>
+        <w:tc>
+          <w:tcPr>
+            <w:tcW w:w="2088" w:type="dxa"/>
+            <w:tcBorders>
+              <w:top w:val="single" w:sz="6" w:space="0" w:color="D9D9D9"/>
+              <w:left w:val="single" w:sz="6" w:space="0" w:color="D9D9D9"/>
+              <w:bottom w:val="single" w:sz="6" w:space="0" w:color="D9D9D9"/>
+              <w:right w:val="single" w:sz="6" w:space="0" w:color="D9D9D9"/>
+            </w:tcBorders>
+            <w:shd w:val="clear" w:color="auto" w:fill="EEF2F7"/>
+            <w:tcMar>
+              <w:top w:w="120" w:type="dxa"/>
+              <w:left w:w="120" w:type="dxa"/>
+              <w:bottom w:w="120" w:type="dxa"/>
+              <w:right w:w="120" w:type="dxa"/>
+            </w:tcMar>
+            <w:vAlign w:val="center"/>
+          </w:tcPr>
+          <w:p>
+            <w:pPr>
+              <w:spacing w:after="40" w:line="252" w:lineRule="auto"/>
+            </w:pPr>
+            <w:r>
+              <w:rPr>
+                <w:b/>
+                <w:sz w:val="18"/>
+              </w:rPr>
+              <w:t>Status</w:t>
+            </w:r>
+          </w:p>
+        </w:tc>
+        <w:tc>
+          <w:tcPr>
+            <w:tcW w:w="7992" w:type="dxa"/>
+            <w:tcBorders>
+              <w:top w:val="single" w:sz="6" w:space="0" w:color="D9D9D9"/>
+              <w:left w:val="single" w:sz="6" w:space="0" w:color="D9D9D9"/>
+              <w:bottom w:val="single" w:sz="6" w:space="0" w:color="D9D9D9"/>
+              <w:right w:val="single" w:sz="6" w:space="0" w:color="D9D9D9"/>
+            </w:tcBorders>
+            <w:tcMar>
+              <w:top w:w="120" w:type="dxa"/>
+              <w:left w:w="120" w:type="dxa"/>
+              <w:bottom w:w="120" w:type="dxa"/>
+              <w:right w:w="120" w:type="dxa"/>
+            </w:tcMar>
+            <w:vAlign w:val="center"/>
+          </w:tcPr>
+          <w:p>
+            <w:pPr>
+              <w:spacing w:after="40" w:line="252" w:lineRule="auto"/>
+            </w:pPr>
+            <w:r>
+              <w:rPr>
+                <w:sz w:val="18"/>
+              </w:rPr>
+              <w:t>Aceito</w:t>
+            </w:r>
+          </w:p>
+        </w:tc>
+      </w:tr>
+      <w:tr>
+        <w:tc>
+          <w:tcPr>
+            <w:tcW w:w="2088" w:type="dxa"/>
+            <w:tcBorders>
+              <w:top w:val="single" w:sz="6" w:space="0" w:color="D9D9D9"/>
+              <w:left w:val="single" w:sz="6" w:space="0" w:color="D9D9D9"/>
+              <w:bottom w:val="single" w:sz="6" w:space="0" w:color="D9D9D9"/>
+              <w:right w:val="single" w:sz="6" w:space="0" w:color="D9D9D9"/>
+            </w:tcBorders>
+            <w:shd w:val="clear" w:color="auto" w:fill="EEF2F7"/>
+            <w:tcMar>
+              <w:top w:w="120" w:type="dxa"/>
+              <w:left w:w="120" w:type="dxa"/>
+              <w:bottom w:w="120" w:type="dxa"/>
+              <w:right w:w="120" w:type="dxa"/>
+            </w:tcMar>
+            <w:vAlign w:val="center"/>
+          </w:tcPr>
+          <w:p>
+            <w:pPr>
+              <w:spacing w:after="40" w:line="252" w:lineRule="auto"/>
+            </w:pPr>
+            <w:r>
+              <w:rPr>
+                <w:b/>
+                <w:sz w:val="18"/>
+              </w:rPr>
+              <w:t>Contexto</w:t>
+            </w:r>
+          </w:p>
+        </w:tc>
+        <w:tc>
+          <w:tcPr>
+            <w:tcW w:w="7992" w:type="dxa"/>
+            <w:tcBorders>
+              <w:top w:val="single" w:sz="6" w:space="0" w:color="D9D9D9"/>
+              <w:left w:val="single" w:sz="6" w:space="0" w:color="D9D9D9"/>
+              <w:bottom w:val="single" w:sz="6" w:space="0" w:color="D9D9D9"/>
+              <w:right w:val="single" w:sz="6" w:space="0" w:color="D9D9D9"/>
+            </w:tcBorders>
+            <w:tcMar>
+              <w:top w:w="120" w:type="dxa"/>
+              <w:left w:w="120" w:type="dxa"/>
+              <w:bottom w:w="120" w:type="dxa"/>
+              <w:right w:w="120" w:type="dxa"/>
+            </w:tcMar>
+            <w:vAlign w:val="center"/>
+          </w:tcPr>
+          <w:p>
+            <w:pPr>
+              <w:spacing w:after="40" w:line="252" w:lineRule="auto"/>
+              <w:rPr>
+                <w:lang w:val="pt-BR"/>
+              </w:rPr>
+            </w:pPr>
+            <w:r>
+              <w:rPr>
+                <w:sz w:val="18"/>
+                <w:lang w:val="pt-BR"/>
+              </w:rPr>
+              <w:t>A criação de um pedido depende da validação de estoque, mas o serviço de pedido não deve conhecer diretamente as regras internas do estoque.</w:t>
+            </w:r>
+          </w:p>
+        </w:tc>
+      </w:tr>
+      <w:tr>
+        <w:tc>
+          <w:tcPr>
+            <w:tcW w:w="2088" w:type="dxa"/>
+            <w:tcBorders>
+              <w:top w:val="single" w:sz="6" w:space="0" w:color="D9D9D9"/>
+              <w:left w:val="single" w:sz="6" w:space="0" w:color="D9D9D9"/>
+              <w:bottom w:val="single" w:sz="6" w:space="0" w:color="D9D9D9"/>
+              <w:right w:val="single" w:sz="6" w:space="0" w:color="D9D9D9"/>
+            </w:tcBorders>
+            <w:shd w:val="clear" w:color="auto" w:fill="EEF2F7"/>
+            <w:tcMar>
+              <w:top w:w="120" w:type="dxa"/>
+              <w:left w:w="120" w:type="dxa"/>
+              <w:bottom w:w="120" w:type="dxa"/>
+              <w:right w:w="120" w:type="dxa"/>
+            </w:tcMar>
+            <w:vAlign w:val="center"/>
+          </w:tcPr>
+          <w:p>
+            <w:pPr>
+              <w:spacing w:after="40" w:line="252" w:lineRule="auto"/>
+            </w:pPr>
+            <w:proofErr w:type="spellStart"/>
+            <w:r>
+              <w:rPr>
+                <w:b/>
+                <w:sz w:val="18"/>
+              </w:rPr>
+              <w:t>Decisão</w:t>
+            </w:r>
+            <w:proofErr w:type="spellEnd"/>
+          </w:p>
+        </w:tc>
+        <w:tc>
+          <w:tcPr>
+            <w:tcW w:w="7992" w:type="dxa"/>
+            <w:tcBorders>
+              <w:top w:val="single" w:sz="6" w:space="0" w:color="D9D9D9"/>
+              <w:left w:val="single" w:sz="6" w:space="0" w:color="D9D9D9"/>
+              <w:bottom w:val="single" w:sz="6" w:space="0" w:color="D9D9D9"/>
+              <w:right w:val="single" w:sz="6" w:space="0" w:color="D9D9D9"/>
+            </w:tcBorders>
+            <w:tcMar>
+              <w:top w:w="120" w:type="dxa"/>
+              <w:left w:w="120" w:type="dxa"/>
+              <w:bottom w:w="120" w:type="dxa"/>
+              <w:right w:w="120" w:type="dxa"/>
+            </w:tcMar>
+            <w:vAlign w:val="center"/>
+          </w:tcPr>
+          <w:p>
+            <w:pPr>
+              <w:spacing w:after="40" w:line="252" w:lineRule="auto"/>
+              <w:rPr>
+                <w:lang w:val="pt-BR"/>
+              </w:rPr>
+            </w:pPr>
+            <w:r>
+              <w:rPr>
+                <w:sz w:val="18"/>
+                <w:lang w:val="pt-BR"/>
+              </w:rPr>
+              <w:t xml:space="preserve">Usar </w:t>
+            </w:r>
+            <w:proofErr w:type="spellStart"/>
+            <w:r>
+              <w:rPr>
+                <w:sz w:val="18"/>
+                <w:lang w:val="pt-BR"/>
+              </w:rPr>
+              <w:t>RabbitMQ</w:t>
+            </w:r>
+            <w:proofErr w:type="spellEnd"/>
+            <w:r>
+              <w:rPr>
+                <w:sz w:val="18"/>
+                <w:lang w:val="pt-BR"/>
+              </w:rPr>
+              <w:t xml:space="preserve"> para o fluxo principal entre pedido e estoque. O pedido publica o evento </w:t>
+            </w:r>
+            <w:proofErr w:type="spellStart"/>
+            <w:r>
+              <w:rPr>
+                <w:sz w:val="18"/>
+                <w:lang w:val="pt-BR"/>
+              </w:rPr>
+              <w:t>pedido.s</w:t>
+            </w:r>
+            <w:r>
+              <w:rPr>
+                <w:sz w:val="18"/>
+                <w:lang w:val="pt-BR"/>
+              </w:rPr>
+              <w:t>olicitado</w:t>
+            </w:r>
+            <w:proofErr w:type="spellEnd"/>
+            <w:r>
+              <w:rPr>
+                <w:sz w:val="18"/>
+                <w:lang w:val="pt-BR"/>
+              </w:rPr>
+              <w:t xml:space="preserve">, o estoque consome, valida disponibilidade e publica </w:t>
+            </w:r>
+            <w:proofErr w:type="spellStart"/>
+            <w:r>
+              <w:rPr>
+                <w:sz w:val="18"/>
+                <w:lang w:val="pt-BR"/>
+              </w:rPr>
+              <w:t>estoque.resposta</w:t>
+            </w:r>
+            <w:proofErr w:type="spellEnd"/>
+            <w:r>
+              <w:rPr>
+                <w:sz w:val="18"/>
+                <w:lang w:val="pt-BR"/>
+              </w:rPr>
+              <w:t>.</w:t>
+            </w:r>
+          </w:p>
+        </w:tc>
+      </w:tr>
+      <w:tr>
+        <w:tc>
+          <w:tcPr>
+            <w:tcW w:w="2088" w:type="dxa"/>
+            <w:tcBorders>
+              <w:top w:val="single" w:sz="6" w:space="0" w:color="D9D9D9"/>
+              <w:left w:val="single" w:sz="6" w:space="0" w:color="D9D9D9"/>
+              <w:bottom w:val="single" w:sz="6" w:space="0" w:color="D9D9D9"/>
+              <w:right w:val="single" w:sz="6" w:space="0" w:color="D9D9D9"/>
+            </w:tcBorders>
+            <w:shd w:val="clear" w:color="auto" w:fill="EEF2F7"/>
+            <w:tcMar>
+              <w:top w:w="120" w:type="dxa"/>
+              <w:left w:w="120" w:type="dxa"/>
+              <w:bottom w:w="120" w:type="dxa"/>
+              <w:right w:w="120" w:type="dxa"/>
+            </w:tcMar>
+            <w:vAlign w:val="center"/>
+          </w:tcPr>
+          <w:p>
+            <w:pPr>
+              <w:spacing w:after="40" w:line="252" w:lineRule="auto"/>
+            </w:pPr>
+            <w:proofErr w:type="spellStart"/>
+            <w:r>
+              <w:rPr>
+                <w:b/>
+                <w:sz w:val="18"/>
+              </w:rPr>
+              <w:t>Justificativa</w:t>
+            </w:r>
+            <w:proofErr w:type="spellEnd"/>
+          </w:p>
+        </w:tc>
+        <w:tc>
+          <w:tcPr>
+            <w:tcW w:w="7992" w:type="dxa"/>
+            <w:tcBorders>
+              <w:top w:val="single" w:sz="6" w:space="0" w:color="D9D9D9"/>
+              <w:left w:val="single" w:sz="6" w:space="0" w:color="D9D9D9"/>
+              <w:bottom w:val="single" w:sz="6" w:space="0" w:color="D9D9D9"/>
+              <w:right w:val="single" w:sz="6" w:space="0" w:color="D9D9D9"/>
+            </w:tcBorders>
+            <w:tcMar>
+              <w:top w:w="120" w:type="dxa"/>
+              <w:left w:w="120" w:type="dxa"/>
+              <w:bottom w:w="120" w:type="dxa"/>
+              <w:right w:w="120" w:type="dxa"/>
+            </w:tcMar>
+            <w:vAlign w:val="center"/>
+          </w:tcPr>
+          <w:p>
+            <w:pPr>
+              <w:spacing w:after="40" w:line="252" w:lineRule="auto"/>
+              <w:rPr>
+                <w:lang w:val="pt-BR"/>
+              </w:rPr>
+            </w:pPr>
+            <w:r>
+              <w:rPr>
+                <w:sz w:val="18"/>
+                <w:lang w:val="pt-BR"/>
+              </w:rPr>
+              <w:t>A mensageria reduz o acoplamento entre os serviços, permite representar o pedido como PROCESSANDO enquanto a resposta não chega e deixa o sistema preparado para</w:t>
+            </w:r>
+            <w:r>
+              <w:rPr>
+                <w:sz w:val="18"/>
+                <w:lang w:val="pt-BR"/>
+              </w:rPr>
+              <w:t xml:space="preserve"> tratar falhas ou atrasos.</w:t>
+            </w:r>
+          </w:p>
+        </w:tc>
+      </w:tr>
+      <w:tr>
+        <w:tc>
+          <w:tcPr>
+            <w:tcW w:w="2088" w:type="dxa"/>
+            <w:tcBorders>
+              <w:top w:val="single" w:sz="6" w:space="0" w:color="D9D9D9"/>
+              <w:left w:val="single" w:sz="6" w:space="0" w:color="D9D9D9"/>
+              <w:bottom w:val="single" w:sz="6" w:space="0" w:color="D9D9D9"/>
+              <w:right w:val="single" w:sz="6" w:space="0" w:color="D9D9D9"/>
+            </w:tcBorders>
+            <w:shd w:val="clear" w:color="auto" w:fill="EEF2F7"/>
+            <w:tcMar>
+              <w:top w:w="120" w:type="dxa"/>
+              <w:left w:w="120" w:type="dxa"/>
+              <w:bottom w:w="120" w:type="dxa"/>
+              <w:right w:w="120" w:type="dxa"/>
+            </w:tcMar>
+            <w:vAlign w:val="center"/>
+          </w:tcPr>
+          <w:p>
+            <w:pPr>
+              <w:spacing w:after="40" w:line="252" w:lineRule="auto"/>
+            </w:pPr>
+            <w:proofErr w:type="spellStart"/>
+            <w:r>
+              <w:rPr>
+                <w:b/>
+                <w:sz w:val="18"/>
+              </w:rPr>
+              <w:t>Consequências</w:t>
+            </w:r>
+            <w:proofErr w:type="spellEnd"/>
+          </w:p>
+        </w:tc>
+        <w:tc>
+          <w:tcPr>
+            <w:tcW w:w="7992" w:type="dxa"/>
+            <w:tcBorders>
+              <w:top w:val="single" w:sz="6" w:space="0" w:color="D9D9D9"/>
+              <w:left w:val="single" w:sz="6" w:space="0" w:color="D9D9D9"/>
+              <w:bottom w:val="single" w:sz="6" w:space="0" w:color="D9D9D9"/>
+              <w:right w:val="single" w:sz="6" w:space="0" w:color="D9D9D9"/>
+            </w:tcBorders>
+            <w:tcMar>
+              <w:top w:w="120" w:type="dxa"/>
+              <w:left w:w="120" w:type="dxa"/>
+              <w:bottom w:w="120" w:type="dxa"/>
+              <w:right w:w="120" w:type="dxa"/>
+            </w:tcMar>
+            <w:vAlign w:val="center"/>
+          </w:tcPr>
+          <w:p>
+            <w:pPr>
+              <w:spacing w:after="40" w:line="252" w:lineRule="auto"/>
+              <w:rPr>
+                <w:lang w:val="pt-BR"/>
+              </w:rPr>
+            </w:pPr>
+            <w:r>
+              <w:rPr>
+                <w:sz w:val="18"/>
+                <w:lang w:val="pt-BR"/>
+              </w:rPr>
+              <w:t>O fluxo passa a ser eventualmente consistente. A tela de pedidos precisa exibir estados intermediários, e o serviço de pedido precisa lidar com ausência de resposta por meio de auditoria.</w:t>
+            </w:r>
+          </w:p>
+        </w:tc>
+      </w:tr>
+      <w:tr>
+        <w:tc>
+          <w:tcPr>
+            <w:tcW w:w="2088" w:type="dxa"/>
+            <w:tcBorders>
+              <w:top w:val="single" w:sz="6" w:space="0" w:color="D9D9D9"/>
+              <w:left w:val="single" w:sz="6" w:space="0" w:color="D9D9D9"/>
+              <w:bottom w:val="single" w:sz="6" w:space="0" w:color="D9D9D9"/>
+              <w:right w:val="single" w:sz="6" w:space="0" w:color="D9D9D9"/>
+            </w:tcBorders>
+            <w:shd w:val="clear" w:color="auto" w:fill="EEF2F7"/>
+            <w:tcMar>
+              <w:top w:w="120" w:type="dxa"/>
+              <w:left w:w="120" w:type="dxa"/>
+              <w:bottom w:w="120" w:type="dxa"/>
+              <w:right w:w="120" w:type="dxa"/>
+            </w:tcMar>
+            <w:vAlign w:val="center"/>
+          </w:tcPr>
+          <w:p>
+            <w:pPr>
+              <w:spacing w:after="40" w:line="252" w:lineRule="auto"/>
+            </w:pPr>
+            <w:proofErr w:type="spellStart"/>
+            <w:r>
+              <w:rPr>
+                <w:b/>
+                <w:sz w:val="18"/>
+              </w:rPr>
+              <w:t>Evidência</w:t>
+            </w:r>
+            <w:proofErr w:type="spellEnd"/>
+          </w:p>
+        </w:tc>
+        <w:tc>
+          <w:tcPr>
+            <w:tcW w:w="7992" w:type="dxa"/>
+            <w:tcBorders>
+              <w:top w:val="single" w:sz="6" w:space="0" w:color="D9D9D9"/>
+              <w:left w:val="single" w:sz="6" w:space="0" w:color="D9D9D9"/>
+              <w:bottom w:val="single" w:sz="6" w:space="0" w:color="D9D9D9"/>
+              <w:right w:val="single" w:sz="6" w:space="0" w:color="D9D9D9"/>
+            </w:tcBorders>
+            <w:tcMar>
+              <w:top w:w="120" w:type="dxa"/>
+              <w:left w:w="120" w:type="dxa"/>
+              <w:bottom w:w="120" w:type="dxa"/>
+              <w:right w:w="120" w:type="dxa"/>
+            </w:tcMar>
+            <w:vAlign w:val="center"/>
+          </w:tcPr>
+          <w:p>
+            <w:pPr>
+              <w:spacing w:after="40" w:line="252" w:lineRule="auto"/>
+              <w:rPr>
+                <w:lang w:val="pt-BR"/>
+              </w:rPr>
+            </w:pPr>
+            <w:r>
+              <w:rPr>
+                <w:sz w:val="18"/>
+                <w:lang w:val="pt-BR"/>
+              </w:rPr>
+              <w:t>O protótipo dem</w:t>
+            </w:r>
+            <w:r>
+              <w:rPr>
+                <w:sz w:val="18"/>
+                <w:lang w:val="pt-BR"/>
+              </w:rPr>
+              <w:t xml:space="preserve">onstra produtores, consumidores, filas, </w:t>
+            </w:r>
+            <w:proofErr w:type="spellStart"/>
+            <w:r>
+              <w:rPr>
+                <w:sz w:val="18"/>
+                <w:lang w:val="pt-BR"/>
+              </w:rPr>
+              <w:t>exchanges</w:t>
+            </w:r>
+            <w:proofErr w:type="spellEnd"/>
+            <w:r>
+              <w:rPr>
+                <w:sz w:val="18"/>
+                <w:lang w:val="pt-BR"/>
+              </w:rPr>
+              <w:t xml:space="preserve">, </w:t>
+            </w:r>
+            <w:proofErr w:type="spellStart"/>
+            <w:r>
+              <w:rPr>
+                <w:sz w:val="18"/>
+                <w:lang w:val="pt-BR"/>
+              </w:rPr>
+              <w:t>routing</w:t>
+            </w:r>
+            <w:proofErr w:type="spellEnd"/>
+            <w:r>
+              <w:rPr>
+                <w:sz w:val="18"/>
+                <w:lang w:val="pt-BR"/>
+              </w:rPr>
+              <w:t xml:space="preserve"> </w:t>
+            </w:r>
+            <w:proofErr w:type="spellStart"/>
+            <w:r>
+              <w:rPr>
+                <w:sz w:val="18"/>
+                <w:lang w:val="pt-BR"/>
+              </w:rPr>
+              <w:t>keys</w:t>
+            </w:r>
+            <w:proofErr w:type="spellEnd"/>
+            <w:r>
+              <w:rPr>
+                <w:sz w:val="18"/>
+                <w:lang w:val="pt-BR"/>
+              </w:rPr>
+              <w:t xml:space="preserve"> e atualização de status do pedido a partir da resposta enviada pelo estoque.</w:t>
+            </w:r>
+            <w:bookmarkStart w:id="0" w:name="_GoBack"/>
+            <w:bookmarkEnd w:id="0"/>
+          </w:p>
+        </w:tc>
+      </w:tr>
+    </w:tbl>
+    <w:p>
+      <w:pPr>
+        <w:rPr>
+          <w:lang w:val="pt-BR"/>
+        </w:rPr>
+      </w:pPr>
+    </w:p>
     <w:p>
       <w:pPr>
         <w:pStyle w:val="Ttulo1"/>
       </w:pPr>
       <w:r>
+        <w:lastRenderedPageBreak/>
         <w:t>5. Mensageria</w:t>
       </w:r>
     </w:p>
@@ -1930,7 +6191,7 @@
                 <w:b/>
                 <w:sz w:val="18"/>
               </w:rPr>
-              <w:t>Descricao</w:t>
+              <w:t>Descrição</w:t>
             </w:r>
           </w:p>
         </w:tc>
@@ -2187,14 +6448,7 @@
                 <w:sz w:val="18"/>
                 <w:lang w:val="pt-BR"/>
               </w:rPr>
-              <w:t xml:space="preserve"> de </w:t>
-            </w:r>
-            <w:r>
-              <w:rPr>
-                <w:sz w:val="18"/>
-                <w:lang w:val="pt-BR"/>
-              </w:rPr>
-              <w:t>auditoria</w:t>
+              <w:t xml:space="preserve"> de auditoria</w:t>
             </w:r>
           </w:p>
         </w:tc>
@@ -2344,15 +6598,7 @@
                 <w:sz w:val="18"/>
                 <w:lang w:val="pt-BR"/>
               </w:rPr>
-              <w:t xml:space="preserve">Roteia auditorias de pedido sem </w:t>
-            </w:r>
-            <w:r>
-              <w:rPr>
-                <w:sz w:val="18"/>
-                <w:lang w:val="pt-BR"/>
-              </w:rPr>
-              <w:lastRenderedPageBreak/>
-              <w:t>resposta</w:t>
+              <w:t>Roteia auditorias de pedido sem resposta</w:t>
             </w:r>
           </w:p>
         </w:tc>
@@ -2368,7 +6614,6 @@
               <w:rPr>
                 <w:sz w:val="18"/>
               </w:rPr>
-              <w:lastRenderedPageBreak/>
               <w:t>Binding topic</w:t>
             </w:r>
           </w:p>
@@ -2403,14 +6648,7 @@
                 <w:sz w:val="18"/>
                 <w:lang w:val="pt-BR"/>
               </w:rPr>
-              <w:t xml:space="preserve">Recebe eventos de </w:t>
-            </w:r>
-            <w:r>
-              <w:rPr>
-                <w:sz w:val="18"/>
-                <w:lang w:val="pt-BR"/>
-              </w:rPr>
-              <w:t>auditoria iniciados por pedido</w:t>
+              <w:t>Recebe eventos de auditoria iniciados por pedido</w:t>
             </w:r>
           </w:p>
         </w:tc>
@@ -2495,7 +6733,7 @@
                 <w:b/>
                 <w:sz w:val="18"/>
               </w:rPr>
-              <w:t>Descricao</w:t>
+              <w:t>Descrição</w:t>
             </w:r>
           </w:p>
         </w:tc>
@@ -2627,7 +6865,7 @@
               <w:rPr>
                 <w:sz w:val="18"/>
               </w:rPr>
-              <w:t>Data/hora de criacao</w:t>
+              <w:t>Data/hora de criação</w:t>
             </w:r>
           </w:p>
         </w:tc>
@@ -2770,7 +7008,6 @@
       <w:pPr>
         <w:pStyle w:val="CodeBlock"/>
         <w:rPr>
-          <w:rFonts w:hint="eastAsia"/>
           <w:lang w:val="pt-BR"/>
         </w:rPr>
       </w:pPr>
@@ -2850,7 +7087,7 @@
                 <w:b/>
                 <w:sz w:val="18"/>
               </w:rPr>
-              <w:t>Descricao</w:t>
+              <w:t>Descrição</w:t>
             </w:r>
           </w:p>
         </w:tc>
@@ -3026,7 +7263,7 @@
               <w:rPr>
                 <w:sz w:val="18"/>
               </w:rPr>
-              <w:t>Descricao do resultado</w:t>
+              <w:t>Descrição do resultado</w:t>
             </w:r>
           </w:p>
         </w:tc>
@@ -3081,7 +7318,6 @@
       <w:pPr>
         <w:pStyle w:val="CodeBlock"/>
         <w:rPr>
-          <w:rFonts w:hint="eastAsia"/>
           <w:lang w:val="pt-BR"/>
         </w:rPr>
       </w:pPr>
@@ -3089,13 +7325,7 @@
         <w:rPr>
           <w:lang w:val="pt-BR"/>
         </w:rPr>
-        <w:t xml:space="preserve">{"pedidoId":10,"sucesso":true,"status":"PROCESSADO","mensagem":"Estoque baixado com </w:t>
-      </w:r>
-      <w:r>
-        <w:rPr>
-          <w:lang w:val="pt-BR"/>
-        </w:rPr>
-        <w:t>sucesso."}</w:t>
+        <w:t>{"pedidoId":10,"sucesso":true,"status":"PROCESSADO","mensagem":"Estoque baixado com sucesso."}</w:t>
       </w:r>
     </w:p>
     <w:p>
@@ -3130,21 +7360,7 @@
         <w:rPr>
           <w:lang w:val="pt-BR"/>
         </w:rPr>
-        <w:t xml:space="preserve">Publicado pelo </w:t>
-      </w:r>
-      <w:proofErr w:type="spellStart"/>
-      <w:r>
-        <w:rPr>
-          <w:lang w:val="pt-BR"/>
-        </w:rPr>
-        <w:t>servico</w:t>
-      </w:r>
-      <w:proofErr w:type="spellEnd"/>
-      <w:r>
-        <w:rPr>
-          <w:lang w:val="pt-BR"/>
-        </w:rPr>
-        <w:t xml:space="preserve"> pedido quando um pedido permanece PROCESSANDO por mais de 30 segundos sem receber resposta do estoque.</w:t>
+        <w:t>Publicado pelo serviço pedido quando um pedido permanece PROCESSANDO por mais de 30 segundos sem receber resposta do estoque.</w:t>
       </w:r>
     </w:p>
     <w:tbl>
@@ -3203,7 +7419,7 @@
                 <w:b/>
                 <w:sz w:val="18"/>
               </w:rPr>
-              <w:t>Descricao</w:t>
+              <w:t>Descrição</w:t>
             </w:r>
           </w:p>
         </w:tc>
@@ -3297,14 +7513,7 @@
                 <w:sz w:val="18"/>
                 <w:lang w:val="pt-BR"/>
               </w:rPr>
-              <w:t xml:space="preserve">Status no </w:t>
-            </w:r>
-            <w:r>
-              <w:rPr>
-                <w:sz w:val="18"/>
-                <w:lang w:val="pt-BR"/>
-              </w:rPr>
-              <w:t>momento da auditoria</w:t>
+              <w:t>Status no momento da auditoria</w:t>
             </w:r>
           </w:p>
         </w:tc>
@@ -3350,7 +7559,7 @@
               <w:rPr>
                 <w:sz w:val="18"/>
               </w:rPr>
-              <w:t>Explicacao da auditoria</w:t>
+              <w:t>Explicação da auditoria</w:t>
             </w:r>
           </w:p>
         </w:tc>
@@ -3366,7 +7575,6 @@
               <w:rPr>
                 <w:sz w:val="18"/>
               </w:rPr>
-              <w:lastRenderedPageBreak/>
               <w:t>criadoEm</w:t>
             </w:r>
           </w:p>
@@ -3395,7 +7603,7 @@
               <w:rPr>
                 <w:sz w:val="18"/>
               </w:rPr>
-              <w:t>Data/hora de criacao</w:t>
+              <w:t>Data/hora de criação</w:t>
             </w:r>
           </w:p>
         </w:tc>
@@ -3479,7 +7687,7 @@
                 <w:b/>
                 <w:sz w:val="18"/>
               </w:rPr>
-              <w:t>Servico</w:t>
+              <w:t>Serviço</w:t>
             </w:r>
           </w:p>
         </w:tc>
@@ -3495,7 +7703,7 @@
                 <w:b/>
                 <w:sz w:val="18"/>
               </w:rPr>
-              <w:t>Metodo</w:t>
+              <w:t>Método</w:t>
             </w:r>
           </w:p>
         </w:tc>
@@ -3527,7 +7735,7 @@
                 <w:b/>
                 <w:sz w:val="18"/>
               </w:rPr>
-              <w:t>Descricao</w:t>
+              <w:t>Descrição</w:t>
             </w:r>
           </w:p>
         </w:tc>
@@ -4359,7 +8567,7 @@
         <w:pStyle w:val="Ttulo1"/>
       </w:pPr>
       <w:r>
-        <w:t>8. Configuracao e execucao</w:t>
+        <w:t>8. Configuração e execução</w:t>
       </w:r>
     </w:p>
     <w:p>
@@ -4381,6 +8589,7 @@
         <w:rPr>
           <w:lang w:val="pt-BR"/>
         </w:rPr>
+        <w:lastRenderedPageBreak/>
         <w:t xml:space="preserve">Subir </w:t>
       </w:r>
       <w:proofErr w:type="spellStart"/>
@@ -4487,13 +8696,7 @@
         <w:rPr>
           <w:lang w:val="pt-BR"/>
         </w:rPr>
-        <w:t xml:space="preserve"> recebidos nas pastas produto, </w:t>
-      </w:r>
-      <w:r>
-        <w:rPr>
-          <w:lang w:val="pt-BR"/>
-        </w:rPr>
-        <w:t>estoque e pedido.</w:t>
+        <w:t xml:space="preserve"> recebidos nas pastas produto, estoque e pedido.</w:t>
       </w:r>
     </w:p>
     <w:p>
@@ -4507,21 +8710,7 @@
         <w:rPr>
           <w:lang w:val="pt-BR"/>
         </w:rPr>
-        <w:t xml:space="preserve">Executar os </w:t>
-      </w:r>
-      <w:proofErr w:type="spellStart"/>
-      <w:r>
-        <w:rPr>
-          <w:lang w:val="pt-BR"/>
-        </w:rPr>
-        <w:t>servicos</w:t>
-      </w:r>
-      <w:proofErr w:type="spellEnd"/>
-      <w:r>
-        <w:rPr>
-          <w:lang w:val="pt-BR"/>
-        </w:rPr>
-        <w:t xml:space="preserve"> na ordem: </w:t>
+        <w:t xml:space="preserve">Executar os serviços na ordem: </w:t>
       </w:r>
       <w:proofErr w:type="spellStart"/>
       <w:r>
@@ -4555,9 +8744,6 @@
     <w:p>
       <w:pPr>
         <w:pStyle w:val="CodeBlock"/>
-        <w:rPr>
-          <w:rFonts w:hint="eastAsia"/>
-        </w:rPr>
       </w:pPr>
       <w:r>
         <w:t>Set-Location "C:\CAMINHO\PARA\microservicoscommerce"</w:t>
@@ -4577,9 +8763,6 @@
     <w:p>
       <w:pPr>
         <w:pStyle w:val="CodeBlock"/>
-        <w:rPr>
-          <w:rFonts w:hint="eastAsia"/>
-        </w:rPr>
       </w:pPr>
       <w:r>
         <w:t>docker run -d `</w:t>
@@ -4594,10 +8777,7 @@
       </w:r>
       <w:r>
         <w:br/>
-        <w:t xml:space="preserve">  -p 1567</w:t>
-      </w:r>
-      <w:r>
-        <w:t>2:15672 `</w:t>
+        <w:t xml:space="preserve">  -p 15672:15672 `</w:t>
       </w:r>
       <w:r>
         <w:br/>
@@ -4617,8 +8797,7 @@
         <w:pStyle w:val="Ttulo1"/>
       </w:pPr>
       <w:r>
-        <w:lastRenderedPageBreak/>
-        <w:t>9. Criterios de funcionamento</w:t>
+        <w:t>9. Critérios de funcionamento</w:t>
       </w:r>
     </w:p>
     <w:tbl>
@@ -4644,7 +8823,7 @@
                 <w:b/>
                 <w:sz w:val="18"/>
               </w:rPr>
-              <w:t>Criterio</w:t>
+              <w:t>Critério</w:t>
             </w:r>
           </w:p>
         </w:tc>
@@ -4676,7 +8855,7 @@
               <w:rPr>
                 <w:sz w:val="18"/>
               </w:rPr>
-              <w:t>Pelo menos 2 microservicos</w:t>
+              <w:t>Pelo menos 2 microsserviços</w:t>
             </w:r>
           </w:p>
         </w:tc>
@@ -4856,7 +9035,7 @@
               <w:rPr>
                 <w:sz w:val="18"/>
               </w:rPr>
-              <w:t>README de execucao</w:t>
+              <w:t>README de execução</w:t>
             </w:r>
           </w:p>
         </w:tc>
@@ -4886,7 +9065,7 @@
               <w:rPr>
                 <w:sz w:val="18"/>
               </w:rPr>
-              <w:t>Persistencia H2/SQLite</w:t>
+              <w:t>Persistência H2/SQLite</w:t>
             </w:r>
           </w:p>
         </w:tc>
@@ -4901,13 +9080,20 @@
                 <w:lang w:val="pt-BR"/>
               </w:rPr>
             </w:pPr>
+            <w:r>
+              <w:rPr>
+                <w:sz w:val="18"/>
+                <w:lang w:val="pt-BR"/>
+              </w:rPr>
+              <w:t xml:space="preserve">Não </w:t>
+            </w:r>
             <w:proofErr w:type="spellStart"/>
             <w:r>
               <w:rPr>
                 <w:sz w:val="18"/>
                 <w:lang w:val="pt-BR"/>
               </w:rPr>
-              <w:t>Nao</w:t>
+              <w:t>usado</w:t>
             </w:r>
             <w:proofErr w:type="spellEnd"/>
             <w:r>
@@ -4915,7 +9101,7 @@
                 <w:sz w:val="18"/>
                 <w:lang w:val="pt-BR"/>
               </w:rPr>
-              <w:t xml:space="preserve"> usado; projeto manteve </w:t>
+              <w:t xml:space="preserve">; projeto manteve </w:t>
             </w:r>
             <w:proofErr w:type="spellStart"/>
             <w:r>
@@ -4962,14 +9148,7 @@
                 <w:sz w:val="18"/>
                 <w:lang w:val="pt-BR"/>
               </w:rPr>
-              <w:t>Pelo meno</w:t>
-            </w:r>
-            <w:r>
-              <w:rPr>
-                <w:sz w:val="18"/>
-                <w:lang w:val="pt-BR"/>
-              </w:rPr>
-              <w:t xml:space="preserve">s 2 tipos de </w:t>
+              <w:t xml:space="preserve">Pelo menos 2 tipos de </w:t>
             </w:r>
             <w:proofErr w:type="spellStart"/>
             <w:r>
@@ -5058,17 +9237,8 @@
                 <w:sz w:val="18"/>
                 <w:lang w:val="pt-BR"/>
               </w:rPr>
-              <w:t xml:space="preserve">Parcial; auditoria possui logs </w:t>
-            </w:r>
-            <w:proofErr w:type="spellStart"/>
-            <w:r>
-              <w:rPr>
-                <w:sz w:val="18"/>
-                <w:lang w:val="pt-BR"/>
-              </w:rPr>
-              <w:t>explicitos</w:t>
-            </w:r>
-            <w:proofErr w:type="spellEnd"/>
+              <w:t>Parcial; auditoria possui logs explícitos</w:t>
+            </w:r>
           </w:p>
         </w:tc>
       </w:tr>
@@ -5091,16 +9261,8 @@
         <w:rPr>
           <w:lang w:val="pt-BR"/>
         </w:rPr>
-        <w:t xml:space="preserve">10. </w:t>
+        <w:t>10. Conclusão</w:t>
       </w:r>
-      <w:proofErr w:type="spellStart"/>
-      <w:r>
-        <w:rPr>
-          <w:lang w:val="pt-BR"/>
-        </w:rPr>
-        <w:t>Conclusao</w:t>
-      </w:r>
-      <w:proofErr w:type="spellEnd"/>
     </w:p>
     <w:p>
       <w:pPr>
@@ -5154,27 +9316,7 @@
         <w:rPr>
           <w:lang w:val="pt-BR"/>
         </w:rPr>
-        <w:t xml:space="preserve">. O </w:t>
-      </w:r>
-      <w:proofErr w:type="spellStart"/>
-      <w:r>
-        <w:rPr>
-          <w:lang w:val="pt-BR"/>
-        </w:rPr>
-        <w:t>servico</w:t>
-      </w:r>
-      <w:proofErr w:type="spellEnd"/>
-      <w:r>
-        <w:rPr>
-          <w:lang w:val="pt-BR"/>
-        </w:rPr>
-        <w:t xml:space="preserve"> de pedido inicia o processo, o</w:t>
-      </w:r>
-      <w:r>
-        <w:rPr>
-          <w:lang w:val="pt-BR"/>
-        </w:rPr>
-        <w:t xml:space="preserve"> estoque valida disponibilidade por evento e o pedido recebe a resposta para atualizar seu status.</w:t>
+        <w:t>. O serviço de pedido inicia o processo, o estoque valida disponibilidade por evento e o pedido recebe a resposta para atualizar seu status.</w:t>
       </w:r>
     </w:p>
     <w:p>
@@ -5187,35 +9329,7 @@
         <w:rPr>
           <w:lang w:val="pt-BR"/>
         </w:rPr>
-        <w:t xml:space="preserve">A </w:t>
-      </w:r>
-      <w:proofErr w:type="spellStart"/>
-      <w:r>
-        <w:rPr>
-          <w:lang w:val="pt-BR"/>
-        </w:rPr>
-        <w:t>implementacao</w:t>
-      </w:r>
-      <w:proofErr w:type="spellEnd"/>
-      <w:r>
-        <w:rPr>
-          <w:lang w:val="pt-BR"/>
-        </w:rPr>
-        <w:t xml:space="preserve"> </w:t>
-      </w:r>
-      <w:proofErr w:type="spellStart"/>
-      <w:r>
-        <w:rPr>
-          <w:lang w:val="pt-BR"/>
-        </w:rPr>
-        <w:t>tambem</w:t>
-      </w:r>
-      <w:proofErr w:type="spellEnd"/>
-      <w:r>
-        <w:rPr>
-          <w:lang w:val="pt-BR"/>
-        </w:rPr>
-        <w:t xml:space="preserve"> inclui uma </w:t>
+        <w:t xml:space="preserve">A implementação também inclui uma </w:t>
       </w:r>
       <w:proofErr w:type="spellStart"/>
       <w:r>
@@ -5229,27 +9343,7 @@
         <w:rPr>
           <w:lang w:val="pt-BR"/>
         </w:rPr>
-        <w:t xml:space="preserve"> para auditoria de pedidos que permanecem sem resposta do estoque, atendendo ao </w:t>
-      </w:r>
-      <w:proofErr w:type="spellStart"/>
-      <w:r>
-        <w:rPr>
-          <w:lang w:val="pt-BR"/>
-        </w:rPr>
-        <w:t>criterio</w:t>
-      </w:r>
-      <w:proofErr w:type="spellEnd"/>
-      <w:r>
-        <w:rPr>
-          <w:lang w:val="pt-BR"/>
-        </w:rPr>
-        <w:t xml:space="preserve"> de uso de mais de um </w:t>
-      </w:r>
-      <w:r>
-        <w:rPr>
-          <w:lang w:val="pt-BR"/>
-        </w:rPr>
-        <w:t xml:space="preserve">tipo de </w:t>
+        <w:t xml:space="preserve"> para auditoria de pedidos que permanecem sem resposta do estoque, atendendo ao critério de uso de mais de um tipo de </w:t>
       </w:r>
       <w:proofErr w:type="spellStart"/>
       <w:r>
@@ -5264,6 +9358,3233 @@
           <w:lang w:val="pt-BR"/>
         </w:rPr>
         <w:t>.</w:t>
+      </w:r>
+    </w:p>
+    <w:p>
+      <w:pPr>
+        <w:pStyle w:val="Ttulo1"/>
+        <w:keepNext/>
+        <w:pageBreakBefore/>
+      </w:pPr>
+      <w:r>
+        <w:t>11. Contratos e comunicação entre serviços</w:t>
+      </w:r>
+    </w:p>
+    <w:p>
+      <w:pPr>
+        <w:keepLines/>
+      </w:pPr>
+      <w:r>
+        <w:t>Esta seção registra a comunicação do fluxo vertical de criação de pedidos. As chamadas HTTP são representadas por OpenAPI e os eventos do RabbitMQ por AsyncAPI. Os recortes apresentados documentam o comportamento atual e indicam o que ainda deve ser consolidado em arquivos YAML validados para a entrega final.</w:t>
+      </w:r>
+    </w:p>
+    <w:p>
+      <w:pPr>
+        <w:pStyle w:val="Ttulo2"/>
+        <w:keepNext/>
+      </w:pPr>
+      <w:r>
+        <w:t>11.1 Matriz de comunicação</w:t>
+      </w:r>
+    </w:p>
+    <w:p>
+      <w:pPr>
+        <w:keepLines/>
+      </w:pPr>
+      <w:r>
+        <w:t>A matriz separa as consultas síncronas das etapas assíncronas. Cada linha identifica o serviço de origem, o destino, o contrato usado e o comportamento observado quando a comunicação falha.</w:t>
+      </w:r>
+    </w:p>
+    <w:tbl>
+      <w:tblPr>
+        <w:tblStyle w:val="Tabelacomgrade"/>
+        <w:tblW w:type="auto" w:w="0"/>
+        <w:jc w:val="center"/>
+        <w:tblLayout w:type="fixed"/>
+        <w:tblLook w:firstColumn="1" w:firstRow="1" w:lastColumn="0" w:lastRow="0" w:noHBand="0" w:noVBand="1" w:val="04A0"/>
+        <w:tblBorders>
+          <w:top w:val="single" w:sz="6" w:space="0" w:color="D9D9D9"/>
+          <w:left w:val="single" w:sz="6" w:space="0" w:color="D9D9D9"/>
+          <w:bottom w:val="single" w:sz="6" w:space="0" w:color="D9D9D9"/>
+          <w:right w:val="single" w:sz="6" w:space="0" w:color="D9D9D9"/>
+          <w:insideH w:val="single" w:sz="6" w:space="0" w:color="D9D9D9"/>
+          <w:insideV w:val="single" w:sz="6" w:space="0" w:color="D9D9D9"/>
+        </w:tblBorders>
+      </w:tblPr>
+      <w:tblGrid>
+        <w:gridCol w:w="1872"/>
+        <w:gridCol w:w="1872"/>
+        <w:gridCol w:w="1872"/>
+        <w:gridCol w:w="1872"/>
+        <w:gridCol w:w="1872"/>
+      </w:tblGrid>
+      <w:tr>
+        <w:trPr>
+          <w:tblHeader w:val="true"/>
+          <w:cantSplit/>
+        </w:trPr>
+        <w:tc>
+          <w:tcPr>
+            <w:tcW w:type="dxa" w:w="1332"/>
+            <w:shd w:fill="1F4E79"/>
+            <w:vAlign w:val="center"/>
+            <w:tcMar>
+              <w:top w:w="90" w:type="dxa"/>
+              <w:start w:w="100" w:type="dxa"/>
+              <w:bottom w:w="90" w:type="dxa"/>
+              <w:end w:w="100" w:type="dxa"/>
+            </w:tcMar>
+          </w:tcPr>
+          <w:p>
+            <w:pPr>
+              <w:spacing w:before="0" w:after="0" w:line="240" w:lineRule="auto"/>
+              <w:jc w:val="center"/>
+            </w:pPr>
+            <w:r/>
+            <w:r>
+              <w:rPr>
+                <w:rFonts w:ascii="Calibri" w:hAnsi="Calibri"/>
+                <w:b/>
+                <w:color w:val="FFFFFF"/>
+                <w:sz w:val="17"/>
+              </w:rPr>
+              <w:t>Origem</w:t>
+            </w:r>
+          </w:p>
+        </w:tc>
+        <w:tc>
+          <w:tcPr>
+            <w:tcW w:type="dxa" w:w="1219"/>
+            <w:shd w:fill="1F4E79"/>
+            <w:vAlign w:val="center"/>
+            <w:tcMar>
+              <w:top w:w="90" w:type="dxa"/>
+              <w:start w:w="100" w:type="dxa"/>
+              <w:bottom w:w="90" w:type="dxa"/>
+              <w:end w:w="100" w:type="dxa"/>
+            </w:tcMar>
+          </w:tcPr>
+          <w:p>
+            <w:pPr>
+              <w:spacing w:before="0" w:after="0" w:line="240" w:lineRule="auto"/>
+              <w:jc w:val="center"/>
+            </w:pPr>
+            <w:r/>
+            <w:r>
+              <w:rPr>
+                <w:rFonts w:ascii="Calibri" w:hAnsi="Calibri"/>
+                <w:b/>
+                <w:color w:val="FFFFFF"/>
+                <w:sz w:val="17"/>
+              </w:rPr>
+              <w:t>Destino</w:t>
+            </w:r>
+          </w:p>
+        </w:tc>
+        <w:tc>
+          <w:tcPr>
+            <w:tcW w:type="dxa" w:w="1389"/>
+            <w:shd w:fill="1F4E79"/>
+            <w:vAlign w:val="center"/>
+            <w:tcMar>
+              <w:top w:w="90" w:type="dxa"/>
+              <w:start w:w="100" w:type="dxa"/>
+              <w:bottom w:w="90" w:type="dxa"/>
+              <w:end w:w="100" w:type="dxa"/>
+            </w:tcMar>
+          </w:tcPr>
+          <w:p>
+            <w:pPr>
+              <w:spacing w:before="0" w:after="0" w:line="240" w:lineRule="auto"/>
+              <w:jc w:val="center"/>
+            </w:pPr>
+            <w:r/>
+            <w:r>
+              <w:rPr>
+                <w:rFonts w:ascii="Calibri" w:hAnsi="Calibri"/>
+                <w:b/>
+                <w:color w:val="FFFFFF"/>
+                <w:sz w:val="17"/>
+              </w:rPr>
+              <w:t>Comunicação</w:t>
+            </w:r>
+          </w:p>
+        </w:tc>
+        <w:tc>
+          <w:tcPr>
+            <w:tcW w:type="dxa" w:w="1786"/>
+            <w:shd w:fill="1F4E79"/>
+            <w:vAlign w:val="center"/>
+            <w:tcMar>
+              <w:top w:w="90" w:type="dxa"/>
+              <w:start w:w="100" w:type="dxa"/>
+              <w:bottom w:w="90" w:type="dxa"/>
+              <w:end w:w="100" w:type="dxa"/>
+            </w:tcMar>
+          </w:tcPr>
+          <w:p>
+            <w:pPr>
+              <w:spacing w:before="0" w:after="0" w:line="240" w:lineRule="auto"/>
+              <w:jc w:val="center"/>
+            </w:pPr>
+            <w:r/>
+            <w:r>
+              <w:rPr>
+                <w:rFonts w:ascii="Calibri" w:hAnsi="Calibri"/>
+                <w:b/>
+                <w:color w:val="FFFFFF"/>
+                <w:sz w:val="17"/>
+              </w:rPr>
+              <w:t>Contrato</w:t>
+            </w:r>
+          </w:p>
+        </w:tc>
+        <w:tc>
+          <w:tcPr>
+            <w:tcW w:type="dxa" w:w="3628"/>
+            <w:shd w:fill="1F4E79"/>
+            <w:vAlign w:val="center"/>
+            <w:tcMar>
+              <w:top w:w="90" w:type="dxa"/>
+              <w:start w:w="100" w:type="dxa"/>
+              <w:bottom w:w="90" w:type="dxa"/>
+              <w:end w:w="100" w:type="dxa"/>
+            </w:tcMar>
+          </w:tcPr>
+          <w:p>
+            <w:pPr>
+              <w:spacing w:before="0" w:after="0" w:line="240" w:lineRule="auto"/>
+              <w:jc w:val="center"/>
+            </w:pPr>
+            <w:r/>
+            <w:r>
+              <w:rPr>
+                <w:rFonts w:ascii="Calibri" w:hAnsi="Calibri"/>
+                <w:b/>
+                <w:color w:val="FFFFFF"/>
+                <w:sz w:val="17"/>
+              </w:rPr>
+              <w:t>Tratamento atual</w:t>
+            </w:r>
+          </w:p>
+        </w:tc>
+      </w:tr>
+      <w:tr>
+        <w:trPr>
+          <w:cantSplit/>
+        </w:trPr>
+        <w:tc>
+          <w:tcPr>
+            <w:tcW w:type="dxa" w:w="1332"/>
+            <w:vAlign w:val="center"/>
+            <w:tcMar>
+              <w:top w:w="90" w:type="dxa"/>
+              <w:start w:w="100" w:type="dxa"/>
+              <w:bottom w:w="90" w:type="dxa"/>
+              <w:end w:w="100" w:type="dxa"/>
+            </w:tcMar>
+          </w:tcPr>
+          <w:p>
+            <w:pPr>
+              <w:spacing w:before="0" w:after="0" w:line="240" w:lineRule="auto"/>
+              <w:jc w:val="center"/>
+            </w:pPr>
+            <w:r/>
+            <w:r>
+              <w:rPr>
+                <w:rFonts w:ascii="Calibri" w:hAnsi="Calibri"/>
+                <w:b w:val="0"/>
+                <w:sz w:val="16"/>
+              </w:rPr>
+              <w:t>cloud-commerce</w:t>
+            </w:r>
+          </w:p>
+        </w:tc>
+        <w:tc>
+          <w:tcPr>
+            <w:tcW w:type="dxa" w:w="1219"/>
+            <w:vAlign w:val="center"/>
+            <w:tcMar>
+              <w:top w:w="90" w:type="dxa"/>
+              <w:start w:w="100" w:type="dxa"/>
+              <w:bottom w:w="90" w:type="dxa"/>
+              <w:end w:w="100" w:type="dxa"/>
+            </w:tcMar>
+          </w:tcPr>
+          <w:p>
+            <w:pPr>
+              <w:spacing w:before="0" w:after="0" w:line="240" w:lineRule="auto"/>
+              <w:jc w:val="center"/>
+            </w:pPr>
+            <w:r/>
+            <w:r>
+              <w:rPr>
+                <w:rFonts w:ascii="Calibri" w:hAnsi="Calibri"/>
+                <w:b w:val="0"/>
+                <w:sz w:val="16"/>
+              </w:rPr>
+              <w:t>produto</w:t>
+            </w:r>
+          </w:p>
+        </w:tc>
+        <w:tc>
+          <w:tcPr>
+            <w:tcW w:type="dxa" w:w="1389"/>
+            <w:vAlign w:val="center"/>
+            <w:tcMar>
+              <w:top w:w="90" w:type="dxa"/>
+              <w:start w:w="100" w:type="dxa"/>
+              <w:bottom w:w="90" w:type="dxa"/>
+              <w:end w:w="100" w:type="dxa"/>
+            </w:tcMar>
+          </w:tcPr>
+          <w:p>
+            <w:pPr>
+              <w:spacing w:before="0" w:after="0" w:line="240" w:lineRule="auto"/>
+              <w:jc w:val="center"/>
+            </w:pPr>
+            <w:r/>
+            <w:r>
+              <w:rPr>
+                <w:rFonts w:ascii="Calibri" w:hAnsi="Calibri"/>
+                <w:b w:val="0"/>
+                <w:sz w:val="16"/>
+              </w:rPr>
+              <w:t>Síncrona</w:t>
+              <w:br/>
+              <w:t>HTTP e JSON</w:t>
+            </w:r>
+          </w:p>
+        </w:tc>
+        <w:tc>
+          <w:tcPr>
+            <w:tcW w:type="dxa" w:w="1786"/>
+            <w:vAlign w:val="center"/>
+            <w:tcMar>
+              <w:top w:w="90" w:type="dxa"/>
+              <w:start w:w="100" w:type="dxa"/>
+              <w:bottom w:w="90" w:type="dxa"/>
+              <w:end w:w="100" w:type="dxa"/>
+            </w:tcMar>
+          </w:tcPr>
+          <w:p>
+            <w:pPr>
+              <w:spacing w:before="0" w:after="0" w:line="240" w:lineRule="auto"/>
+              <w:jc w:val="left"/>
+            </w:pPr>
+            <w:r/>
+            <w:r>
+              <w:rPr>
+                <w:rFonts w:ascii="Calibri" w:hAnsi="Calibri"/>
+                <w:b w:val="0"/>
+                <w:sz w:val="16"/>
+              </w:rPr>
+              <w:t>GET /produtos</w:t>
+            </w:r>
+          </w:p>
+        </w:tc>
+        <w:tc>
+          <w:tcPr>
+            <w:tcW w:type="dxa" w:w="3628"/>
+            <w:vAlign w:val="center"/>
+            <w:tcMar>
+              <w:top w:w="90" w:type="dxa"/>
+              <w:start w:w="100" w:type="dxa"/>
+              <w:bottom w:w="90" w:type="dxa"/>
+              <w:end w:w="100" w:type="dxa"/>
+            </w:tcMar>
+          </w:tcPr>
+          <w:p>
+            <w:pPr>
+              <w:spacing w:before="0" w:after="0" w:line="240" w:lineRule="auto"/>
+              <w:jc w:val="left"/>
+            </w:pPr>
+            <w:r/>
+            <w:r>
+              <w:rPr>
+                <w:rFonts w:ascii="Calibri" w:hAnsi="Calibri"/>
+                <w:b w:val="0"/>
+                <w:sz w:val="16"/>
+              </w:rPr>
+              <w:t>A tela exibe uma mensagem de erro quando o catálogo não pode ser carregado.</w:t>
+            </w:r>
+          </w:p>
+        </w:tc>
+      </w:tr>
+      <w:tr>
+        <w:trPr>
+          <w:cantSplit/>
+        </w:trPr>
+        <w:tc>
+          <w:tcPr>
+            <w:tcW w:type="dxa" w:w="1332"/>
+            <w:shd w:fill="F4F7FB"/>
+            <w:vAlign w:val="center"/>
+            <w:tcMar>
+              <w:top w:w="90" w:type="dxa"/>
+              <w:start w:w="100" w:type="dxa"/>
+              <w:bottom w:w="90" w:type="dxa"/>
+              <w:end w:w="100" w:type="dxa"/>
+            </w:tcMar>
+          </w:tcPr>
+          <w:p>
+            <w:pPr>
+              <w:spacing w:before="0" w:after="0" w:line="240" w:lineRule="auto"/>
+              <w:jc w:val="center"/>
+            </w:pPr>
+            <w:r/>
+            <w:r>
+              <w:rPr>
+                <w:rFonts w:ascii="Calibri" w:hAnsi="Calibri"/>
+                <w:b w:val="0"/>
+                <w:sz w:val="16"/>
+              </w:rPr>
+              <w:t>cloud-commerce</w:t>
+            </w:r>
+          </w:p>
+        </w:tc>
+        <w:tc>
+          <w:tcPr>
+            <w:tcW w:type="dxa" w:w="1219"/>
+            <w:shd w:fill="F4F7FB"/>
+            <w:vAlign w:val="center"/>
+            <w:tcMar>
+              <w:top w:w="90" w:type="dxa"/>
+              <w:start w:w="100" w:type="dxa"/>
+              <w:bottom w:w="90" w:type="dxa"/>
+              <w:end w:w="100" w:type="dxa"/>
+            </w:tcMar>
+          </w:tcPr>
+          <w:p>
+            <w:pPr>
+              <w:spacing w:before="0" w:after="0" w:line="240" w:lineRule="auto"/>
+              <w:jc w:val="center"/>
+            </w:pPr>
+            <w:r/>
+            <w:r>
+              <w:rPr>
+                <w:rFonts w:ascii="Calibri" w:hAnsi="Calibri"/>
+                <w:b w:val="0"/>
+                <w:sz w:val="16"/>
+              </w:rPr>
+              <w:t>estoque</w:t>
+            </w:r>
+          </w:p>
+        </w:tc>
+        <w:tc>
+          <w:tcPr>
+            <w:tcW w:type="dxa" w:w="1389"/>
+            <w:shd w:fill="F4F7FB"/>
+            <w:vAlign w:val="center"/>
+            <w:tcMar>
+              <w:top w:w="90" w:type="dxa"/>
+              <w:start w:w="100" w:type="dxa"/>
+              <w:bottom w:w="90" w:type="dxa"/>
+              <w:end w:w="100" w:type="dxa"/>
+            </w:tcMar>
+          </w:tcPr>
+          <w:p>
+            <w:pPr>
+              <w:spacing w:before="0" w:after="0" w:line="240" w:lineRule="auto"/>
+              <w:jc w:val="center"/>
+            </w:pPr>
+            <w:r/>
+            <w:r>
+              <w:rPr>
+                <w:rFonts w:ascii="Calibri" w:hAnsi="Calibri"/>
+                <w:b w:val="0"/>
+                <w:sz w:val="16"/>
+              </w:rPr>
+              <w:t>Síncrona</w:t>
+              <w:br/>
+              <w:t>HTTP e JSON</w:t>
+            </w:r>
+          </w:p>
+        </w:tc>
+        <w:tc>
+          <w:tcPr>
+            <w:tcW w:type="dxa" w:w="1786"/>
+            <w:shd w:fill="F4F7FB"/>
+            <w:vAlign w:val="center"/>
+            <w:tcMar>
+              <w:top w:w="90" w:type="dxa"/>
+              <w:start w:w="100" w:type="dxa"/>
+              <w:bottom w:w="90" w:type="dxa"/>
+              <w:end w:w="100" w:type="dxa"/>
+            </w:tcMar>
+          </w:tcPr>
+          <w:p>
+            <w:pPr>
+              <w:spacing w:before="0" w:after="0" w:line="240" w:lineRule="auto"/>
+              <w:jc w:val="left"/>
+            </w:pPr>
+            <w:r/>
+            <w:r>
+              <w:rPr>
+                <w:rFonts w:ascii="Calibri" w:hAnsi="Calibri"/>
+                <w:b w:val="0"/>
+                <w:sz w:val="16"/>
+              </w:rPr>
+              <w:t>GET /estoque</w:t>
+            </w:r>
+          </w:p>
+        </w:tc>
+        <w:tc>
+          <w:tcPr>
+            <w:tcW w:type="dxa" w:w="3628"/>
+            <w:shd w:fill="F4F7FB"/>
+            <w:vAlign w:val="center"/>
+            <w:tcMar>
+              <w:top w:w="90" w:type="dxa"/>
+              <w:start w:w="100" w:type="dxa"/>
+              <w:bottom w:w="90" w:type="dxa"/>
+              <w:end w:w="100" w:type="dxa"/>
+            </w:tcMar>
+          </w:tcPr>
+          <w:p>
+            <w:pPr>
+              <w:spacing w:before="0" w:after="0" w:line="240" w:lineRule="auto"/>
+              <w:jc w:val="left"/>
+            </w:pPr>
+            <w:r/>
+            <w:r>
+              <w:rPr>
+                <w:rFonts w:ascii="Calibri" w:hAnsi="Calibri"/>
+                <w:b w:val="0"/>
+                <w:sz w:val="16"/>
+              </w:rPr>
+              <w:t>Se o estoque estiver indisponível, o front mantém os produtos e apresenta quantidade zero.</w:t>
+            </w:r>
+          </w:p>
+        </w:tc>
+      </w:tr>
+      <w:tr>
+        <w:trPr>
+          <w:cantSplit/>
+        </w:trPr>
+        <w:tc>
+          <w:tcPr>
+            <w:tcW w:type="dxa" w:w="1332"/>
+            <w:vAlign w:val="center"/>
+            <w:tcMar>
+              <w:top w:w="90" w:type="dxa"/>
+              <w:start w:w="100" w:type="dxa"/>
+              <w:bottom w:w="90" w:type="dxa"/>
+              <w:end w:w="100" w:type="dxa"/>
+            </w:tcMar>
+          </w:tcPr>
+          <w:p>
+            <w:pPr>
+              <w:spacing w:before="0" w:after="0" w:line="240" w:lineRule="auto"/>
+              <w:jc w:val="center"/>
+            </w:pPr>
+            <w:r/>
+            <w:r>
+              <w:rPr>
+                <w:rFonts w:ascii="Calibri" w:hAnsi="Calibri"/>
+                <w:b w:val="0"/>
+                <w:sz w:val="16"/>
+              </w:rPr>
+              <w:t>cloud-commerce</w:t>
+            </w:r>
+          </w:p>
+        </w:tc>
+        <w:tc>
+          <w:tcPr>
+            <w:tcW w:type="dxa" w:w="1219"/>
+            <w:vAlign w:val="center"/>
+            <w:tcMar>
+              <w:top w:w="90" w:type="dxa"/>
+              <w:start w:w="100" w:type="dxa"/>
+              <w:bottom w:w="90" w:type="dxa"/>
+              <w:end w:w="100" w:type="dxa"/>
+            </w:tcMar>
+          </w:tcPr>
+          <w:p>
+            <w:pPr>
+              <w:spacing w:before="0" w:after="0" w:line="240" w:lineRule="auto"/>
+              <w:jc w:val="center"/>
+            </w:pPr>
+            <w:r/>
+            <w:r>
+              <w:rPr>
+                <w:rFonts w:ascii="Calibri" w:hAnsi="Calibri"/>
+                <w:b w:val="0"/>
+                <w:sz w:val="16"/>
+              </w:rPr>
+              <w:t>pedido</w:t>
+            </w:r>
+          </w:p>
+        </w:tc>
+        <w:tc>
+          <w:tcPr>
+            <w:tcW w:type="dxa" w:w="1389"/>
+            <w:vAlign w:val="center"/>
+            <w:tcMar>
+              <w:top w:w="90" w:type="dxa"/>
+              <w:start w:w="100" w:type="dxa"/>
+              <w:bottom w:w="90" w:type="dxa"/>
+              <w:end w:w="100" w:type="dxa"/>
+            </w:tcMar>
+          </w:tcPr>
+          <w:p>
+            <w:pPr>
+              <w:spacing w:before="0" w:after="0" w:line="240" w:lineRule="auto"/>
+              <w:jc w:val="center"/>
+            </w:pPr>
+            <w:r/>
+            <w:r>
+              <w:rPr>
+                <w:rFonts w:ascii="Calibri" w:hAnsi="Calibri"/>
+                <w:b w:val="0"/>
+                <w:sz w:val="16"/>
+              </w:rPr>
+              <w:t>Síncrona</w:t>
+              <w:br/>
+              <w:t>HTTP e JSON</w:t>
+            </w:r>
+          </w:p>
+        </w:tc>
+        <w:tc>
+          <w:tcPr>
+            <w:tcW w:type="dxa" w:w="1786"/>
+            <w:vAlign w:val="center"/>
+            <w:tcMar>
+              <w:top w:w="90" w:type="dxa"/>
+              <w:start w:w="100" w:type="dxa"/>
+              <w:bottom w:w="90" w:type="dxa"/>
+              <w:end w:w="100" w:type="dxa"/>
+            </w:tcMar>
+          </w:tcPr>
+          <w:p>
+            <w:pPr>
+              <w:spacing w:before="0" w:after="0" w:line="240" w:lineRule="auto"/>
+              <w:jc w:val="left"/>
+            </w:pPr>
+            <w:r/>
+            <w:r>
+              <w:rPr>
+                <w:rFonts w:ascii="Calibri" w:hAnsi="Calibri"/>
+                <w:b w:val="0"/>
+                <w:sz w:val="16"/>
+              </w:rPr>
+              <w:t>POST /pedidos</w:t>
+              <w:br/>
+              <w:t>GET /pedidos</w:t>
+            </w:r>
+          </w:p>
+        </w:tc>
+        <w:tc>
+          <w:tcPr>
+            <w:tcW w:type="dxa" w:w="3628"/>
+            <w:vAlign w:val="center"/>
+            <w:tcMar>
+              <w:top w:w="90" w:type="dxa"/>
+              <w:start w:w="100" w:type="dxa"/>
+              <w:bottom w:w="90" w:type="dxa"/>
+              <w:end w:w="100" w:type="dxa"/>
+            </w:tcMar>
+          </w:tcPr>
+          <w:p>
+            <w:pPr>
+              <w:spacing w:before="0" w:after="0" w:line="240" w:lineRule="auto"/>
+              <w:jc w:val="left"/>
+            </w:pPr>
+            <w:r/>
+            <w:r>
+              <w:rPr>
+                <w:rFonts w:ascii="Calibri" w:hAnsi="Calibri"/>
+                <w:b w:val="0"/>
+                <w:sz w:val="16"/>
+              </w:rPr>
+              <w:t>O POST cria o pedido como PROCESSANDO. Falhas são informadas por toast; a listagem possui estado de erro.</w:t>
+            </w:r>
+          </w:p>
+        </w:tc>
+      </w:tr>
+      <w:tr>
+        <w:trPr>
+          <w:cantSplit/>
+        </w:trPr>
+        <w:tc>
+          <w:tcPr>
+            <w:tcW w:type="dxa" w:w="1332"/>
+            <w:shd w:fill="F4F7FB"/>
+            <w:vAlign w:val="center"/>
+            <w:tcMar>
+              <w:top w:w="90" w:type="dxa"/>
+              <w:start w:w="100" w:type="dxa"/>
+              <w:bottom w:w="90" w:type="dxa"/>
+              <w:end w:w="100" w:type="dxa"/>
+            </w:tcMar>
+          </w:tcPr>
+          <w:p>
+            <w:pPr>
+              <w:spacing w:before="0" w:after="0" w:line="240" w:lineRule="auto"/>
+              <w:jc w:val="center"/>
+            </w:pPr>
+            <w:r/>
+            <w:r>
+              <w:rPr>
+                <w:rFonts w:ascii="Calibri" w:hAnsi="Calibri"/>
+                <w:b w:val="0"/>
+                <w:sz w:val="16"/>
+              </w:rPr>
+              <w:t>pedido</w:t>
+            </w:r>
+          </w:p>
+        </w:tc>
+        <w:tc>
+          <w:tcPr>
+            <w:tcW w:type="dxa" w:w="1219"/>
+            <w:shd w:fill="F4F7FB"/>
+            <w:vAlign w:val="center"/>
+            <w:tcMar>
+              <w:top w:w="90" w:type="dxa"/>
+              <w:start w:w="100" w:type="dxa"/>
+              <w:bottom w:w="90" w:type="dxa"/>
+              <w:end w:w="100" w:type="dxa"/>
+            </w:tcMar>
+          </w:tcPr>
+          <w:p>
+            <w:pPr>
+              <w:spacing w:before="0" w:after="0" w:line="240" w:lineRule="auto"/>
+              <w:jc w:val="center"/>
+            </w:pPr>
+            <w:r/>
+            <w:r>
+              <w:rPr>
+                <w:rFonts w:ascii="Calibri" w:hAnsi="Calibri"/>
+                <w:b w:val="0"/>
+                <w:sz w:val="16"/>
+              </w:rPr>
+              <w:t>estoque</w:t>
+            </w:r>
+          </w:p>
+        </w:tc>
+        <w:tc>
+          <w:tcPr>
+            <w:tcW w:type="dxa" w:w="1389"/>
+            <w:shd w:fill="F4F7FB"/>
+            <w:vAlign w:val="center"/>
+            <w:tcMar>
+              <w:top w:w="90" w:type="dxa"/>
+              <w:start w:w="100" w:type="dxa"/>
+              <w:bottom w:w="90" w:type="dxa"/>
+              <w:end w:w="100" w:type="dxa"/>
+            </w:tcMar>
+          </w:tcPr>
+          <w:p>
+            <w:pPr>
+              <w:spacing w:before="0" w:after="0" w:line="240" w:lineRule="auto"/>
+              <w:jc w:val="center"/>
+            </w:pPr>
+            <w:r/>
+            <w:r>
+              <w:rPr>
+                <w:rFonts w:ascii="Calibri" w:hAnsi="Calibri"/>
+                <w:b w:val="0"/>
+                <w:sz w:val="16"/>
+              </w:rPr>
+              <w:t>Assíncrona</w:t>
+              <w:br/>
+              <w:t>AMQP e JSON</w:t>
+            </w:r>
+          </w:p>
+        </w:tc>
+        <w:tc>
+          <w:tcPr>
+            <w:tcW w:type="dxa" w:w="1786"/>
+            <w:shd w:fill="F4F7FB"/>
+            <w:vAlign w:val="center"/>
+            <w:tcMar>
+              <w:top w:w="90" w:type="dxa"/>
+              <w:start w:w="100" w:type="dxa"/>
+              <w:bottom w:w="90" w:type="dxa"/>
+              <w:end w:w="100" w:type="dxa"/>
+            </w:tcMar>
+          </w:tcPr>
+          <w:p>
+            <w:pPr>
+              <w:spacing w:before="0" w:after="0" w:line="240" w:lineRule="auto"/>
+              <w:jc w:val="left"/>
+            </w:pPr>
+            <w:r/>
+            <w:r>
+              <w:rPr>
+                <w:rFonts w:ascii="Calibri" w:hAnsi="Calibri"/>
+                <w:b w:val="0"/>
+                <w:sz w:val="16"/>
+              </w:rPr>
+              <w:t>pedido.solicitado</w:t>
+            </w:r>
+          </w:p>
+        </w:tc>
+        <w:tc>
+          <w:tcPr>
+            <w:tcW w:type="dxa" w:w="3628"/>
+            <w:shd w:fill="F4F7FB"/>
+            <w:vAlign w:val="center"/>
+            <w:tcMar>
+              <w:top w:w="90" w:type="dxa"/>
+              <w:start w:w="100" w:type="dxa"/>
+              <w:bottom w:w="90" w:type="dxa"/>
+              <w:end w:w="100" w:type="dxa"/>
+            </w:tcMar>
+          </w:tcPr>
+          <w:p>
+            <w:pPr>
+              <w:spacing w:before="0" w:after="0" w:line="240" w:lineRule="auto"/>
+              <w:jc w:val="left"/>
+            </w:pPr>
+            <w:r/>
+            <w:r>
+              <w:rPr>
+                <w:rFonts w:ascii="Calibri" w:hAnsi="Calibri"/>
+                <w:b w:val="0"/>
+                <w:sz w:val="16"/>
+              </w:rPr>
+              <w:t>A mensagem permanece na fila até ser consumida. O pedido continua PROCESSANDO enquanto aguarda resposta.</w:t>
+            </w:r>
+          </w:p>
+        </w:tc>
+      </w:tr>
+      <w:tr>
+        <w:trPr>
+          <w:cantSplit/>
+        </w:trPr>
+        <w:tc>
+          <w:tcPr>
+            <w:tcW w:type="dxa" w:w="1332"/>
+            <w:vAlign w:val="center"/>
+            <w:tcMar>
+              <w:top w:w="90" w:type="dxa"/>
+              <w:start w:w="100" w:type="dxa"/>
+              <w:bottom w:w="90" w:type="dxa"/>
+              <w:end w:w="100" w:type="dxa"/>
+            </w:tcMar>
+          </w:tcPr>
+          <w:p>
+            <w:pPr>
+              <w:spacing w:before="0" w:after="0" w:line="240" w:lineRule="auto"/>
+              <w:jc w:val="center"/>
+            </w:pPr>
+            <w:r/>
+            <w:r>
+              <w:rPr>
+                <w:rFonts w:ascii="Calibri" w:hAnsi="Calibri"/>
+                <w:b w:val="0"/>
+                <w:sz w:val="16"/>
+              </w:rPr>
+              <w:t>estoque</w:t>
+            </w:r>
+          </w:p>
+        </w:tc>
+        <w:tc>
+          <w:tcPr>
+            <w:tcW w:type="dxa" w:w="1219"/>
+            <w:vAlign w:val="center"/>
+            <w:tcMar>
+              <w:top w:w="90" w:type="dxa"/>
+              <w:start w:w="100" w:type="dxa"/>
+              <w:bottom w:w="90" w:type="dxa"/>
+              <w:end w:w="100" w:type="dxa"/>
+            </w:tcMar>
+          </w:tcPr>
+          <w:p>
+            <w:pPr>
+              <w:spacing w:before="0" w:after="0" w:line="240" w:lineRule="auto"/>
+              <w:jc w:val="center"/>
+            </w:pPr>
+            <w:r/>
+            <w:r>
+              <w:rPr>
+                <w:rFonts w:ascii="Calibri" w:hAnsi="Calibri"/>
+                <w:b w:val="0"/>
+                <w:sz w:val="16"/>
+              </w:rPr>
+              <w:t>pedido</w:t>
+            </w:r>
+          </w:p>
+        </w:tc>
+        <w:tc>
+          <w:tcPr>
+            <w:tcW w:type="dxa" w:w="1389"/>
+            <w:vAlign w:val="center"/>
+            <w:tcMar>
+              <w:top w:w="90" w:type="dxa"/>
+              <w:start w:w="100" w:type="dxa"/>
+              <w:bottom w:w="90" w:type="dxa"/>
+              <w:end w:w="100" w:type="dxa"/>
+            </w:tcMar>
+          </w:tcPr>
+          <w:p>
+            <w:pPr>
+              <w:spacing w:before="0" w:after="0" w:line="240" w:lineRule="auto"/>
+              <w:jc w:val="center"/>
+            </w:pPr>
+            <w:r/>
+            <w:r>
+              <w:rPr>
+                <w:rFonts w:ascii="Calibri" w:hAnsi="Calibri"/>
+                <w:b w:val="0"/>
+                <w:sz w:val="16"/>
+              </w:rPr>
+              <w:t>Assíncrona</w:t>
+              <w:br/>
+              <w:t>AMQP e JSON</w:t>
+            </w:r>
+          </w:p>
+        </w:tc>
+        <w:tc>
+          <w:tcPr>
+            <w:tcW w:type="dxa" w:w="1786"/>
+            <w:vAlign w:val="center"/>
+            <w:tcMar>
+              <w:top w:w="90" w:type="dxa"/>
+              <w:start w:w="100" w:type="dxa"/>
+              <w:bottom w:w="90" w:type="dxa"/>
+              <w:end w:w="100" w:type="dxa"/>
+            </w:tcMar>
+          </w:tcPr>
+          <w:p>
+            <w:pPr>
+              <w:spacing w:before="0" w:after="0" w:line="240" w:lineRule="auto"/>
+              <w:jc w:val="left"/>
+            </w:pPr>
+            <w:r/>
+            <w:r>
+              <w:rPr>
+                <w:rFonts w:ascii="Calibri" w:hAnsi="Calibri"/>
+                <w:b w:val="0"/>
+                <w:sz w:val="16"/>
+              </w:rPr>
+              <w:t>estoque.resposta</w:t>
+            </w:r>
+          </w:p>
+        </w:tc>
+        <w:tc>
+          <w:tcPr>
+            <w:tcW w:type="dxa" w:w="3628"/>
+            <w:vAlign w:val="center"/>
+            <w:tcMar>
+              <w:top w:w="90" w:type="dxa"/>
+              <w:start w:w="100" w:type="dxa"/>
+              <w:bottom w:w="90" w:type="dxa"/>
+              <w:end w:w="100" w:type="dxa"/>
+            </w:tcMar>
+          </w:tcPr>
+          <w:p>
+            <w:pPr>
+              <w:spacing w:before="0" w:after="0" w:line="240" w:lineRule="auto"/>
+              <w:jc w:val="left"/>
+            </w:pPr>
+            <w:r/>
+            <w:r>
+              <w:rPr>
+                <w:rFonts w:ascii="Calibri" w:hAnsi="Calibri"/>
+                <w:b w:val="0"/>
+                <w:sz w:val="16"/>
+              </w:rPr>
+              <w:t>A resposta correlacionada por pedidoId atualiza o status para PROCESSADO ou SEM_ESTOQUE.</w:t>
+            </w:r>
+          </w:p>
+        </w:tc>
+      </w:tr>
+      <w:tr>
+        <w:trPr>
+          <w:cantSplit/>
+        </w:trPr>
+        <w:tc>
+          <w:tcPr>
+            <w:tcW w:type="dxa" w:w="1332"/>
+            <w:shd w:fill="F4F7FB"/>
+            <w:vAlign w:val="center"/>
+            <w:tcMar>
+              <w:top w:w="90" w:type="dxa"/>
+              <w:start w:w="100" w:type="dxa"/>
+              <w:bottom w:w="90" w:type="dxa"/>
+              <w:end w:w="100" w:type="dxa"/>
+            </w:tcMar>
+          </w:tcPr>
+          <w:p>
+            <w:pPr>
+              <w:spacing w:before="0" w:after="0" w:line="240" w:lineRule="auto"/>
+              <w:jc w:val="center"/>
+            </w:pPr>
+            <w:r/>
+            <w:r>
+              <w:rPr>
+                <w:rFonts w:ascii="Calibri" w:hAnsi="Calibri"/>
+                <w:b w:val="0"/>
+                <w:sz w:val="16"/>
+              </w:rPr>
+              <w:t>pedido</w:t>
+            </w:r>
+          </w:p>
+        </w:tc>
+        <w:tc>
+          <w:tcPr>
+            <w:tcW w:type="dxa" w:w="1219"/>
+            <w:shd w:fill="F4F7FB"/>
+            <w:vAlign w:val="center"/>
+            <w:tcMar>
+              <w:top w:w="90" w:type="dxa"/>
+              <w:start w:w="100" w:type="dxa"/>
+              <w:bottom w:w="90" w:type="dxa"/>
+              <w:end w:w="100" w:type="dxa"/>
+            </w:tcMar>
+          </w:tcPr>
+          <w:p>
+            <w:pPr>
+              <w:spacing w:before="0" w:after="0" w:line="240" w:lineRule="auto"/>
+              <w:jc w:val="center"/>
+            </w:pPr>
+            <w:r/>
+            <w:r>
+              <w:rPr>
+                <w:rFonts w:ascii="Calibri" w:hAnsi="Calibri"/>
+                <w:b w:val="0"/>
+                <w:sz w:val="16"/>
+              </w:rPr>
+              <w:t>auditoria</w:t>
+            </w:r>
+          </w:p>
+        </w:tc>
+        <w:tc>
+          <w:tcPr>
+            <w:tcW w:type="dxa" w:w="1389"/>
+            <w:shd w:fill="F4F7FB"/>
+            <w:vAlign w:val="center"/>
+            <w:tcMar>
+              <w:top w:w="90" w:type="dxa"/>
+              <w:start w:w="100" w:type="dxa"/>
+              <w:bottom w:w="90" w:type="dxa"/>
+              <w:end w:w="100" w:type="dxa"/>
+            </w:tcMar>
+          </w:tcPr>
+          <w:p>
+            <w:pPr>
+              <w:spacing w:before="0" w:after="0" w:line="240" w:lineRule="auto"/>
+              <w:jc w:val="center"/>
+            </w:pPr>
+            <w:r/>
+            <w:r>
+              <w:rPr>
+                <w:rFonts w:ascii="Calibri" w:hAnsi="Calibri"/>
+                <w:b w:val="0"/>
+                <w:sz w:val="16"/>
+              </w:rPr>
+              <w:t>Assíncrona</w:t>
+              <w:br/>
+              <w:t>AMQP Topic</w:t>
+            </w:r>
+          </w:p>
+        </w:tc>
+        <w:tc>
+          <w:tcPr>
+            <w:tcW w:type="dxa" w:w="1786"/>
+            <w:shd w:fill="F4F7FB"/>
+            <w:vAlign w:val="center"/>
+            <w:tcMar>
+              <w:top w:w="90" w:type="dxa"/>
+              <w:start w:w="100" w:type="dxa"/>
+              <w:bottom w:w="90" w:type="dxa"/>
+              <w:end w:w="100" w:type="dxa"/>
+            </w:tcMar>
+          </w:tcPr>
+          <w:p>
+            <w:pPr>
+              <w:spacing w:before="0" w:after="0" w:line="240" w:lineRule="auto"/>
+              <w:jc w:val="left"/>
+            </w:pPr>
+            <w:r/>
+            <w:r>
+              <w:rPr>
+                <w:rFonts w:ascii="Calibri" w:hAnsi="Calibri"/>
+                <w:b w:val="0"/>
+                <w:sz w:val="16"/>
+              </w:rPr>
+              <w:t>pedido.sem-resposta-estoque</w:t>
+            </w:r>
+          </w:p>
+        </w:tc>
+        <w:tc>
+          <w:tcPr>
+            <w:tcW w:type="dxa" w:w="3628"/>
+            <w:shd w:fill="F4F7FB"/>
+            <w:vAlign w:val="center"/>
+            <w:tcMar>
+              <w:top w:w="90" w:type="dxa"/>
+              <w:start w:w="100" w:type="dxa"/>
+              <w:bottom w:w="90" w:type="dxa"/>
+              <w:end w:w="100" w:type="dxa"/>
+            </w:tcMar>
+          </w:tcPr>
+          <w:p>
+            <w:pPr>
+              <w:spacing w:before="0" w:after="0" w:line="240" w:lineRule="auto"/>
+              <w:jc w:val="left"/>
+            </w:pPr>
+            <w:r/>
+            <w:r>
+              <w:rPr>
+                <w:rFonts w:ascii="Calibri" w:hAnsi="Calibri"/>
+                <w:b w:val="0"/>
+                <w:sz w:val="16"/>
+              </w:rPr>
+              <w:t>Após 30 segundos em PROCESSANDO, o serviço publica um evento de auditoria e registra o caso em log.</w:t>
+            </w:r>
+          </w:p>
+        </w:tc>
+      </w:tr>
+    </w:tbl>
+    <w:p>
+      <w:pPr>
+        <w:spacing w:after="0"/>
+      </w:pPr>
+    </w:p>
+    <w:p>
+      <w:pPr>
+        <w:pStyle w:val="Ttulo2"/>
+        <w:keepNext/>
+      </w:pPr>
+      <w:r>
+        <w:t>11.2 Contrato OpenAPI</w:t>
+      </w:r>
+    </w:p>
+    <w:p>
+      <w:pPr>
+        <w:keepLines/>
+      </w:pPr>
+      <w:r>
+        <w:t>O contrato OpenAPI deve descrever as APIs REST sem depender da implementação Java. Para este fluxo, o recorte principal é a criação do pedido, porque essa operação inicia o processamento assíncrono.</w:t>
+      </w:r>
+    </w:p>
+    <w:tbl>
+      <w:tblPr>
+        <w:tblStyle w:val="Tabelacomgrade"/>
+        <w:tblW w:type="auto" w:w="0"/>
+        <w:jc w:val="center"/>
+        <w:tblLayout w:type="fixed"/>
+        <w:tblLook w:firstColumn="1" w:firstRow="1" w:lastColumn="0" w:lastRow="0" w:noHBand="0" w:noVBand="1" w:val="04A0"/>
+        <w:tblBorders>
+          <w:top w:val="single" w:sz="6" w:space="0" w:color="D9D9D9"/>
+          <w:left w:val="single" w:sz="6" w:space="0" w:color="D9D9D9"/>
+          <w:bottom w:val="single" w:sz="6" w:space="0" w:color="D9D9D9"/>
+          <w:right w:val="single" w:sz="6" w:space="0" w:color="D9D9D9"/>
+          <w:insideH w:val="single" w:sz="6" w:space="0" w:color="D9D9D9"/>
+          <w:insideV w:val="single" w:sz="6" w:space="0" w:color="D9D9D9"/>
+        </w:tblBorders>
+      </w:tblPr>
+      <w:tblGrid>
+        <w:gridCol w:w="2340"/>
+        <w:gridCol w:w="2340"/>
+        <w:gridCol w:w="2340"/>
+        <w:gridCol w:w="2340"/>
+      </w:tblGrid>
+      <w:tr>
+        <w:trPr>
+          <w:tblHeader w:val="true"/>
+          <w:cantSplit/>
+        </w:trPr>
+        <w:tc>
+          <w:tcPr>
+            <w:tcW w:type="dxa" w:w="1417"/>
+            <w:shd w:fill="1F4E79"/>
+            <w:vAlign w:val="center"/>
+            <w:tcMar>
+              <w:top w:w="90" w:type="dxa"/>
+              <w:start w:w="100" w:type="dxa"/>
+              <w:bottom w:w="90" w:type="dxa"/>
+              <w:end w:w="100" w:type="dxa"/>
+            </w:tcMar>
+          </w:tcPr>
+          <w:p>
+            <w:pPr>
+              <w:spacing w:before="0" w:after="0" w:line="240" w:lineRule="auto"/>
+              <w:jc w:val="center"/>
+            </w:pPr>
+            <w:r/>
+            <w:r>
+              <w:rPr>
+                <w:rFonts w:ascii="Calibri" w:hAnsi="Calibri"/>
+                <w:b/>
+                <w:color w:val="FFFFFF"/>
+                <w:sz w:val="17"/>
+              </w:rPr>
+              <w:t>Serviço</w:t>
+            </w:r>
+          </w:p>
+        </w:tc>
+        <w:tc>
+          <w:tcPr>
+            <w:tcW w:type="dxa" w:w="964"/>
+            <w:shd w:fill="1F4E79"/>
+            <w:vAlign w:val="center"/>
+            <w:tcMar>
+              <w:top w:w="90" w:type="dxa"/>
+              <w:start w:w="100" w:type="dxa"/>
+              <w:bottom w:w="90" w:type="dxa"/>
+              <w:end w:w="100" w:type="dxa"/>
+            </w:tcMar>
+          </w:tcPr>
+          <w:p>
+            <w:pPr>
+              <w:spacing w:before="0" w:after="0" w:line="240" w:lineRule="auto"/>
+              <w:jc w:val="center"/>
+            </w:pPr>
+            <w:r/>
+            <w:r>
+              <w:rPr>
+                <w:rFonts w:ascii="Calibri" w:hAnsi="Calibri"/>
+                <w:b/>
+                <w:color w:val="FFFFFF"/>
+                <w:sz w:val="17"/>
+              </w:rPr>
+              <w:t>Método</w:t>
+            </w:r>
+          </w:p>
+        </w:tc>
+        <w:tc>
+          <w:tcPr>
+            <w:tcW w:type="dxa" w:w="2381"/>
+            <w:shd w:fill="1F4E79"/>
+            <w:vAlign w:val="center"/>
+            <w:tcMar>
+              <w:top w:w="90" w:type="dxa"/>
+              <w:start w:w="100" w:type="dxa"/>
+              <w:bottom w:w="90" w:type="dxa"/>
+              <w:end w:w="100" w:type="dxa"/>
+            </w:tcMar>
+          </w:tcPr>
+          <w:p>
+            <w:pPr>
+              <w:spacing w:before="0" w:after="0" w:line="240" w:lineRule="auto"/>
+              <w:jc w:val="center"/>
+            </w:pPr>
+            <w:r/>
+            <w:r>
+              <w:rPr>
+                <w:rFonts w:ascii="Calibri" w:hAnsi="Calibri"/>
+                <w:b/>
+                <w:color w:val="FFFFFF"/>
+                <w:sz w:val="17"/>
+              </w:rPr>
+              <w:t>Endpoint</w:t>
+            </w:r>
+          </w:p>
+        </w:tc>
+        <w:tc>
+          <w:tcPr>
+            <w:tcW w:type="dxa" w:w="4592"/>
+            <w:shd w:fill="1F4E79"/>
+            <w:vAlign w:val="center"/>
+            <w:tcMar>
+              <w:top w:w="90" w:type="dxa"/>
+              <w:start w:w="100" w:type="dxa"/>
+              <w:bottom w:w="90" w:type="dxa"/>
+              <w:end w:w="100" w:type="dxa"/>
+            </w:tcMar>
+          </w:tcPr>
+          <w:p>
+            <w:pPr>
+              <w:spacing w:before="0" w:after="0" w:line="240" w:lineRule="auto"/>
+              <w:jc w:val="center"/>
+            </w:pPr>
+            <w:r/>
+            <w:r>
+              <w:rPr>
+                <w:rFonts w:ascii="Calibri" w:hAnsi="Calibri"/>
+                <w:b/>
+                <w:color w:val="FFFFFF"/>
+                <w:sz w:val="17"/>
+              </w:rPr>
+              <w:t>Responsabilidade</w:t>
+            </w:r>
+          </w:p>
+        </w:tc>
+      </w:tr>
+      <w:tr>
+        <w:trPr>
+          <w:cantSplit/>
+        </w:trPr>
+        <w:tc>
+          <w:tcPr>
+            <w:tcW w:type="dxa" w:w="1417"/>
+            <w:vAlign w:val="center"/>
+            <w:tcMar>
+              <w:top w:w="90" w:type="dxa"/>
+              <w:start w:w="100" w:type="dxa"/>
+              <w:bottom w:w="90" w:type="dxa"/>
+              <w:end w:w="100" w:type="dxa"/>
+            </w:tcMar>
+          </w:tcPr>
+          <w:p>
+            <w:pPr>
+              <w:spacing w:before="0" w:after="0" w:line="240" w:lineRule="auto"/>
+              <w:jc w:val="center"/>
+            </w:pPr>
+            <w:r/>
+            <w:r>
+              <w:rPr>
+                <w:rFonts w:ascii="Calibri" w:hAnsi="Calibri"/>
+                <w:b w:val="0"/>
+                <w:sz w:val="16"/>
+              </w:rPr>
+              <w:t>produto</w:t>
+            </w:r>
+          </w:p>
+        </w:tc>
+        <w:tc>
+          <w:tcPr>
+            <w:tcW w:type="dxa" w:w="964"/>
+            <w:vAlign w:val="center"/>
+            <w:tcMar>
+              <w:top w:w="90" w:type="dxa"/>
+              <w:start w:w="100" w:type="dxa"/>
+              <w:bottom w:w="90" w:type="dxa"/>
+              <w:end w:w="100" w:type="dxa"/>
+            </w:tcMar>
+          </w:tcPr>
+          <w:p>
+            <w:pPr>
+              <w:spacing w:before="0" w:after="0" w:line="240" w:lineRule="auto"/>
+              <w:jc w:val="center"/>
+            </w:pPr>
+            <w:r/>
+            <w:r>
+              <w:rPr>
+                <w:rFonts w:ascii="Calibri" w:hAnsi="Calibri"/>
+                <w:b w:val="0"/>
+                <w:sz w:val="16"/>
+              </w:rPr>
+              <w:t>GET</w:t>
+            </w:r>
+          </w:p>
+        </w:tc>
+        <w:tc>
+          <w:tcPr>
+            <w:tcW w:type="dxa" w:w="2381"/>
+            <w:vAlign w:val="center"/>
+            <w:tcMar>
+              <w:top w:w="90" w:type="dxa"/>
+              <w:start w:w="100" w:type="dxa"/>
+              <w:bottom w:w="90" w:type="dxa"/>
+              <w:end w:w="100" w:type="dxa"/>
+            </w:tcMar>
+          </w:tcPr>
+          <w:p>
+            <w:pPr>
+              <w:spacing w:before="0" w:after="0" w:line="240" w:lineRule="auto"/>
+              <w:jc w:val="left"/>
+            </w:pPr>
+            <w:r/>
+            <w:r>
+              <w:rPr>
+                <w:rFonts w:ascii="Calibri" w:hAnsi="Calibri"/>
+                <w:b w:val="0"/>
+                <w:sz w:val="16"/>
+              </w:rPr>
+              <w:t>/produtos</w:t>
+            </w:r>
+          </w:p>
+        </w:tc>
+        <w:tc>
+          <w:tcPr>
+            <w:tcW w:type="dxa" w:w="4592"/>
+            <w:vAlign w:val="center"/>
+            <w:tcMar>
+              <w:top w:w="90" w:type="dxa"/>
+              <w:start w:w="100" w:type="dxa"/>
+              <w:bottom w:w="90" w:type="dxa"/>
+              <w:end w:w="100" w:type="dxa"/>
+            </w:tcMar>
+          </w:tcPr>
+          <w:p>
+            <w:pPr>
+              <w:spacing w:before="0" w:after="0" w:line="240" w:lineRule="auto"/>
+              <w:jc w:val="left"/>
+            </w:pPr>
+            <w:r/>
+            <w:r>
+              <w:rPr>
+                <w:rFonts w:ascii="Calibri" w:hAnsi="Calibri"/>
+                <w:b w:val="0"/>
+                <w:sz w:val="16"/>
+              </w:rPr>
+              <w:t>Lista o catálogo usado pelo front.</w:t>
+            </w:r>
+          </w:p>
+        </w:tc>
+      </w:tr>
+      <w:tr>
+        <w:trPr>
+          <w:cantSplit/>
+        </w:trPr>
+        <w:tc>
+          <w:tcPr>
+            <w:tcW w:type="dxa" w:w="1417"/>
+            <w:shd w:fill="F4F7FB"/>
+            <w:vAlign w:val="center"/>
+            <w:tcMar>
+              <w:top w:w="90" w:type="dxa"/>
+              <w:start w:w="100" w:type="dxa"/>
+              <w:bottom w:w="90" w:type="dxa"/>
+              <w:end w:w="100" w:type="dxa"/>
+            </w:tcMar>
+          </w:tcPr>
+          <w:p>
+            <w:pPr>
+              <w:spacing w:before="0" w:after="0" w:line="240" w:lineRule="auto"/>
+              <w:jc w:val="center"/>
+            </w:pPr>
+            <w:r/>
+            <w:r>
+              <w:rPr>
+                <w:rFonts w:ascii="Calibri" w:hAnsi="Calibri"/>
+                <w:b w:val="0"/>
+                <w:sz w:val="16"/>
+              </w:rPr>
+              <w:t>produto</w:t>
+            </w:r>
+          </w:p>
+        </w:tc>
+        <w:tc>
+          <w:tcPr>
+            <w:tcW w:type="dxa" w:w="964"/>
+            <w:shd w:fill="F4F7FB"/>
+            <w:vAlign w:val="center"/>
+            <w:tcMar>
+              <w:top w:w="90" w:type="dxa"/>
+              <w:start w:w="100" w:type="dxa"/>
+              <w:bottom w:w="90" w:type="dxa"/>
+              <w:end w:w="100" w:type="dxa"/>
+            </w:tcMar>
+          </w:tcPr>
+          <w:p>
+            <w:pPr>
+              <w:spacing w:before="0" w:after="0" w:line="240" w:lineRule="auto"/>
+              <w:jc w:val="center"/>
+            </w:pPr>
+            <w:r/>
+            <w:r>
+              <w:rPr>
+                <w:rFonts w:ascii="Calibri" w:hAnsi="Calibri"/>
+                <w:b w:val="0"/>
+                <w:sz w:val="16"/>
+              </w:rPr>
+              <w:t>GET</w:t>
+            </w:r>
+          </w:p>
+        </w:tc>
+        <w:tc>
+          <w:tcPr>
+            <w:tcW w:type="dxa" w:w="2381"/>
+            <w:shd w:fill="F4F7FB"/>
+            <w:vAlign w:val="center"/>
+            <w:tcMar>
+              <w:top w:w="90" w:type="dxa"/>
+              <w:start w:w="100" w:type="dxa"/>
+              <w:bottom w:w="90" w:type="dxa"/>
+              <w:end w:w="100" w:type="dxa"/>
+            </w:tcMar>
+          </w:tcPr>
+          <w:p>
+            <w:pPr>
+              <w:spacing w:before="0" w:after="0" w:line="240" w:lineRule="auto"/>
+              <w:jc w:val="left"/>
+            </w:pPr>
+            <w:r/>
+            <w:r>
+              <w:rPr>
+                <w:rFonts w:ascii="Calibri" w:hAnsi="Calibri"/>
+                <w:b w:val="0"/>
+                <w:sz w:val="16"/>
+              </w:rPr>
+              <w:t>/produtos/{id}</w:t>
+            </w:r>
+          </w:p>
+        </w:tc>
+        <w:tc>
+          <w:tcPr>
+            <w:tcW w:type="dxa" w:w="4592"/>
+            <w:shd w:fill="F4F7FB"/>
+            <w:vAlign w:val="center"/>
+            <w:tcMar>
+              <w:top w:w="90" w:type="dxa"/>
+              <w:start w:w="100" w:type="dxa"/>
+              <w:bottom w:w="90" w:type="dxa"/>
+              <w:end w:w="100" w:type="dxa"/>
+            </w:tcMar>
+          </w:tcPr>
+          <w:p>
+            <w:pPr>
+              <w:spacing w:before="0" w:after="0" w:line="240" w:lineRule="auto"/>
+              <w:jc w:val="left"/>
+            </w:pPr>
+            <w:r/>
+            <w:r>
+              <w:rPr>
+                <w:rFonts w:ascii="Calibri" w:hAnsi="Calibri"/>
+                <w:b w:val="0"/>
+                <w:sz w:val="16"/>
+              </w:rPr>
+              <w:t>Consulta um produto por identificador.</w:t>
+            </w:r>
+          </w:p>
+        </w:tc>
+      </w:tr>
+      <w:tr>
+        <w:trPr>
+          <w:cantSplit/>
+        </w:trPr>
+        <w:tc>
+          <w:tcPr>
+            <w:tcW w:type="dxa" w:w="1417"/>
+            <w:vAlign w:val="center"/>
+            <w:tcMar>
+              <w:top w:w="90" w:type="dxa"/>
+              <w:start w:w="100" w:type="dxa"/>
+              <w:bottom w:w="90" w:type="dxa"/>
+              <w:end w:w="100" w:type="dxa"/>
+            </w:tcMar>
+          </w:tcPr>
+          <w:p>
+            <w:pPr>
+              <w:spacing w:before="0" w:after="0" w:line="240" w:lineRule="auto"/>
+              <w:jc w:val="center"/>
+            </w:pPr>
+            <w:r/>
+            <w:r>
+              <w:rPr>
+                <w:rFonts w:ascii="Calibri" w:hAnsi="Calibri"/>
+                <w:b w:val="0"/>
+                <w:sz w:val="16"/>
+              </w:rPr>
+              <w:t>estoque</w:t>
+            </w:r>
+          </w:p>
+        </w:tc>
+        <w:tc>
+          <w:tcPr>
+            <w:tcW w:type="dxa" w:w="964"/>
+            <w:vAlign w:val="center"/>
+            <w:tcMar>
+              <w:top w:w="90" w:type="dxa"/>
+              <w:start w:w="100" w:type="dxa"/>
+              <w:bottom w:w="90" w:type="dxa"/>
+              <w:end w:w="100" w:type="dxa"/>
+            </w:tcMar>
+          </w:tcPr>
+          <w:p>
+            <w:pPr>
+              <w:spacing w:before="0" w:after="0" w:line="240" w:lineRule="auto"/>
+              <w:jc w:val="center"/>
+            </w:pPr>
+            <w:r/>
+            <w:r>
+              <w:rPr>
+                <w:rFonts w:ascii="Calibri" w:hAnsi="Calibri"/>
+                <w:b w:val="0"/>
+                <w:sz w:val="16"/>
+              </w:rPr>
+              <w:t>GET</w:t>
+            </w:r>
+          </w:p>
+        </w:tc>
+        <w:tc>
+          <w:tcPr>
+            <w:tcW w:type="dxa" w:w="2381"/>
+            <w:vAlign w:val="center"/>
+            <w:tcMar>
+              <w:top w:w="90" w:type="dxa"/>
+              <w:start w:w="100" w:type="dxa"/>
+              <w:bottom w:w="90" w:type="dxa"/>
+              <w:end w:w="100" w:type="dxa"/>
+            </w:tcMar>
+          </w:tcPr>
+          <w:p>
+            <w:pPr>
+              <w:spacing w:before="0" w:after="0" w:line="240" w:lineRule="auto"/>
+              <w:jc w:val="left"/>
+            </w:pPr>
+            <w:r/>
+            <w:r>
+              <w:rPr>
+                <w:rFonts w:ascii="Calibri" w:hAnsi="Calibri"/>
+                <w:b w:val="0"/>
+                <w:sz w:val="16"/>
+              </w:rPr>
+              <w:t>/estoque</w:t>
+            </w:r>
+          </w:p>
+        </w:tc>
+        <w:tc>
+          <w:tcPr>
+            <w:tcW w:type="dxa" w:w="4592"/>
+            <w:vAlign w:val="center"/>
+            <w:tcMar>
+              <w:top w:w="90" w:type="dxa"/>
+              <w:start w:w="100" w:type="dxa"/>
+              <w:bottom w:w="90" w:type="dxa"/>
+              <w:end w:w="100" w:type="dxa"/>
+            </w:tcMar>
+          </w:tcPr>
+          <w:p>
+            <w:pPr>
+              <w:spacing w:before="0" w:after="0" w:line="240" w:lineRule="auto"/>
+              <w:jc w:val="left"/>
+            </w:pPr>
+            <w:r/>
+            <w:r>
+              <w:rPr>
+                <w:rFonts w:ascii="Calibri" w:hAnsi="Calibri"/>
+                <w:b w:val="0"/>
+                <w:sz w:val="16"/>
+              </w:rPr>
+              <w:t>Lista a quantidade disponível por produto.</w:t>
+            </w:r>
+          </w:p>
+        </w:tc>
+      </w:tr>
+      <w:tr>
+        <w:trPr>
+          <w:cantSplit/>
+        </w:trPr>
+        <w:tc>
+          <w:tcPr>
+            <w:tcW w:type="dxa" w:w="1417"/>
+            <w:shd w:fill="F4F7FB"/>
+            <w:vAlign w:val="center"/>
+            <w:tcMar>
+              <w:top w:w="90" w:type="dxa"/>
+              <w:start w:w="100" w:type="dxa"/>
+              <w:bottom w:w="90" w:type="dxa"/>
+              <w:end w:w="100" w:type="dxa"/>
+            </w:tcMar>
+          </w:tcPr>
+          <w:p>
+            <w:pPr>
+              <w:spacing w:before="0" w:after="0" w:line="240" w:lineRule="auto"/>
+              <w:jc w:val="center"/>
+            </w:pPr>
+            <w:r/>
+            <w:r>
+              <w:rPr>
+                <w:rFonts w:ascii="Calibri" w:hAnsi="Calibri"/>
+                <w:b w:val="0"/>
+                <w:sz w:val="16"/>
+              </w:rPr>
+              <w:t>estoque</w:t>
+            </w:r>
+          </w:p>
+        </w:tc>
+        <w:tc>
+          <w:tcPr>
+            <w:tcW w:type="dxa" w:w="964"/>
+            <w:shd w:fill="F4F7FB"/>
+            <w:vAlign w:val="center"/>
+            <w:tcMar>
+              <w:top w:w="90" w:type="dxa"/>
+              <w:start w:w="100" w:type="dxa"/>
+              <w:bottom w:w="90" w:type="dxa"/>
+              <w:end w:w="100" w:type="dxa"/>
+            </w:tcMar>
+          </w:tcPr>
+          <w:p>
+            <w:pPr>
+              <w:spacing w:before="0" w:after="0" w:line="240" w:lineRule="auto"/>
+              <w:jc w:val="center"/>
+            </w:pPr>
+            <w:r/>
+            <w:r>
+              <w:rPr>
+                <w:rFonts w:ascii="Calibri" w:hAnsi="Calibri"/>
+                <w:b w:val="0"/>
+                <w:sz w:val="16"/>
+              </w:rPr>
+              <w:t>GET</w:t>
+            </w:r>
+          </w:p>
+        </w:tc>
+        <w:tc>
+          <w:tcPr>
+            <w:tcW w:type="dxa" w:w="2381"/>
+            <w:shd w:fill="F4F7FB"/>
+            <w:vAlign w:val="center"/>
+            <w:tcMar>
+              <w:top w:w="90" w:type="dxa"/>
+              <w:start w:w="100" w:type="dxa"/>
+              <w:bottom w:w="90" w:type="dxa"/>
+              <w:end w:w="100" w:type="dxa"/>
+            </w:tcMar>
+          </w:tcPr>
+          <w:p>
+            <w:pPr>
+              <w:spacing w:before="0" w:after="0" w:line="240" w:lineRule="auto"/>
+              <w:jc w:val="left"/>
+            </w:pPr>
+            <w:r/>
+            <w:r>
+              <w:rPr>
+                <w:rFonts w:ascii="Calibri" w:hAnsi="Calibri"/>
+                <w:b w:val="0"/>
+                <w:sz w:val="16"/>
+              </w:rPr>
+              <w:t>/estoque/{idProduto}</w:t>
+            </w:r>
+          </w:p>
+        </w:tc>
+        <w:tc>
+          <w:tcPr>
+            <w:tcW w:type="dxa" w:w="4592"/>
+            <w:shd w:fill="F4F7FB"/>
+            <w:vAlign w:val="center"/>
+            <w:tcMar>
+              <w:top w:w="90" w:type="dxa"/>
+              <w:start w:w="100" w:type="dxa"/>
+              <w:bottom w:w="90" w:type="dxa"/>
+              <w:end w:w="100" w:type="dxa"/>
+            </w:tcMar>
+          </w:tcPr>
+          <w:p>
+            <w:pPr>
+              <w:spacing w:before="0" w:after="0" w:line="240" w:lineRule="auto"/>
+              <w:jc w:val="left"/>
+            </w:pPr>
+            <w:r/>
+            <w:r>
+              <w:rPr>
+                <w:rFonts w:ascii="Calibri" w:hAnsi="Calibri"/>
+                <w:b w:val="0"/>
+                <w:sz w:val="16"/>
+              </w:rPr>
+              <w:t>Consulta o saldo de um produto.</w:t>
+            </w:r>
+          </w:p>
+        </w:tc>
+      </w:tr>
+      <w:tr>
+        <w:trPr>
+          <w:cantSplit/>
+        </w:trPr>
+        <w:tc>
+          <w:tcPr>
+            <w:tcW w:type="dxa" w:w="1417"/>
+            <w:vAlign w:val="center"/>
+            <w:tcMar>
+              <w:top w:w="90" w:type="dxa"/>
+              <w:start w:w="100" w:type="dxa"/>
+              <w:bottom w:w="90" w:type="dxa"/>
+              <w:end w:w="100" w:type="dxa"/>
+            </w:tcMar>
+          </w:tcPr>
+          <w:p>
+            <w:pPr>
+              <w:spacing w:before="0" w:after="0" w:line="240" w:lineRule="auto"/>
+              <w:jc w:val="center"/>
+            </w:pPr>
+            <w:r/>
+            <w:r>
+              <w:rPr>
+                <w:rFonts w:ascii="Calibri" w:hAnsi="Calibri"/>
+                <w:b w:val="0"/>
+                <w:sz w:val="16"/>
+              </w:rPr>
+              <w:t>pedido</w:t>
+            </w:r>
+          </w:p>
+        </w:tc>
+        <w:tc>
+          <w:tcPr>
+            <w:tcW w:type="dxa" w:w="964"/>
+            <w:vAlign w:val="center"/>
+            <w:tcMar>
+              <w:top w:w="90" w:type="dxa"/>
+              <w:start w:w="100" w:type="dxa"/>
+              <w:bottom w:w="90" w:type="dxa"/>
+              <w:end w:w="100" w:type="dxa"/>
+            </w:tcMar>
+          </w:tcPr>
+          <w:p>
+            <w:pPr>
+              <w:spacing w:before="0" w:after="0" w:line="240" w:lineRule="auto"/>
+              <w:jc w:val="center"/>
+            </w:pPr>
+            <w:r/>
+            <w:r>
+              <w:rPr>
+                <w:rFonts w:ascii="Calibri" w:hAnsi="Calibri"/>
+                <w:b w:val="0"/>
+                <w:sz w:val="16"/>
+              </w:rPr>
+              <w:t>POST</w:t>
+            </w:r>
+          </w:p>
+        </w:tc>
+        <w:tc>
+          <w:tcPr>
+            <w:tcW w:type="dxa" w:w="2381"/>
+            <w:vAlign w:val="center"/>
+            <w:tcMar>
+              <w:top w:w="90" w:type="dxa"/>
+              <w:start w:w="100" w:type="dxa"/>
+              <w:bottom w:w="90" w:type="dxa"/>
+              <w:end w:w="100" w:type="dxa"/>
+            </w:tcMar>
+          </w:tcPr>
+          <w:p>
+            <w:pPr>
+              <w:spacing w:before="0" w:after="0" w:line="240" w:lineRule="auto"/>
+              <w:jc w:val="left"/>
+            </w:pPr>
+            <w:r/>
+            <w:r>
+              <w:rPr>
+                <w:rFonts w:ascii="Calibri" w:hAnsi="Calibri"/>
+                <w:b w:val="0"/>
+                <w:sz w:val="16"/>
+              </w:rPr>
+              <w:t>/pedidos</w:t>
+            </w:r>
+          </w:p>
+        </w:tc>
+        <w:tc>
+          <w:tcPr>
+            <w:tcW w:type="dxa" w:w="4592"/>
+            <w:vAlign w:val="center"/>
+            <w:tcMar>
+              <w:top w:w="90" w:type="dxa"/>
+              <w:start w:w="100" w:type="dxa"/>
+              <w:bottom w:w="90" w:type="dxa"/>
+              <w:end w:w="100" w:type="dxa"/>
+            </w:tcMar>
+          </w:tcPr>
+          <w:p>
+            <w:pPr>
+              <w:spacing w:before="0" w:after="0" w:line="240" w:lineRule="auto"/>
+              <w:jc w:val="left"/>
+            </w:pPr>
+            <w:r/>
+            <w:r>
+              <w:rPr>
+                <w:rFonts w:ascii="Calibri" w:hAnsi="Calibri"/>
+                <w:b w:val="0"/>
+                <w:sz w:val="16"/>
+              </w:rPr>
+              <w:t>Cria o pedido como PROCESSANDO e publica pedido.solicitado.</w:t>
+            </w:r>
+          </w:p>
+        </w:tc>
+      </w:tr>
+      <w:tr>
+        <w:trPr>
+          <w:cantSplit/>
+        </w:trPr>
+        <w:tc>
+          <w:tcPr>
+            <w:tcW w:type="dxa" w:w="1417"/>
+            <w:shd w:fill="F4F7FB"/>
+            <w:vAlign w:val="center"/>
+            <w:tcMar>
+              <w:top w:w="90" w:type="dxa"/>
+              <w:start w:w="100" w:type="dxa"/>
+              <w:bottom w:w="90" w:type="dxa"/>
+              <w:end w:w="100" w:type="dxa"/>
+            </w:tcMar>
+          </w:tcPr>
+          <w:p>
+            <w:pPr>
+              <w:spacing w:before="0" w:after="0" w:line="240" w:lineRule="auto"/>
+              <w:jc w:val="center"/>
+            </w:pPr>
+            <w:r/>
+            <w:r>
+              <w:rPr>
+                <w:rFonts w:ascii="Calibri" w:hAnsi="Calibri"/>
+                <w:b w:val="0"/>
+                <w:sz w:val="16"/>
+              </w:rPr>
+              <w:t>pedido</w:t>
+            </w:r>
+          </w:p>
+        </w:tc>
+        <w:tc>
+          <w:tcPr>
+            <w:tcW w:type="dxa" w:w="964"/>
+            <w:shd w:fill="F4F7FB"/>
+            <w:vAlign w:val="center"/>
+            <w:tcMar>
+              <w:top w:w="90" w:type="dxa"/>
+              <w:start w:w="100" w:type="dxa"/>
+              <w:bottom w:w="90" w:type="dxa"/>
+              <w:end w:w="100" w:type="dxa"/>
+            </w:tcMar>
+          </w:tcPr>
+          <w:p>
+            <w:pPr>
+              <w:spacing w:before="0" w:after="0" w:line="240" w:lineRule="auto"/>
+              <w:jc w:val="center"/>
+            </w:pPr>
+            <w:r/>
+            <w:r>
+              <w:rPr>
+                <w:rFonts w:ascii="Calibri" w:hAnsi="Calibri"/>
+                <w:b w:val="0"/>
+                <w:sz w:val="16"/>
+              </w:rPr>
+              <w:t>GET</w:t>
+            </w:r>
+          </w:p>
+        </w:tc>
+        <w:tc>
+          <w:tcPr>
+            <w:tcW w:type="dxa" w:w="2381"/>
+            <w:shd w:fill="F4F7FB"/>
+            <w:vAlign w:val="center"/>
+            <w:tcMar>
+              <w:top w:w="90" w:type="dxa"/>
+              <w:start w:w="100" w:type="dxa"/>
+              <w:bottom w:w="90" w:type="dxa"/>
+              <w:end w:w="100" w:type="dxa"/>
+            </w:tcMar>
+          </w:tcPr>
+          <w:p>
+            <w:pPr>
+              <w:spacing w:before="0" w:after="0" w:line="240" w:lineRule="auto"/>
+              <w:jc w:val="left"/>
+            </w:pPr>
+            <w:r/>
+            <w:r>
+              <w:rPr>
+                <w:rFonts w:ascii="Calibri" w:hAnsi="Calibri"/>
+                <w:b w:val="0"/>
+                <w:sz w:val="16"/>
+              </w:rPr>
+              <w:t>/pedidos</w:t>
+            </w:r>
+          </w:p>
+        </w:tc>
+        <w:tc>
+          <w:tcPr>
+            <w:tcW w:type="dxa" w:w="4592"/>
+            <w:shd w:fill="F4F7FB"/>
+            <w:vAlign w:val="center"/>
+            <w:tcMar>
+              <w:top w:w="90" w:type="dxa"/>
+              <w:start w:w="100" w:type="dxa"/>
+              <w:bottom w:w="90" w:type="dxa"/>
+              <w:end w:w="100" w:type="dxa"/>
+            </w:tcMar>
+          </w:tcPr>
+          <w:p>
+            <w:pPr>
+              <w:spacing w:before="0" w:after="0" w:line="240" w:lineRule="auto"/>
+              <w:jc w:val="left"/>
+            </w:pPr>
+            <w:r/>
+            <w:r>
+              <w:rPr>
+                <w:rFonts w:ascii="Calibri" w:hAnsi="Calibri"/>
+                <w:b w:val="0"/>
+                <w:sz w:val="16"/>
+              </w:rPr>
+              <w:t>Lista pedidos e seus estados.</w:t>
+            </w:r>
+          </w:p>
+        </w:tc>
+      </w:tr>
+      <w:tr>
+        <w:trPr>
+          <w:cantSplit/>
+        </w:trPr>
+        <w:tc>
+          <w:tcPr>
+            <w:tcW w:type="dxa" w:w="1417"/>
+            <w:vAlign w:val="center"/>
+            <w:tcMar>
+              <w:top w:w="90" w:type="dxa"/>
+              <w:start w:w="100" w:type="dxa"/>
+              <w:bottom w:w="90" w:type="dxa"/>
+              <w:end w:w="100" w:type="dxa"/>
+            </w:tcMar>
+          </w:tcPr>
+          <w:p>
+            <w:pPr>
+              <w:spacing w:before="0" w:after="0" w:line="240" w:lineRule="auto"/>
+              <w:jc w:val="center"/>
+            </w:pPr>
+            <w:r/>
+            <w:r>
+              <w:rPr>
+                <w:rFonts w:ascii="Calibri" w:hAnsi="Calibri"/>
+                <w:b w:val="0"/>
+                <w:sz w:val="16"/>
+              </w:rPr>
+              <w:t>pedido</w:t>
+            </w:r>
+          </w:p>
+        </w:tc>
+        <w:tc>
+          <w:tcPr>
+            <w:tcW w:type="dxa" w:w="964"/>
+            <w:vAlign w:val="center"/>
+            <w:tcMar>
+              <w:top w:w="90" w:type="dxa"/>
+              <w:start w:w="100" w:type="dxa"/>
+              <w:bottom w:w="90" w:type="dxa"/>
+              <w:end w:w="100" w:type="dxa"/>
+            </w:tcMar>
+          </w:tcPr>
+          <w:p>
+            <w:pPr>
+              <w:spacing w:before="0" w:after="0" w:line="240" w:lineRule="auto"/>
+              <w:jc w:val="center"/>
+            </w:pPr>
+            <w:r/>
+            <w:r>
+              <w:rPr>
+                <w:rFonts w:ascii="Calibri" w:hAnsi="Calibri"/>
+                <w:b w:val="0"/>
+                <w:sz w:val="16"/>
+              </w:rPr>
+              <w:t>GET</w:t>
+            </w:r>
+          </w:p>
+        </w:tc>
+        <w:tc>
+          <w:tcPr>
+            <w:tcW w:type="dxa" w:w="2381"/>
+            <w:vAlign w:val="center"/>
+            <w:tcMar>
+              <w:top w:w="90" w:type="dxa"/>
+              <w:start w:w="100" w:type="dxa"/>
+              <w:bottom w:w="90" w:type="dxa"/>
+              <w:end w:w="100" w:type="dxa"/>
+            </w:tcMar>
+          </w:tcPr>
+          <w:p>
+            <w:pPr>
+              <w:spacing w:before="0" w:after="0" w:line="240" w:lineRule="auto"/>
+              <w:jc w:val="left"/>
+            </w:pPr>
+            <w:r/>
+            <w:r>
+              <w:rPr>
+                <w:rFonts w:ascii="Calibri" w:hAnsi="Calibri"/>
+                <w:b w:val="0"/>
+                <w:sz w:val="16"/>
+              </w:rPr>
+              <w:t>/pedidos/{id}</w:t>
+            </w:r>
+          </w:p>
+        </w:tc>
+        <w:tc>
+          <w:tcPr>
+            <w:tcW w:type="dxa" w:w="4592"/>
+            <w:vAlign w:val="center"/>
+            <w:tcMar>
+              <w:top w:w="90" w:type="dxa"/>
+              <w:start w:w="100" w:type="dxa"/>
+              <w:bottom w:w="90" w:type="dxa"/>
+              <w:end w:w="100" w:type="dxa"/>
+            </w:tcMar>
+          </w:tcPr>
+          <w:p>
+            <w:pPr>
+              <w:spacing w:before="0" w:after="0" w:line="240" w:lineRule="auto"/>
+              <w:jc w:val="left"/>
+            </w:pPr>
+            <w:r/>
+            <w:r>
+              <w:rPr>
+                <w:rFonts w:ascii="Calibri" w:hAnsi="Calibri"/>
+                <w:b w:val="0"/>
+                <w:sz w:val="16"/>
+              </w:rPr>
+              <w:t>Consulta um pedido por identificador.</w:t>
+            </w:r>
+          </w:p>
+        </w:tc>
+      </w:tr>
+    </w:tbl>
+    <w:p>
+      <w:pPr>
+        <w:spacing w:after="0"/>
+      </w:pPr>
+    </w:p>
+    <w:p>
+      <w:pPr>
+        <w:pStyle w:val="CodeBlock"/>
+        <w:keepLines/>
+      </w:pPr>
+      <w:r>
+        <w:t>openapi: 3.1.0</w:t>
+        <w:br/>
+        <w:t>info:</w:t>
+        <w:br/>
+        <w:t xml:space="preserve">  title: API de Pedidos Cloud Commerce</w:t>
+        <w:br/>
+        <w:t xml:space="preserve">  version: 1.0.0</w:t>
+        <w:br/>
+        <w:t>paths:</w:t>
+        <w:br/>
+        <w:t xml:space="preserve">  /pedidos:</w:t>
+        <w:br/>
+        <w:t xml:space="preserve">    post:</w:t>
+        <w:br/>
+        <w:t xml:space="preserve">      summary: Cria um pedido e inicia a validação de estoque</w:t>
+        <w:br/>
+        <w:t xml:space="preserve">      responses:</w:t>
+        <w:br/>
+        <w:t xml:space="preserve">        '201':</w:t>
+        <w:br/>
+        <w:t xml:space="preserve">          description: Pedido criado com status PROCESSANDO</w:t>
+        <w:br/>
+        <w:t xml:space="preserve">        '400':</w:t>
+        <w:br/>
+        <w:t xml:space="preserve">          description: Dados do pedido inválidos</w:t>
+        <w:br/>
+        <w:t xml:space="preserve">    get:</w:t>
+        <w:br/>
+        <w:t xml:space="preserve">      summary: Lista os pedidos</w:t>
+      </w:r>
+    </w:p>
+    <w:p>
+      <w:pPr>
+        <w:keepLines/>
+      </w:pPr>
+      <w:r>
+        <w:t>O trecho acima é um recorte documental. Para concluir o requisito, o projeto ainda precisa de um arquivo openapi.yaml completo, com schemas de requisição e resposta, exemplos e códigos de erro.</w:t>
+      </w:r>
+    </w:p>
+    <w:p>
+      <w:pPr>
+        <w:pStyle w:val="Ttulo2"/>
+        <w:keepNext/>
+      </w:pPr>
+      <w:r>
+        <w:t>11.3 Contrato AsyncAPI</w:t>
+      </w:r>
+    </w:p>
+    <w:p>
+      <w:pPr>
+        <w:keepLines/>
+      </w:pPr>
+      <w:r>
+        <w:t>O contrato AsyncAPI descreve os canais, os produtores, os consumidores e o formato das mensagens. No Cloud Commerce, a routing key identifica o tipo do evento e o binding determina a fila que o recebe.</w:t>
+      </w:r>
+    </w:p>
+    <w:tbl>
+      <w:tblPr>
+        <w:tblStyle w:val="Tabelacomgrade"/>
+        <w:tblW w:type="auto" w:w="0"/>
+        <w:jc w:val="center"/>
+        <w:tblLayout w:type="fixed"/>
+        <w:tblLook w:firstColumn="1" w:firstRow="1" w:lastColumn="0" w:lastRow="0" w:noHBand="0" w:noVBand="1" w:val="04A0"/>
+        <w:tblBorders>
+          <w:top w:val="single" w:sz="6" w:space="0" w:color="D9D9D9"/>
+          <w:left w:val="single" w:sz="6" w:space="0" w:color="D9D9D9"/>
+          <w:bottom w:val="single" w:sz="6" w:space="0" w:color="D9D9D9"/>
+          <w:right w:val="single" w:sz="6" w:space="0" w:color="D9D9D9"/>
+          <w:insideH w:val="single" w:sz="6" w:space="0" w:color="D9D9D9"/>
+          <w:insideV w:val="single" w:sz="6" w:space="0" w:color="D9D9D9"/>
+        </w:tblBorders>
+      </w:tblPr>
+      <w:tblGrid>
+        <w:gridCol w:w="2340"/>
+        <w:gridCol w:w="2340"/>
+        <w:gridCol w:w="2340"/>
+        <w:gridCol w:w="2340"/>
+      </w:tblGrid>
+      <w:tr>
+        <w:trPr>
+          <w:tblHeader w:val="true"/>
+          <w:cantSplit/>
+        </w:trPr>
+        <w:tc>
+          <w:tcPr>
+            <w:tcW w:type="dxa" w:w="2381"/>
+            <w:shd w:fill="1F4E79"/>
+            <w:vAlign w:val="center"/>
+            <w:tcMar>
+              <w:top w:w="90" w:type="dxa"/>
+              <w:start w:w="100" w:type="dxa"/>
+              <w:bottom w:w="90" w:type="dxa"/>
+              <w:end w:w="100" w:type="dxa"/>
+            </w:tcMar>
+          </w:tcPr>
+          <w:p>
+            <w:pPr>
+              <w:spacing w:before="0" w:after="0" w:line="240" w:lineRule="auto"/>
+              <w:jc w:val="center"/>
+            </w:pPr>
+            <w:r/>
+            <w:r>
+              <w:rPr>
+                <w:rFonts w:ascii="Calibri" w:hAnsi="Calibri"/>
+                <w:b/>
+                <w:color w:val="FFFFFF"/>
+                <w:sz w:val="17"/>
+              </w:rPr>
+              <w:t>Canal ou routing key</w:t>
+            </w:r>
+          </w:p>
+        </w:tc>
+        <w:tc>
+          <w:tcPr>
+            <w:tcW w:type="dxa" w:w="1361"/>
+            <w:shd w:fill="1F4E79"/>
+            <w:vAlign w:val="center"/>
+            <w:tcMar>
+              <w:top w:w="90" w:type="dxa"/>
+              <w:start w:w="100" w:type="dxa"/>
+              <w:bottom w:w="90" w:type="dxa"/>
+              <w:end w:w="100" w:type="dxa"/>
+            </w:tcMar>
+          </w:tcPr>
+          <w:p>
+            <w:pPr>
+              <w:spacing w:before="0" w:after="0" w:line="240" w:lineRule="auto"/>
+              <w:jc w:val="center"/>
+            </w:pPr>
+            <w:r/>
+            <w:r>
+              <w:rPr>
+                <w:rFonts w:ascii="Calibri" w:hAnsi="Calibri"/>
+                <w:b/>
+                <w:color w:val="FFFFFF"/>
+                <w:sz w:val="17"/>
+              </w:rPr>
+              <w:t>Produtor</w:t>
+            </w:r>
+          </w:p>
+        </w:tc>
+        <w:tc>
+          <w:tcPr>
+            <w:tcW w:type="dxa" w:w="1361"/>
+            <w:shd w:fill="1F4E79"/>
+            <w:vAlign w:val="center"/>
+            <w:tcMar>
+              <w:top w:w="90" w:type="dxa"/>
+              <w:start w:w="100" w:type="dxa"/>
+              <w:bottom w:w="90" w:type="dxa"/>
+              <w:end w:w="100" w:type="dxa"/>
+            </w:tcMar>
+          </w:tcPr>
+          <w:p>
+            <w:pPr>
+              <w:spacing w:before="0" w:after="0" w:line="240" w:lineRule="auto"/>
+              <w:jc w:val="center"/>
+            </w:pPr>
+            <w:r/>
+            <w:r>
+              <w:rPr>
+                <w:rFonts w:ascii="Calibri" w:hAnsi="Calibri"/>
+                <w:b/>
+                <w:color w:val="FFFFFF"/>
+                <w:sz w:val="17"/>
+              </w:rPr>
+              <w:t>Consumidor</w:t>
+            </w:r>
+          </w:p>
+        </w:tc>
+        <w:tc>
+          <w:tcPr>
+            <w:tcW w:type="dxa" w:w="4252"/>
+            <w:shd w:fill="1F4E79"/>
+            <w:vAlign w:val="center"/>
+            <w:tcMar>
+              <w:top w:w="90" w:type="dxa"/>
+              <w:start w:w="100" w:type="dxa"/>
+              <w:bottom w:w="90" w:type="dxa"/>
+              <w:end w:w="100" w:type="dxa"/>
+            </w:tcMar>
+          </w:tcPr>
+          <w:p>
+            <w:pPr>
+              <w:spacing w:before="0" w:after="0" w:line="240" w:lineRule="auto"/>
+              <w:jc w:val="center"/>
+            </w:pPr>
+            <w:r/>
+            <w:r>
+              <w:rPr>
+                <w:rFonts w:ascii="Calibri" w:hAnsi="Calibri"/>
+                <w:b/>
+                <w:color w:val="FFFFFF"/>
+                <w:sz w:val="17"/>
+              </w:rPr>
+              <w:t>Campos principais</w:t>
+            </w:r>
+          </w:p>
+        </w:tc>
+      </w:tr>
+      <w:tr>
+        <w:trPr>
+          <w:cantSplit/>
+        </w:trPr>
+        <w:tc>
+          <w:tcPr>
+            <w:tcW w:type="dxa" w:w="2381"/>
+            <w:vAlign w:val="center"/>
+            <w:tcMar>
+              <w:top w:w="90" w:type="dxa"/>
+              <w:start w:w="100" w:type="dxa"/>
+              <w:bottom w:w="90" w:type="dxa"/>
+              <w:end w:w="100" w:type="dxa"/>
+            </w:tcMar>
+          </w:tcPr>
+          <w:p>
+            <w:pPr>
+              <w:spacing w:before="0" w:after="0" w:line="240" w:lineRule="auto"/>
+              <w:jc w:val="left"/>
+            </w:pPr>
+            <w:r/>
+            <w:r>
+              <w:rPr>
+                <w:rFonts w:ascii="Calibri" w:hAnsi="Calibri"/>
+                <w:b w:val="0"/>
+                <w:sz w:val="16"/>
+              </w:rPr>
+              <w:t>pedido.solicitado</w:t>
+            </w:r>
+          </w:p>
+        </w:tc>
+        <w:tc>
+          <w:tcPr>
+            <w:tcW w:type="dxa" w:w="1361"/>
+            <w:vAlign w:val="center"/>
+            <w:tcMar>
+              <w:top w:w="90" w:type="dxa"/>
+              <w:start w:w="100" w:type="dxa"/>
+              <w:bottom w:w="90" w:type="dxa"/>
+              <w:end w:w="100" w:type="dxa"/>
+            </w:tcMar>
+          </w:tcPr>
+          <w:p>
+            <w:pPr>
+              <w:spacing w:before="0" w:after="0" w:line="240" w:lineRule="auto"/>
+              <w:jc w:val="center"/>
+            </w:pPr>
+            <w:r/>
+            <w:r>
+              <w:rPr>
+                <w:rFonts w:ascii="Calibri" w:hAnsi="Calibri"/>
+                <w:b w:val="0"/>
+                <w:sz w:val="16"/>
+              </w:rPr>
+              <w:t>pedido</w:t>
+            </w:r>
+          </w:p>
+        </w:tc>
+        <w:tc>
+          <w:tcPr>
+            <w:tcW w:type="dxa" w:w="1361"/>
+            <w:vAlign w:val="center"/>
+            <w:tcMar>
+              <w:top w:w="90" w:type="dxa"/>
+              <w:start w:w="100" w:type="dxa"/>
+              <w:bottom w:w="90" w:type="dxa"/>
+              <w:end w:w="100" w:type="dxa"/>
+            </w:tcMar>
+          </w:tcPr>
+          <w:p>
+            <w:pPr>
+              <w:spacing w:before="0" w:after="0" w:line="240" w:lineRule="auto"/>
+              <w:jc w:val="center"/>
+            </w:pPr>
+            <w:r/>
+            <w:r>
+              <w:rPr>
+                <w:rFonts w:ascii="Calibri" w:hAnsi="Calibri"/>
+                <w:b w:val="0"/>
+                <w:sz w:val="16"/>
+              </w:rPr>
+              <w:t>estoque</w:t>
+            </w:r>
+          </w:p>
+        </w:tc>
+        <w:tc>
+          <w:tcPr>
+            <w:tcW w:type="dxa" w:w="4252"/>
+            <w:vAlign w:val="center"/>
+            <w:tcMar>
+              <w:top w:w="90" w:type="dxa"/>
+              <w:start w:w="100" w:type="dxa"/>
+              <w:bottom w:w="90" w:type="dxa"/>
+              <w:end w:w="100" w:type="dxa"/>
+            </w:tcMar>
+          </w:tcPr>
+          <w:p>
+            <w:pPr>
+              <w:spacing w:before="0" w:after="0" w:line="240" w:lineRule="auto"/>
+              <w:jc w:val="left"/>
+            </w:pPr>
+            <w:r/>
+            <w:r>
+              <w:rPr>
+                <w:rFonts w:ascii="Calibri" w:hAnsi="Calibri"/>
+                <w:b w:val="0"/>
+                <w:sz w:val="16"/>
+              </w:rPr>
+              <w:t>pedidoId, valorTotal, criadoEm e itens com produtoId e quantidade</w:t>
+            </w:r>
+          </w:p>
+        </w:tc>
+      </w:tr>
+      <w:tr>
+        <w:trPr>
+          <w:cantSplit/>
+        </w:trPr>
+        <w:tc>
+          <w:tcPr>
+            <w:tcW w:type="dxa" w:w="2381"/>
+            <w:shd w:fill="F4F7FB"/>
+            <w:vAlign w:val="center"/>
+            <w:tcMar>
+              <w:top w:w="90" w:type="dxa"/>
+              <w:start w:w="100" w:type="dxa"/>
+              <w:bottom w:w="90" w:type="dxa"/>
+              <w:end w:w="100" w:type="dxa"/>
+            </w:tcMar>
+          </w:tcPr>
+          <w:p>
+            <w:pPr>
+              <w:spacing w:before="0" w:after="0" w:line="240" w:lineRule="auto"/>
+              <w:jc w:val="left"/>
+            </w:pPr>
+            <w:r/>
+            <w:r>
+              <w:rPr>
+                <w:rFonts w:ascii="Calibri" w:hAnsi="Calibri"/>
+                <w:b w:val="0"/>
+                <w:sz w:val="16"/>
+              </w:rPr>
+              <w:t>estoque.resposta</w:t>
+            </w:r>
+          </w:p>
+        </w:tc>
+        <w:tc>
+          <w:tcPr>
+            <w:tcW w:type="dxa" w:w="1361"/>
+            <w:shd w:fill="F4F7FB"/>
+            <w:vAlign w:val="center"/>
+            <w:tcMar>
+              <w:top w:w="90" w:type="dxa"/>
+              <w:start w:w="100" w:type="dxa"/>
+              <w:bottom w:w="90" w:type="dxa"/>
+              <w:end w:w="100" w:type="dxa"/>
+            </w:tcMar>
+          </w:tcPr>
+          <w:p>
+            <w:pPr>
+              <w:spacing w:before="0" w:after="0" w:line="240" w:lineRule="auto"/>
+              <w:jc w:val="center"/>
+            </w:pPr>
+            <w:r/>
+            <w:r>
+              <w:rPr>
+                <w:rFonts w:ascii="Calibri" w:hAnsi="Calibri"/>
+                <w:b w:val="0"/>
+                <w:sz w:val="16"/>
+              </w:rPr>
+              <w:t>estoque</w:t>
+            </w:r>
+          </w:p>
+        </w:tc>
+        <w:tc>
+          <w:tcPr>
+            <w:tcW w:type="dxa" w:w="1361"/>
+            <w:shd w:fill="F4F7FB"/>
+            <w:vAlign w:val="center"/>
+            <w:tcMar>
+              <w:top w:w="90" w:type="dxa"/>
+              <w:start w:w="100" w:type="dxa"/>
+              <w:bottom w:w="90" w:type="dxa"/>
+              <w:end w:w="100" w:type="dxa"/>
+            </w:tcMar>
+          </w:tcPr>
+          <w:p>
+            <w:pPr>
+              <w:spacing w:before="0" w:after="0" w:line="240" w:lineRule="auto"/>
+              <w:jc w:val="center"/>
+            </w:pPr>
+            <w:r/>
+            <w:r>
+              <w:rPr>
+                <w:rFonts w:ascii="Calibri" w:hAnsi="Calibri"/>
+                <w:b w:val="0"/>
+                <w:sz w:val="16"/>
+              </w:rPr>
+              <w:t>pedido</w:t>
+            </w:r>
+          </w:p>
+        </w:tc>
+        <w:tc>
+          <w:tcPr>
+            <w:tcW w:type="dxa" w:w="4252"/>
+            <w:shd w:fill="F4F7FB"/>
+            <w:vAlign w:val="center"/>
+            <w:tcMar>
+              <w:top w:w="90" w:type="dxa"/>
+              <w:start w:w="100" w:type="dxa"/>
+              <w:bottom w:w="90" w:type="dxa"/>
+              <w:end w:w="100" w:type="dxa"/>
+            </w:tcMar>
+          </w:tcPr>
+          <w:p>
+            <w:pPr>
+              <w:spacing w:before="0" w:after="0" w:line="240" w:lineRule="auto"/>
+              <w:jc w:val="left"/>
+            </w:pPr>
+            <w:r/>
+            <w:r>
+              <w:rPr>
+                <w:rFonts w:ascii="Calibri" w:hAnsi="Calibri"/>
+                <w:b w:val="0"/>
+                <w:sz w:val="16"/>
+              </w:rPr>
+              <w:t>pedidoId, sucesso, status, mensagem e respondidoEm</w:t>
+            </w:r>
+          </w:p>
+        </w:tc>
+      </w:tr>
+      <w:tr>
+        <w:trPr>
+          <w:cantSplit/>
+        </w:trPr>
+        <w:tc>
+          <w:tcPr>
+            <w:tcW w:type="dxa" w:w="2381"/>
+            <w:vAlign w:val="center"/>
+            <w:tcMar>
+              <w:top w:w="90" w:type="dxa"/>
+              <w:start w:w="100" w:type="dxa"/>
+              <w:bottom w:w="90" w:type="dxa"/>
+              <w:end w:w="100" w:type="dxa"/>
+            </w:tcMar>
+          </w:tcPr>
+          <w:p>
+            <w:pPr>
+              <w:spacing w:before="0" w:after="0" w:line="240" w:lineRule="auto"/>
+              <w:jc w:val="left"/>
+            </w:pPr>
+            <w:r/>
+            <w:r>
+              <w:rPr>
+                <w:rFonts w:ascii="Calibri" w:hAnsi="Calibri"/>
+                <w:b w:val="0"/>
+                <w:sz w:val="16"/>
+              </w:rPr>
+              <w:t>pedido.sem-resposta-estoque</w:t>
+            </w:r>
+          </w:p>
+        </w:tc>
+        <w:tc>
+          <w:tcPr>
+            <w:tcW w:type="dxa" w:w="1361"/>
+            <w:vAlign w:val="center"/>
+            <w:tcMar>
+              <w:top w:w="90" w:type="dxa"/>
+              <w:start w:w="100" w:type="dxa"/>
+              <w:bottom w:w="90" w:type="dxa"/>
+              <w:end w:w="100" w:type="dxa"/>
+            </w:tcMar>
+          </w:tcPr>
+          <w:p>
+            <w:pPr>
+              <w:spacing w:before="0" w:after="0" w:line="240" w:lineRule="auto"/>
+              <w:jc w:val="center"/>
+            </w:pPr>
+            <w:r/>
+            <w:r>
+              <w:rPr>
+                <w:rFonts w:ascii="Calibri" w:hAnsi="Calibri"/>
+                <w:b w:val="0"/>
+                <w:sz w:val="16"/>
+              </w:rPr>
+              <w:t>pedido</w:t>
+            </w:r>
+          </w:p>
+        </w:tc>
+        <w:tc>
+          <w:tcPr>
+            <w:tcW w:type="dxa" w:w="1361"/>
+            <w:vAlign w:val="center"/>
+            <w:tcMar>
+              <w:top w:w="90" w:type="dxa"/>
+              <w:start w:w="100" w:type="dxa"/>
+              <w:bottom w:w="90" w:type="dxa"/>
+              <w:end w:w="100" w:type="dxa"/>
+            </w:tcMar>
+          </w:tcPr>
+          <w:p>
+            <w:pPr>
+              <w:spacing w:before="0" w:after="0" w:line="240" w:lineRule="auto"/>
+              <w:jc w:val="center"/>
+            </w:pPr>
+            <w:r/>
+            <w:r>
+              <w:rPr>
+                <w:rFonts w:ascii="Calibri" w:hAnsi="Calibri"/>
+                <w:b w:val="0"/>
+                <w:sz w:val="16"/>
+              </w:rPr>
+              <w:t>auditoria</w:t>
+            </w:r>
+          </w:p>
+        </w:tc>
+        <w:tc>
+          <w:tcPr>
+            <w:tcW w:type="dxa" w:w="4252"/>
+            <w:vAlign w:val="center"/>
+            <w:tcMar>
+              <w:top w:w="90" w:type="dxa"/>
+              <w:start w:w="100" w:type="dxa"/>
+              <w:bottom w:w="90" w:type="dxa"/>
+              <w:end w:w="100" w:type="dxa"/>
+            </w:tcMar>
+          </w:tcPr>
+          <w:p>
+            <w:pPr>
+              <w:spacing w:before="0" w:after="0" w:line="240" w:lineRule="auto"/>
+              <w:jc w:val="left"/>
+            </w:pPr>
+            <w:r/>
+            <w:r>
+              <w:rPr>
+                <w:rFonts w:ascii="Calibri" w:hAnsi="Calibri"/>
+                <w:b w:val="0"/>
+                <w:sz w:val="16"/>
+              </w:rPr>
+              <w:t>pedidoId, statusAtual, motivo, criadoEm e auditadoEm</w:t>
+            </w:r>
+          </w:p>
+        </w:tc>
+      </w:tr>
+    </w:tbl>
+    <w:p>
+      <w:pPr>
+        <w:spacing w:after="0"/>
+      </w:pPr>
+    </w:p>
+    <w:p>
+      <w:pPr>
+        <w:pStyle w:val="CodeBlock"/>
+        <w:keepLines/>
+      </w:pPr>
+      <w:r>
+        <w:t>asyncapi: 3.0.0</w:t>
+        <w:br/>
+        <w:t>info:</w:t>
+        <w:br/>
+        <w:t xml:space="preserve">  title: Eventos Cloud Commerce</w:t>
+        <w:br/>
+        <w:t xml:space="preserve">  version: 1.0.0</w:t>
+        <w:br/>
+        <w:t>channels:</w:t>
+        <w:br/>
+        <w:t xml:space="preserve">  pedidoSolicitado:</w:t>
+        <w:br/>
+        <w:t xml:space="preserve">    address: pedido.solicitado</w:t>
+        <w:br/>
+        <w:t xml:space="preserve">  estoqueResposta:</w:t>
+        <w:br/>
+        <w:t xml:space="preserve">    address: estoque.resposta</w:t>
+        <w:br/>
+        <w:t xml:space="preserve">  pedidoSemRespostaEstoque:</w:t>
+        <w:br/>
+        <w:t xml:space="preserve">    address: pedido.sem-resposta-estoque</w:t>
+      </w:r>
+    </w:p>
+    <w:p>
+      <w:pPr>
+        <w:keepLines/>
+      </w:pPr>
+      <w:r>
+        <w:t>Assim como no OpenAPI, este é um recorte inicial. A entrega final deve incluir asyncapi.yaml com os schemas completos das três mensagens e a relação entre cada operação, canal e serviço.</w:t>
+      </w:r>
+    </w:p>
+    <w:p>
+      <w:pPr>
+        <w:pStyle w:val="Ttulo2"/>
+        <w:keepNext/>
+      </w:pPr>
+      <w:r>
+        <w:t>11.4 Idempotência e resposta perdida</w:t>
+      </w:r>
+    </w:p>
+    <w:p>
+      <w:pPr>
+        <w:keepLines/>
+      </w:pPr>
+      <w:r>
+        <w:t>O pedidoId já funciona como identificador de correlação entre a solicitação e a resposta do estoque. Entretanto, correlação não é o mesmo que idempotência. O estado atual e as melhorias necessárias estão registrados abaixo.</w:t>
+      </w:r>
+    </w:p>
+    <w:tbl>
+      <w:tblPr>
+        <w:tblStyle w:val="Tabelacomgrade"/>
+        <w:tblW w:type="auto" w:w="0"/>
+        <w:jc w:val="center"/>
+        <w:tblLayout w:type="fixed"/>
+        <w:tblLook w:firstColumn="1" w:firstRow="1" w:lastColumn="0" w:lastRow="0" w:noHBand="0" w:noVBand="1" w:val="04A0"/>
+        <w:tblBorders>
+          <w:top w:val="single" w:sz="6" w:space="0" w:color="D9D9D9"/>
+          <w:left w:val="single" w:sz="6" w:space="0" w:color="D9D9D9"/>
+          <w:bottom w:val="single" w:sz="6" w:space="0" w:color="D9D9D9"/>
+          <w:right w:val="single" w:sz="6" w:space="0" w:color="D9D9D9"/>
+          <w:insideH w:val="single" w:sz="6" w:space="0" w:color="D9D9D9"/>
+          <w:insideV w:val="single" w:sz="6" w:space="0" w:color="D9D9D9"/>
+        </w:tblBorders>
+      </w:tblPr>
+      <w:tblGrid>
+        <w:gridCol w:w="3120"/>
+        <w:gridCol w:w="3120"/>
+        <w:gridCol w:w="3120"/>
+      </w:tblGrid>
+      <w:tr>
+        <w:trPr>
+          <w:tblHeader w:val="true"/>
+          <w:cantSplit/>
+        </w:trPr>
+        <w:tc>
+          <w:tcPr>
+            <w:tcW w:type="dxa" w:w="2268"/>
+            <w:shd w:fill="1F4E79"/>
+            <w:vAlign w:val="center"/>
+            <w:tcMar>
+              <w:top w:w="90" w:type="dxa"/>
+              <w:start w:w="100" w:type="dxa"/>
+              <w:bottom w:w="90" w:type="dxa"/>
+              <w:end w:w="100" w:type="dxa"/>
+            </w:tcMar>
+          </w:tcPr>
+          <w:p>
+            <w:pPr>
+              <w:spacing w:before="0" w:after="0" w:line="240" w:lineRule="auto"/>
+              <w:jc w:val="center"/>
+            </w:pPr>
+            <w:r/>
+            <w:r>
+              <w:rPr>
+                <w:rFonts w:ascii="Calibri" w:hAnsi="Calibri"/>
+                <w:b/>
+                <w:color w:val="FFFFFF"/>
+                <w:sz w:val="17"/>
+              </w:rPr>
+              <w:t>Aspecto</w:t>
+            </w:r>
+          </w:p>
+        </w:tc>
+        <w:tc>
+          <w:tcPr>
+            <w:tcW w:type="dxa" w:w="1474"/>
+            <w:shd w:fill="1F4E79"/>
+            <w:vAlign w:val="center"/>
+            <w:tcMar>
+              <w:top w:w="90" w:type="dxa"/>
+              <w:start w:w="100" w:type="dxa"/>
+              <w:bottom w:w="90" w:type="dxa"/>
+              <w:end w:w="100" w:type="dxa"/>
+            </w:tcMar>
+          </w:tcPr>
+          <w:p>
+            <w:pPr>
+              <w:spacing w:before="0" w:after="0" w:line="240" w:lineRule="auto"/>
+              <w:jc w:val="center"/>
+            </w:pPr>
+            <w:r/>
+            <w:r>
+              <w:rPr>
+                <w:rFonts w:ascii="Calibri" w:hAnsi="Calibri"/>
+                <w:b/>
+                <w:color w:val="FFFFFF"/>
+                <w:sz w:val="17"/>
+              </w:rPr>
+              <w:t>Estado</w:t>
+            </w:r>
+          </w:p>
+        </w:tc>
+        <w:tc>
+          <w:tcPr>
+            <w:tcW w:type="dxa" w:w="5613"/>
+            <w:shd w:fill="1F4E79"/>
+            <w:vAlign w:val="center"/>
+            <w:tcMar>
+              <w:top w:w="90" w:type="dxa"/>
+              <w:start w:w="100" w:type="dxa"/>
+              <w:bottom w:w="90" w:type="dxa"/>
+              <w:end w:w="100" w:type="dxa"/>
+            </w:tcMar>
+          </w:tcPr>
+          <w:p>
+            <w:pPr>
+              <w:spacing w:before="0" w:after="0" w:line="240" w:lineRule="auto"/>
+              <w:jc w:val="center"/>
+            </w:pPr>
+            <w:r/>
+            <w:r>
+              <w:rPr>
+                <w:rFonts w:ascii="Calibri" w:hAnsi="Calibri"/>
+                <w:b/>
+                <w:color w:val="FFFFFF"/>
+                <w:sz w:val="17"/>
+              </w:rPr>
+              <w:t>Análise e evolução</w:t>
+            </w:r>
+          </w:p>
+        </w:tc>
+      </w:tr>
+      <w:tr>
+        <w:trPr>
+          <w:cantSplit/>
+        </w:trPr>
+        <w:tc>
+          <w:tcPr>
+            <w:tcW w:type="dxa" w:w="2268"/>
+            <w:vAlign w:val="center"/>
+            <w:tcMar>
+              <w:top w:w="90" w:type="dxa"/>
+              <w:start w:w="100" w:type="dxa"/>
+              <w:bottom w:w="90" w:type="dxa"/>
+              <w:end w:w="100" w:type="dxa"/>
+            </w:tcMar>
+          </w:tcPr>
+          <w:p>
+            <w:pPr>
+              <w:spacing w:before="0" w:after="0" w:line="240" w:lineRule="auto"/>
+              <w:jc w:val="left"/>
+            </w:pPr>
+            <w:r/>
+            <w:r>
+              <w:rPr>
+                <w:rFonts w:ascii="Calibri" w:hAnsi="Calibri"/>
+                <w:b w:val="0"/>
+                <w:sz w:val="16"/>
+              </w:rPr>
+              <w:t>Correlação das mensagens</w:t>
+            </w:r>
+          </w:p>
+        </w:tc>
+        <w:tc>
+          <w:tcPr>
+            <w:tcW w:type="dxa" w:w="1474"/>
+            <w:vAlign w:val="center"/>
+            <w:tcMar>
+              <w:top w:w="90" w:type="dxa"/>
+              <w:start w:w="100" w:type="dxa"/>
+              <w:bottom w:w="90" w:type="dxa"/>
+              <w:end w:w="100" w:type="dxa"/>
+            </w:tcMar>
+          </w:tcPr>
+          <w:p>
+            <w:pPr>
+              <w:spacing w:before="0" w:after="0" w:line="240" w:lineRule="auto"/>
+              <w:jc w:val="center"/>
+            </w:pPr>
+            <w:r/>
+            <w:r>
+              <w:rPr>
+                <w:rFonts w:ascii="Calibri" w:hAnsi="Calibri"/>
+                <w:b w:val="0"/>
+                <w:sz w:val="16"/>
+              </w:rPr>
+              <w:t>Implementada</w:t>
+            </w:r>
+          </w:p>
+        </w:tc>
+        <w:tc>
+          <w:tcPr>
+            <w:tcW w:type="dxa" w:w="5613"/>
+            <w:vAlign w:val="center"/>
+            <w:tcMar>
+              <w:top w:w="90" w:type="dxa"/>
+              <w:start w:w="100" w:type="dxa"/>
+              <w:bottom w:w="90" w:type="dxa"/>
+              <w:end w:w="100" w:type="dxa"/>
+            </w:tcMar>
+          </w:tcPr>
+          <w:p>
+            <w:pPr>
+              <w:spacing w:before="0" w:after="0" w:line="240" w:lineRule="auto"/>
+              <w:jc w:val="left"/>
+            </w:pPr>
+            <w:r/>
+            <w:r>
+              <w:rPr>
+                <w:rFonts w:ascii="Calibri" w:hAnsi="Calibri"/>
+                <w:b w:val="0"/>
+                <w:sz w:val="16"/>
+              </w:rPr>
+              <w:t>pedidoId associa estoque.resposta ao pedido salvo.</w:t>
+            </w:r>
+          </w:p>
+        </w:tc>
+      </w:tr>
+      <w:tr>
+        <w:trPr>
+          <w:cantSplit/>
+        </w:trPr>
+        <w:tc>
+          <w:tcPr>
+            <w:tcW w:type="dxa" w:w="2268"/>
+            <w:shd w:fill="F4F7FB"/>
+            <w:vAlign w:val="center"/>
+            <w:tcMar>
+              <w:top w:w="90" w:type="dxa"/>
+              <w:start w:w="100" w:type="dxa"/>
+              <w:bottom w:w="90" w:type="dxa"/>
+              <w:end w:w="100" w:type="dxa"/>
+            </w:tcMar>
+          </w:tcPr>
+          <w:p>
+            <w:pPr>
+              <w:spacing w:before="0" w:after="0" w:line="240" w:lineRule="auto"/>
+              <w:jc w:val="left"/>
+            </w:pPr>
+            <w:r/>
+            <w:r>
+              <w:rPr>
+                <w:rFonts w:ascii="Calibri" w:hAnsi="Calibri"/>
+                <w:b w:val="0"/>
+                <w:sz w:val="16"/>
+              </w:rPr>
+              <w:t>Detecção de resposta perdida</w:t>
+            </w:r>
+          </w:p>
+        </w:tc>
+        <w:tc>
+          <w:tcPr>
+            <w:tcW w:type="dxa" w:w="1474"/>
+            <w:shd w:fill="F4F7FB"/>
+            <w:vAlign w:val="center"/>
+            <w:tcMar>
+              <w:top w:w="90" w:type="dxa"/>
+              <w:start w:w="100" w:type="dxa"/>
+              <w:bottom w:w="90" w:type="dxa"/>
+              <w:end w:w="100" w:type="dxa"/>
+            </w:tcMar>
+          </w:tcPr>
+          <w:p>
+            <w:pPr>
+              <w:spacing w:before="0" w:after="0" w:line="240" w:lineRule="auto"/>
+              <w:jc w:val="center"/>
+            </w:pPr>
+            <w:r/>
+            <w:r>
+              <w:rPr>
+                <w:rFonts w:ascii="Calibri" w:hAnsi="Calibri"/>
+                <w:b w:val="0"/>
+                <w:sz w:val="16"/>
+              </w:rPr>
+              <w:t>Parcial</w:t>
+            </w:r>
+          </w:p>
+        </w:tc>
+        <w:tc>
+          <w:tcPr>
+            <w:tcW w:type="dxa" w:w="5613"/>
+            <w:shd w:fill="F4F7FB"/>
+            <w:vAlign w:val="center"/>
+            <w:tcMar>
+              <w:top w:w="90" w:type="dxa"/>
+              <w:start w:w="100" w:type="dxa"/>
+              <w:bottom w:w="90" w:type="dxa"/>
+              <w:end w:w="100" w:type="dxa"/>
+            </w:tcMar>
+          </w:tcPr>
+          <w:p>
+            <w:pPr>
+              <w:spacing w:before="0" w:after="0" w:line="240" w:lineRule="auto"/>
+              <w:jc w:val="left"/>
+            </w:pPr>
+            <w:r/>
+            <w:r>
+              <w:rPr>
+                <w:rFonts w:ascii="Calibri" w:hAnsi="Calibri"/>
+                <w:b w:val="0"/>
+                <w:sz w:val="16"/>
+              </w:rPr>
+              <w:t>A auditoria detecta pedidos PROCESSANDO há mais de 30 segundos, publica evento e gera log, mas não recupera o fluxo.</w:t>
+            </w:r>
+          </w:p>
+        </w:tc>
+      </w:tr>
+      <w:tr>
+        <w:trPr>
+          <w:cantSplit/>
+        </w:trPr>
+        <w:tc>
+          <w:tcPr>
+            <w:tcW w:type="dxa" w:w="2268"/>
+            <w:vAlign w:val="center"/>
+            <w:tcMar>
+              <w:top w:w="90" w:type="dxa"/>
+              <w:start w:w="100" w:type="dxa"/>
+              <w:bottom w:w="90" w:type="dxa"/>
+              <w:end w:w="100" w:type="dxa"/>
+            </w:tcMar>
+          </w:tcPr>
+          <w:p>
+            <w:pPr>
+              <w:spacing w:before="0" w:after="0" w:line="240" w:lineRule="auto"/>
+              <w:jc w:val="left"/>
+            </w:pPr>
+            <w:r/>
+            <w:r>
+              <w:rPr>
+                <w:rFonts w:ascii="Calibri" w:hAnsi="Calibri"/>
+                <w:b w:val="0"/>
+                <w:sz w:val="16"/>
+              </w:rPr>
+              <w:t>POST /pedidos idempotente</w:t>
+            </w:r>
+          </w:p>
+        </w:tc>
+        <w:tc>
+          <w:tcPr>
+            <w:tcW w:type="dxa" w:w="1474"/>
+            <w:vAlign w:val="center"/>
+            <w:tcMar>
+              <w:top w:w="90" w:type="dxa"/>
+              <w:start w:w="100" w:type="dxa"/>
+              <w:bottom w:w="90" w:type="dxa"/>
+              <w:end w:w="100" w:type="dxa"/>
+            </w:tcMar>
+          </w:tcPr>
+          <w:p>
+            <w:pPr>
+              <w:spacing w:before="0" w:after="0" w:line="240" w:lineRule="auto"/>
+              <w:jc w:val="center"/>
+            </w:pPr>
+            <w:r/>
+            <w:r>
+              <w:rPr>
+                <w:rFonts w:ascii="Calibri" w:hAnsi="Calibri"/>
+                <w:b w:val="0"/>
+                <w:sz w:val="16"/>
+              </w:rPr>
+              <w:t>Não implementada</w:t>
+            </w:r>
+          </w:p>
+        </w:tc>
+        <w:tc>
+          <w:tcPr>
+            <w:tcW w:type="dxa" w:w="5613"/>
+            <w:vAlign w:val="center"/>
+            <w:tcMar>
+              <w:top w:w="90" w:type="dxa"/>
+              <w:start w:w="100" w:type="dxa"/>
+              <w:bottom w:w="90" w:type="dxa"/>
+              <w:end w:w="100" w:type="dxa"/>
+            </w:tcMar>
+          </w:tcPr>
+          <w:p>
+            <w:pPr>
+              <w:spacing w:before="0" w:after="0" w:line="240" w:lineRule="auto"/>
+              <w:jc w:val="left"/>
+            </w:pPr>
+            <w:r/>
+            <w:r>
+              <w:rPr>
+                <w:rFonts w:ascii="Calibri" w:hAnsi="Calibri"/>
+                <w:b w:val="0"/>
+                <w:sz w:val="16"/>
+              </w:rPr>
+              <w:t>Repetir a mesma requisição cria outro pedido. A evolução deve aceitar Idempotency-Key e armazenar a resposta associada.</w:t>
+            </w:r>
+          </w:p>
+        </w:tc>
+      </w:tr>
+      <w:tr>
+        <w:trPr>
+          <w:cantSplit/>
+        </w:trPr>
+        <w:tc>
+          <w:tcPr>
+            <w:tcW w:type="dxa" w:w="2268"/>
+            <w:shd w:fill="F4F7FB"/>
+            <w:vAlign w:val="center"/>
+            <w:tcMar>
+              <w:top w:w="90" w:type="dxa"/>
+              <w:start w:w="100" w:type="dxa"/>
+              <w:bottom w:w="90" w:type="dxa"/>
+              <w:end w:w="100" w:type="dxa"/>
+            </w:tcMar>
+          </w:tcPr>
+          <w:p>
+            <w:pPr>
+              <w:spacing w:before="0" w:after="0" w:line="240" w:lineRule="auto"/>
+              <w:jc w:val="left"/>
+            </w:pPr>
+            <w:r/>
+            <w:r>
+              <w:rPr>
+                <w:rFonts w:ascii="Calibri" w:hAnsi="Calibri"/>
+                <w:b w:val="0"/>
+                <w:sz w:val="16"/>
+              </w:rPr>
+              <w:t>Consumo idempotente</w:t>
+            </w:r>
+          </w:p>
+        </w:tc>
+        <w:tc>
+          <w:tcPr>
+            <w:tcW w:type="dxa" w:w="1474"/>
+            <w:shd w:fill="F4F7FB"/>
+            <w:vAlign w:val="center"/>
+            <w:tcMar>
+              <w:top w:w="90" w:type="dxa"/>
+              <w:start w:w="100" w:type="dxa"/>
+              <w:bottom w:w="90" w:type="dxa"/>
+              <w:end w:w="100" w:type="dxa"/>
+            </w:tcMar>
+          </w:tcPr>
+          <w:p>
+            <w:pPr>
+              <w:spacing w:before="0" w:after="0" w:line="240" w:lineRule="auto"/>
+              <w:jc w:val="center"/>
+            </w:pPr>
+            <w:r/>
+            <w:r>
+              <w:rPr>
+                <w:rFonts w:ascii="Calibri" w:hAnsi="Calibri"/>
+                <w:b w:val="0"/>
+                <w:sz w:val="16"/>
+              </w:rPr>
+              <w:t>Não implementado</w:t>
+            </w:r>
+          </w:p>
+        </w:tc>
+        <w:tc>
+          <w:tcPr>
+            <w:tcW w:type="dxa" w:w="5613"/>
+            <w:shd w:fill="F4F7FB"/>
+            <w:vAlign w:val="center"/>
+            <w:tcMar>
+              <w:top w:w="90" w:type="dxa"/>
+              <w:start w:w="100" w:type="dxa"/>
+              <w:bottom w:w="90" w:type="dxa"/>
+              <w:end w:w="100" w:type="dxa"/>
+            </w:tcMar>
+          </w:tcPr>
+          <w:p>
+            <w:pPr>
+              <w:spacing w:before="0" w:after="0" w:line="240" w:lineRule="auto"/>
+              <w:jc w:val="left"/>
+            </w:pPr>
+            <w:r/>
+            <w:r>
+              <w:rPr>
+                <w:rFonts w:ascii="Calibri" w:hAnsi="Calibri"/>
+                <w:b w:val="0"/>
+                <w:sz w:val="16"/>
+              </w:rPr>
+              <w:t>Uma mensagem duplicada pode ser processada novamente. A evolução deve registrar eventId ou mensagemId já consumidos.</w:t>
+            </w:r>
+          </w:p>
+        </w:tc>
+      </w:tr>
+      <w:tr>
+        <w:trPr>
+          <w:cantSplit/>
+        </w:trPr>
+        <w:tc>
+          <w:tcPr>
+            <w:tcW w:type="dxa" w:w="2268"/>
+            <w:vAlign w:val="center"/>
+            <w:tcMar>
+              <w:top w:w="90" w:type="dxa"/>
+              <w:start w:w="100" w:type="dxa"/>
+              <w:bottom w:w="90" w:type="dxa"/>
+              <w:end w:w="100" w:type="dxa"/>
+            </w:tcMar>
+          </w:tcPr>
+          <w:p>
+            <w:pPr>
+              <w:spacing w:before="0" w:after="0" w:line="240" w:lineRule="auto"/>
+              <w:jc w:val="left"/>
+            </w:pPr>
+            <w:r/>
+            <w:r>
+              <w:rPr>
+                <w:rFonts w:ascii="Calibri" w:hAnsi="Calibri"/>
+                <w:b w:val="0"/>
+                <w:sz w:val="16"/>
+              </w:rPr>
+              <w:t>Recuperação automática</w:t>
+            </w:r>
+          </w:p>
+        </w:tc>
+        <w:tc>
+          <w:tcPr>
+            <w:tcW w:type="dxa" w:w="1474"/>
+            <w:vAlign w:val="center"/>
+            <w:tcMar>
+              <w:top w:w="90" w:type="dxa"/>
+              <w:start w:w="100" w:type="dxa"/>
+              <w:bottom w:w="90" w:type="dxa"/>
+              <w:end w:w="100" w:type="dxa"/>
+            </w:tcMar>
+          </w:tcPr>
+          <w:p>
+            <w:pPr>
+              <w:spacing w:before="0" w:after="0" w:line="240" w:lineRule="auto"/>
+              <w:jc w:val="center"/>
+            </w:pPr>
+            <w:r/>
+            <w:r>
+              <w:rPr>
+                <w:rFonts w:ascii="Calibri" w:hAnsi="Calibri"/>
+                <w:b w:val="0"/>
+                <w:sz w:val="16"/>
+              </w:rPr>
+              <w:t>Pendente</w:t>
+            </w:r>
+          </w:p>
+        </w:tc>
+        <w:tc>
+          <w:tcPr>
+            <w:tcW w:type="dxa" w:w="5613"/>
+            <w:vAlign w:val="center"/>
+            <w:tcMar>
+              <w:top w:w="90" w:type="dxa"/>
+              <w:start w:w="100" w:type="dxa"/>
+              <w:bottom w:w="90" w:type="dxa"/>
+              <w:end w:w="100" w:type="dxa"/>
+            </w:tcMar>
+          </w:tcPr>
+          <w:p>
+            <w:pPr>
+              <w:spacing w:before="0" w:after="0" w:line="240" w:lineRule="auto"/>
+              <w:jc w:val="left"/>
+            </w:pPr>
+            <w:r/>
+            <w:r>
+              <w:rPr>
+                <w:rFonts w:ascii="Calibri" w:hAnsi="Calibri"/>
+                <w:b w:val="0"/>
+                <w:sz w:val="16"/>
+              </w:rPr>
+              <w:t>Definir reconciliação ou republicação com limite de tentativas e encaminhamento para fila de mensagens não processadas.</w:t>
+            </w:r>
+          </w:p>
+        </w:tc>
+      </w:tr>
+    </w:tbl>
+    <w:p>
+      <w:pPr>
+        <w:spacing w:after="0"/>
+      </w:pPr>
+    </w:p>
+    <w:p>
+      <w:pPr>
+        <w:keepLines/>
+      </w:pPr>
+      <w:r>
+        <w:t>Com esta matriz, os contratos e as limitações ficam rastreáveis. O próximo passo técnico é transformar os recortes em arquivos OpenAPI e AsyncAPI válidos e implementar a política de idempotência e recuperação que será testada no cenário de falha.</w:t>
       </w:r>
     </w:p>
     <w:sectPr>
@@ -17889,7 +25210,7 @@
 </file>
 
 <file path=customXml/itemProps1.xml><?xml version="1.0" encoding="utf-8"?>
-<ds:datastoreItem xmlns:ds="http://schemas.openxmlformats.org/officeDocument/2006/customXml" ds:itemID="{1D746616-BBD9-4A94-B729-22B0A041E118}">
+<ds:datastoreItem xmlns:ds="http://schemas.openxmlformats.org/officeDocument/2006/customXml" ds:itemID="{E68D6E22-4EA2-470A-B9FF-B713E705956E}">
   <ds:schemaRefs>
     <ds:schemaRef ds:uri="http://schemas.openxmlformats.org/officeDocument/2006/bibliography"/>
   </ds:schemaRefs>
